--- a/klagomål/A 22547-2026 FSC-klagomål.docx
+++ b/klagomål/A 22547-2026 FSC-klagomål.docx
@@ -163,7 +163,7 @@
         <w:pStyle w:val="Title"/>
       </w:pPr>
       <w:r>
-        <w:t>Inledande FSC- /PEFC-klagomål – information om höga naturvärden i avverkningsanmälan A 22547-2026 i Uppsala kommun</w:t>
+        <w:t>Inledande FSC- /PEFC-klagomål – information om höga naturvärden och fridlysta arter i avverkningsanmälan A 22547-2026 i Uppsala kommun</w:t>
       </w:r>
     </w:p>
     <w:p>
@@ -173,7 +173,7 @@
     </w:p>
     <w:p>
       <w:r>
-        <w:t>Nedan presenteras fynd av naturvårdsarter som gjorts i det avverkningsanmälda området, samt relevanta utdrag ur standarderna för FSC, Chain of Custody, Controlled Wood och PEFC.</w:t>
+        <w:t>Nedan presenteras fynd av naturvårdsarter och fridlysta arter som gjorts i det avverkningsanmälda området, samt relevanta utdrag ur standarderna för FSC, Chain of Custody, Controlled Wood och PEFC. I BILAGA 1 finns artfakta om fridlysta arter.</w:t>
       </w:r>
     </w:p>
     <w:p>
@@ -191,7 +191,7 @@
     </w:p>
     <w:p>
       <w:r>
-        <w:t>I avverkningsanmälan har följande 3 naturvårdsarter hittats: större flatbagge (NT), tallticka (NT) och granbarkgnagare (S). Av dessa är 2 rödlistade. För rödlistade arter har rödlistekategorin angivits inom parentes. Arter som är signalarter enligt Skogsstyrelsen har markerats med (S).</w:t>
+        <w:t>I avverkningsanmälan har följande 15 naturvårdsarter hittats: rynkskinn (VU), brunpudrad nållav (NT), grönhjon (NT), spillkråka (NT, §4), större flatbagge (NT), tallticka (NT), talltita (NT, §4), ullticka (NT), vedtrappmossa (NT), björksplintborre (S), bronshjon (S), granbarkgnagare (S), gulnål (S), jättesvampmal (S) och vågbandad barkbock (S). Av dessa är 9 rödlistade. För rödlistade arter har rödlistekategorin angivits inom parentes. Arter som är signalarter enligt Skogsstyrelsen har markerats med (S). För fridlysta arter anges även paragrafen i Artskyddsförordningen som arten är fridlyst enligt.</w:t>
       </w:r>
     </w:p>
     <w:p>
@@ -206,7 +206,7 @@
       <w:r>
         <w:drawing>
           <wp:inline xmlns:a="http://schemas.openxmlformats.org/drawingml/2006/main" xmlns:pic="http://schemas.openxmlformats.org/drawingml/2006/picture">
-            <wp:extent cx="5486400" cy="5752364"/>
+            <wp:extent cx="5486400" cy="5623428"/>
             <wp:docPr id="1" name="Picture 1"/>
             <wp:cNvGraphicFramePr>
               <a:graphicFrameLocks noChangeAspect="1"/>
@@ -227,7 +227,7 @@
                   <pic:spPr>
                     <a:xfrm>
                       <a:off x="0" y="0"/>
-                      <a:ext cx="5486400" cy="5752364"/>
+                      <a:ext cx="5486400" cy="5623428"/>
                     </a:xfrm>
                     <a:prstGeom prst="rect"/>
                   </pic:spPr>
@@ -251,6 +251,57 @@
         <w:rPr>
           <w:b/>
         </w:rPr>
+        <w:t xml:space="preserve">Björksplintborre </w:t>
+      </w:r>
+      <w:r>
+        <w:t>är en skalbagge vars larvutveckling sker i bark på nyligen döda björkar, både stående träd och vindfällen. En prydlig rad med runda ventilationshål i barken ovanför modergången är synnerligen karaktäristiskt. Arten är knuten till lövrika blandskogar med en hög andel gamla träd, och starkt gynnad av naturliga störningar som torka, översvämningar, brand och stormfällningar. Talrika gnagspår kan tyda på biotoper med höga naturvärden, exempelvis för ovanliga hackspettar och andra, mer sällsynta vedinsekter. Larverna är omtyckt hackspettsföda (SLU Artdatabanken, 2025).</w:t>
+      </w:r>
+    </w:p>
+    <w:p>
+      <w:r>
+        <w:rPr>
+          <w:b/>
+        </w:rPr>
+        <w:t>Bronshjon</w:t>
+      </w:r>
+      <w:r>
+        <w:t xml:space="preserve"> är en skalbagge vars larvutveckling sker under grov bark på stammar av döda eller döende barrträd, främst gran, i mindre omfattning tall. Arten är knuten till äldre, naturskogslik granskog med inslag av torkande träd. Bronshjon är typisk art för </w:t>
+      </w:r>
+      <w:r>
+        <w:rPr>
+          <w:i/>
+        </w:rPr>
+        <w:t>9010 Taiga</w:t>
+      </w:r>
+      <w:r>
+        <w:t xml:space="preserve"> (SLU Artdatabanken, 2025).</w:t>
+      </w:r>
+    </w:p>
+    <w:p>
+      <w:r>
+        <w:rPr>
+          <w:b/>
+        </w:rPr>
+        <w:t>Brunpudrad nållav (NT)</w:t>
+      </w:r>
+      <w:r>
+        <w:t xml:space="preserve"> är beroende av hög, jämn luftfuktighet och kan påträffas i fuktiga skogar av naturskogskaraktär, ofta i sumpgranskog eller andra sumpskogar. Arten är placerad högst upp i Skogsstyrelsens värdepyramid för bedömning av skog med höga naturvärden och förekomster bör undantas från skogsbruksåtgärder. Brunpudrad nållav är typisk art för </w:t>
+      </w:r>
+      <w:r>
+        <w:rPr>
+          <w:i/>
+        </w:rPr>
+        <w:t>9010 Taiga</w:t>
+      </w:r>
+      <w:r>
+        <w:t xml:space="preserve"> (SLU Artdatabanken, 2024; Nitare &amp; Skogsstyrelsen, 2019).</w:t>
+      </w:r>
+    </w:p>
+    <w:p>
+      <w:r>
+        <w:rPr>
+          <w:b/>
+        </w:rPr>
         <w:t xml:space="preserve">Granbarkgnagare </w:t>
       </w:r>
       <w:r>
@@ -264,6 +315,86 @@
       </w:r>
       <w:r>
         <w:t>(Ehnström, 2002; SLU Artdatabanken, 2025).</w:t>
+      </w:r>
+    </w:p>
+    <w:p>
+      <w:r>
+        <w:rPr>
+          <w:b/>
+        </w:rPr>
+        <w:t>Grönhjon (NT)</w:t>
+      </w:r>
+      <w:r>
+        <w:t xml:space="preserve"> är en skalbagge vars larvutveckling framför allt sker i grovbarkiga grenar (minst 3–5 cm tjocka) på gamla granar, men även i klena stamdelar av barrträd, främst gran, i mindre omfattning tall. Arten är knuten till gamla och gärna glesa granskogar där det finns långsamväxande träd med välutvecklat grenverk. Larverna lever i den skrovliga barken och gör en flera cm bred platt gång som mest liknar en rund håla och är tydligt nedsänkt i vedytan. I kanten av eller mitt på gången finner man en 5 mm bred, oval gång in i grenens ved där arten gör sin puppkammare. Insekten kläcks sedan ut genom samma gång. Främsta hotet är att gamla granar med grova grenar försvinner genom skogsbruk. Äldre granbestånd bör sparas så långt det är möjligt, och inte gallras eller slutavverkas (SLU Artdatabanken, 2024).</w:t>
+      </w:r>
+    </w:p>
+    <w:p>
+      <w:r>
+        <w:rPr>
+          <w:b/>
+        </w:rPr>
+        <w:t>Gulnål</w:t>
+      </w:r>
+      <w:r>
+        <w:t xml:space="preserve"> växer mest på murknande lövträdsved och barrträdsved och förekommer i skuggiga miljöer med hög luftfuktighet. I södra Sverige är den en relativt bra signal på biotoper med höga naturvärden och följs ofta av sällsynta arter. Gulnål är typisk art för </w:t>
+      </w:r>
+      <w:r>
+        <w:rPr>
+          <w:i/>
+        </w:rPr>
+        <w:t>9110 Näringsfattig bokskog</w:t>
+      </w:r>
+      <w:r>
+        <w:t xml:space="preserve"> och</w:t>
+      </w:r>
+      <w:r>
+        <w:rPr>
+          <w:i/>
+        </w:rPr>
+        <w:t xml:space="preserve"> 9130 Näringsrik bokskog </w:t>
+      </w:r>
+      <w:r>
+        <w:t>(Nitare &amp; Skogsstyrelsen, 2019; SLU Artdatabanken, 2025).</w:t>
+      </w:r>
+    </w:p>
+    <w:p>
+      <w:r>
+        <w:rPr>
+          <w:b/>
+        </w:rPr>
+        <w:t>Jättesvampmal</w:t>
+      </w:r>
+      <w:r>
+        <w:t xml:space="preserve"> är en fjäril som flyger i juli i mer eller mindre orörd gammal löv- eller blandskog, särskilt sådan med björk och bok. Larven lever i fnöskticka m.fl. tickor och kläckhålen och resterna av larvgångar i äldre fruktkroppar är lätta att känna igen och inventera. Arten hotas av avverkning av gamla, svampangripna lövträd samt bortforsling av döda lövträd, vindfällen och lågor. Gamla lövträd och naturbestånd med lövskog - särskilt björk och bok - bör sparas så långt möjligt och död ved lämnas kvar i skogen (SLU Artdatabanken, 2025).</w:t>
+      </w:r>
+    </w:p>
+    <w:p>
+      <w:r>
+        <w:rPr>
+          <w:b/>
+        </w:rPr>
+        <w:t>Rynkskinn (NT)</w:t>
+      </w:r>
+      <w:r>
+        <w:t xml:space="preserve"> är en vednedbrytare som växer på grova granlågor och ingår i en karaktäristisk association av vedsvampar knutna till urskogsartade barrskogar. Den har klassificerats som en “urskogsindikator” och är placerad i toppen av Skogsstyrelsens värdepyramid för bedömning av skog med höga naturvärden. Allt tyder på att rynkskinn är mycket känslig för skogliga ingrepp och lokalerna, som oftast har höga biologiska kvaliteter, bör lämnas till fri utveckling. Rynkskinn är typisk art för </w:t>
+      </w:r>
+      <w:r>
+        <w:rPr>
+          <w:i/>
+        </w:rPr>
+        <w:t xml:space="preserve">9010 Taiga, 9050 Näringsrik granskog </w:t>
+      </w:r>
+      <w:r>
+        <w:t>och</w:t>
+      </w:r>
+      <w:r>
+        <w:rPr>
+          <w:i/>
+        </w:rPr>
+        <w:t xml:space="preserve"> 9030 Landhöjningsskog</w:t>
+      </w:r>
+      <w:r>
+        <w:t xml:space="preserve"> (Nitare &amp; Skogsstyrelsen, 2019; SLU Artdatabanken, 2026).</w:t>
       </w:r>
     </w:p>
     <w:p>
@@ -320,6 +451,165 @@
       </w:r>
     </w:p>
     <w:p>
+      <w:r>
+        <w:rPr>
+          <w:b/>
+        </w:rPr>
+        <w:t>Ullticka (NT)</w:t>
+      </w:r>
+      <w:r>
+        <w:t xml:space="preserve"> är knuten till restbestånd av barrnaturskog och förekommer med ett tydligt optimum i orörda eller måttligt påverkade gamla granskogar där det föreligger viss kontinuitet av grov död ved. Ullticka är en bra signalart inom hela sitt utbredningsområde och i södra Sverige är den sällsynt och en god signalart för skyddsvärda granskogsmiljöer. Den hotas av avverkning och fragmentering av naturskog och äldre granskog med lång trädkontinuitet. På ullticka kan ibland ulltickeporing (VU) påträffas - det är en sällsynt ticka som nyligen delats upp i de tre olika arterna ulltickeporing </w:t>
+      </w:r>
+      <w:r>
+        <w:rPr>
+          <w:i/>
+        </w:rPr>
+        <w:t xml:space="preserve">Skeletocutis brevispora </w:t>
+      </w:r>
+      <w:r>
+        <w:t>(VU)</w:t>
+      </w:r>
+      <w:r>
+        <w:rPr>
+          <w:i/>
+        </w:rPr>
+        <w:t>, Skeletocutis delicata</w:t>
+      </w:r>
+      <w:r>
+        <w:t xml:space="preserve"> (VU)</w:t>
+      </w:r>
+      <w:r>
+        <w:rPr>
+          <w:i/>
+        </w:rPr>
+        <w:t xml:space="preserve"> och Skeletocutis exilis</w:t>
+      </w:r>
+      <w:r>
+        <w:t xml:space="preserve"> (NT). Ullticka är typisk art för </w:t>
+      </w:r>
+      <w:r>
+        <w:rPr>
+          <w:i/>
+        </w:rPr>
+        <w:t xml:space="preserve">9010 Taiga, 9050 Näringsrik granskog </w:t>
+      </w:r>
+      <w:r>
+        <w:t xml:space="preserve">och </w:t>
+      </w:r>
+      <w:r>
+        <w:rPr>
+          <w:i/>
+        </w:rPr>
+        <w:t>9030 Landhöjningsskog</w:t>
+      </w:r>
+      <w:r>
+        <w:t xml:space="preserve"> (SLU Artdatabanken, 2026; Nitare &amp; Skogsstyrelsen, 2019; Miettinen &amp; Niemelä, 2018).</w:t>
+      </w:r>
+    </w:p>
+    <w:p>
+      <w:r>
+        <w:rPr>
+          <w:b/>
+        </w:rPr>
+        <w:t xml:space="preserve">Vedtrappmossa (NT) </w:t>
+      </w:r>
+      <w:r>
+        <w:t xml:space="preserve">växer på död ved, främst i gammal granskog. Den förekommer knappast alls i fjällnära barrskogar utan finns i skogslandskapet nedom fjällen och framför allt i landets södra delar är den en mycket bra signalart för barrnaturskog med höga naturvärden. Skogsavverkning och brist på grov död ved i skogen är de allvarligaste hoten och den överlever inte kalhyggesbruk. Lokaler med sluten granskog, tillräckligt stora för att säkerställa ett kontinuerligt tillskott på grova lågor, bör undantas från storskaligt skogsbruk. Vedtrappmossa är typisk art för </w:t>
+      </w:r>
+      <w:r>
+        <w:rPr>
+          <w:i/>
+        </w:rPr>
+        <w:t>9010 Taiga</w:t>
+      </w:r>
+      <w:r>
+        <w:t xml:space="preserve"> (SLU Artdatabanken, 2024).</w:t>
+      </w:r>
+    </w:p>
+    <w:p>
+      <w:r>
+        <w:rPr>
+          <w:b/>
+        </w:rPr>
+        <w:t xml:space="preserve">Vågbandad barkbock </w:t>
+      </w:r>
+      <w:r>
+        <w:t>är en långhorning vars larvutveckling sker under bark på nyligen döda stående barrträd, främst gran, mer undantagsvis på tall. Främst i stående träd, särskilt gamla, långsamvuxna granar med grov bark, även i grövre grenar, stubbar eller vindfällen. Arten är starkt knuten till naturskogsliknande granskogar, och gynnas av extrema torrsomrar som försvagar träden. Arten påverkas negativt av brist på kontinuitetsskog och en minskning av populationen pågår eller förväntas ske (SLU Artdatabanken, 2025).</w:t>
+      </w:r>
+    </w:p>
+    <w:p>
+      <w:pPr>
+        <w:pStyle w:val="Heading1"/>
+      </w:pPr>
+      <w:r>
+        <w:t>Fridlysta arter</w:t>
+      </w:r>
+    </w:p>
+    <w:p>
+      <w:r>
+        <w:t>Följande fridlysta arter har sina livsmiljöer och växtplatser i den avverkningsanmälda skogen: spillkråka (NT, §4) och talltita (NT, §4).</w:t>
+      </w:r>
+    </w:p>
+    <w:p>
+      <w:r>
+        <w:t xml:space="preserve">Observera att medlemsländerna är skyldiga att agera i enlighet med EU:s fågeldirektiv där det uttryckligen står att direktivet gäller för fåglar samt för deras ägg, bon och </w:t>
+      </w:r>
+      <w:r>
+        <w:rPr>
+          <w:b/>
+        </w:rPr>
+        <w:t xml:space="preserve">livsmiljöer </w:t>
+      </w:r>
+      <w:r>
+        <w:t>(artikel 1). Vidare att de åtgärder som vidtas inte får leda till en försämring av den nuvarande situationen beträffande bevarandet av de fågelarter som avses i artikel 1 (artikel 13). Fågeldirektivet är styrande för tillsynsansvariga myndigheters ärendehantering, ställningstaganden och beslutsfattande.</w:t>
+      </w:r>
+    </w:p>
+    <w:p>
+      <w:r>
+        <w:rPr>
+          <w:b/>
+        </w:rPr>
+        <w:t>Spillkråka (§4)</w:t>
+      </w:r>
+      <w:r>
+        <w:t xml:space="preserve"> omfattas av bilaga 1 i EU:s fågeldirektiv och är typisk art för </w:t>
+      </w:r>
+      <w:r>
+        <w:rPr>
+          <w:i/>
+        </w:rPr>
+        <w:t xml:space="preserve">9010 Taiga </w:t>
+      </w:r>
+      <w:r>
+        <w:t>och</w:t>
+      </w:r>
+      <w:r>
+        <w:rPr>
+          <w:i/>
+        </w:rPr>
+        <w:t xml:space="preserve"> 9740 Skogsbevuxen myr</w:t>
+      </w:r>
+      <w:r>
+        <w:t>. Den behöver grova träd, främst tall, asp och bok som boträd. Skogsbruk med korta omloppstider och täta, homogena ungskogar utgör det största hotet. Spillkråka är en nyckelart i skogliga miljöer vars övergivna bohål utnyttjas av flera andra hålhäckande fågelarter och fladdermöss, däribland pärluggla (EN, §4), knipa (§4), salskrake (§4) och skogsduva (§4). Hökuggla (VU, §4) och slaguggla (§4) häckar ofta i högstubbar som brutits av i höjd med ett gammalt spillkråkebo (SLU Artdatabanken, 2026; Skogsstyrelsen, 2016).</w:t>
+      </w:r>
+    </w:p>
+    <w:p>
+      <w:r>
+        <w:rPr>
+          <w:b/>
+        </w:rPr>
+        <w:t>Talltita (NT, §4)</w:t>
+      </w:r>
+      <w:r>
+        <w:t>, rödlistad som nära hotad och prioriterad art i Skogsvårdslagen, har häckningsrevir i anmälan. Arten har minskat kraftigt de senaste 30 åren och minskningstakten innevarande 10-årsperiod beräknas till 20 (10–30) %. Talltitan är synnerligen trogen sitt cirka 15 hektar stora revir och är beroende av flerskiktade olikåldriga skogar för att kunna föda upp sina ungar. Talltitan försvinner om dess livsmiljö kalavverkas (Eggers &amp; Low, 2014; Ekman, 1979; Griesser et al, 2007; Klein, 2020; Siffczyk et al, 2003; SLU Artdatabanken, 2021).</w:t>
+      </w:r>
+    </w:p>
+    <w:p>
+      <w:r>
+        <w:t>I BILAGA 1 finns mer detaljerad information om ekologi samt krav på livsmiljö hos fridlysta arter.</w:t>
+      </w:r>
+    </w:p>
+    <w:p>
       <w:pPr>
         <w:pStyle w:val="Heading1"/>
       </w:pPr>
@@ -371,6 +661,22 @@
       <w:r>
         <w:t>I den avverkningsanmälda skogen har fridlysta arter sina livsmiljöer och växtplatser. Att skada de fridlysta arternas livsmiljöer, växtplatser eller ekologiska funktion är inte tillåtet enligt artskyddsförordningen.</w:t>
       </w:r>
+      <w:r>
+        <w:rPr>
+          <w:i/>
+        </w:rPr>
+        <w:t xml:space="preserve"> EU:s medlemsländer och skogsbolag är skyldiga att agera i enlighet med EU:s fågeldirektiv där det uttryckligen står att direktivet gäller för fåglar samt för deras ägg, bon och </w:t>
+      </w:r>
+      <w:r>
+        <w:rPr>
+          <w:b/>
+          <w:i/>
+        </w:rPr>
+        <w:t xml:space="preserve">livsmiljöer </w:t>
+      </w:r>
+      <w:r>
+        <w:t>(artikel 1). Vidare att de åtgärder som vidtas inte får leda till en försämring av den nuvarande situationen beträffande bevarandet av de fågelarter som avses i artikel 1 (artikel 13).</w:t>
+      </w:r>
     </w:p>
     <w:p>
       <w:r>
@@ -409,7 +715,7 @@
         <w:rPr>
           <w:i/>
         </w:rPr>
-        <w:t>I det avverkningsanmälda skogsområdet har 3 naturvårdsarter varav 2 rödlistade arter sina livsmiljöer och växtplatser.</w:t>
+        <w:t>I det avverkningsanmälda skogsområdet har 15 naturvårdsarter varav 9 rödlistade arter sina livsmiljöer och växtplatser.</w:t>
       </w:r>
     </w:p>
     <w:p>
@@ -594,6 +900,211 @@
           <w:i/>
         </w:rPr>
         <w:t>I den avverkningsanmälda skogen har fridlysta arter sina livsmiljöer och växtplatser. Att skada de fridlysta arternas livsmiljöer, växtplatser eller ekologiska funktion är inte tillåtet enligt artskyddsförordningen</w:t>
+      </w:r>
+    </w:p>
+    <w:p>
+      <w:r>
+        <w:br w:type="page"/>
+      </w:r>
+    </w:p>
+    <w:p>
+      <w:pPr>
+        <w:pStyle w:val="Title"/>
+      </w:pPr>
+      <w:r>
+        <w:t>BILAGA 1 – Fridlysta arter</w:t>
+      </w:r>
+    </w:p>
+    <w:p>
+      <w:pPr>
+        <w:pStyle w:val="Heading1"/>
+      </w:pPr>
+      <w:r>
+        <w:t>Spillkråka – ekologi samt krav på livsmiljön</w:t>
+      </w:r>
+    </w:p>
+    <w:p>
+      <w:r>
+        <w:t xml:space="preserve">Spillkråka (§4) ingår i bilaga 1 EU:s fågeldirektiv och är typisk art för </w:t>
+      </w:r>
+      <w:r>
+        <w:rPr>
+          <w:i/>
+        </w:rPr>
+        <w:t xml:space="preserve">9010 Taiga </w:t>
+      </w:r>
+      <w:r>
+        <w:t>och</w:t>
+      </w:r>
+      <w:r>
+        <w:rPr>
+          <w:i/>
+        </w:rPr>
+        <w:t xml:space="preserve"> 9740 Skogsbevuxen myr</w:t>
+      </w:r>
+      <w:r>
+        <w:t>. Den lever i både barr- och blandskog liksom i ren lövskog. De tätaste populationerna tenderar att finnas i äldre, variationsrik blandskog med gott om död ved och gamla träd. Varje par utnyttjar 400–1000 hektar skog beroende på skogens kvalitet. Skogsbruk med korta omloppstider och täta, homogena ungskogar utgör det största hotet (SLU Artdatabanken, 2026).</w:t>
+      </w:r>
+    </w:p>
+    <w:p>
+      <w:r>
+        <w:t>Spillkråka är en nyckelart i skogliga miljöer vars övergivna bohål utnyttjas av flera andra hålhäckande fågelarter och fladdermöss, däribland pärluggla (EN, §4), knipa (§4), salskrake (§4) och skogsduva (§4). Hökuggla (VU, §4) och slaguggla (§4) häckar ofta i högstubbar som brutits av i höjd med ett gammalt spillkråkebo (Skogsstyrelsen, 2016).</w:t>
+      </w:r>
+    </w:p>
+    <w:p>
+      <w:pPr>
+        <w:pStyle w:val="Heading2"/>
+      </w:pPr>
+      <w:r>
+        <w:t>Referenser – spillkråka</w:t>
+      </w:r>
+    </w:p>
+    <w:p>
+      <w:r>
+        <w:t xml:space="preserve">Skogsstyrelsen, 2016. </w:t>
+      </w:r>
+      <w:r>
+        <w:rPr>
+          <w:i/>
+        </w:rPr>
+        <w:t xml:space="preserve">Vägledning för hänsyn till spillkråka. </w:t>
+      </w:r>
+      <w:r>
+        <w:t>Vägledningar och kunskapsstöd artskydd – Skogsstyrelsen.</w:t>
+      </w:r>
+    </w:p>
+    <w:p>
+      <w:r>
+        <w:t xml:space="preserve">SLU Artdatabanken, 2026. </w:t>
+      </w:r>
+      <w:r>
+        <w:rPr>
+          <w:i/>
+        </w:rPr>
+        <w:t xml:space="preserve">Artfaktablad. Naturvård – artfakta. </w:t>
+      </w:r>
+      <w:r>
+        <w:t>SLU Artdatabanken, Uppsala.</w:t>
+      </w:r>
+    </w:p>
+    <w:p>
+      <w:pPr>
+        <w:pStyle w:val="Heading1"/>
+      </w:pPr>
+      <w:r>
+        <w:t>Talltita – ekologi samt krav på livsmiljön</w:t>
+      </w:r>
+    </w:p>
+    <w:p>
+      <w:r>
+        <w:t>Talltita är rödlistad som NT, fridlyst och prioriterad art i Skogsvårdslagen. Den omfattas av EU:s fågeldirektiv. Arten har minskat kraftigt de senaste 30 åren och minskningstakten innevarande 10-årsperiod beräknas till 20 (10–30) % (SLU Artdatabanken, 2022).</w:t>
+      </w:r>
+    </w:p>
+    <w:p>
+      <w:r>
+        <w:t>Talltita föredrar större sammanhängande barrskogar, och finns såväl i tallskog som granskog och i lövblandad barrskog. Skogens struktur är viktig och ska helst vara flerskiktad med riklig underväxt av mindre granar, björk och andra lövträd och buskar. Tillgång på murknande högstubbar är särskilt viktig, eftersom talltitan helst själv hackar ut sitt bohål (SLU Artdatabanken, 2022).</w:t>
+      </w:r>
+    </w:p>
+    <w:p>
+      <w:r>
+        <w:t>Det finns flera studier som visar att talltita är känslig för gallring och inte överlever när dess livsmiljö kalavverkas (Eggers and Low, 2014; Griesser et al., 2007; Klein, 2020). Talltitans revir är förhållandevis stora, 10–20 hektar och arten missgynnas när skogen fragmenteras. Kalavverkning av större delar av reviret innebär att det överges (Artdatabanken, 2021).</w:t>
+      </w:r>
+    </w:p>
+    <w:p>
+      <w:r>
+        <w:t>Talltitan är synnerligen trogen sitt revir så länge paret lever och biotopen förblir intakt. Paret stannar i sitt revir året om. En förlust av ett revir har därför en stor inverkan på den lokala populationen och trakthyggesbruket anses vara orsak till den svenska populationens kraftiga minskning. Talltiteparets revirtrohet innebär att närhelst under året man observerar en adult talltita så ingår denna plats i reviret (Siffczyk et al., 2003; Ekman, 1979).</w:t>
+      </w:r>
+    </w:p>
+    <w:p>
+      <w:pPr>
+        <w:pStyle w:val="Heading2"/>
+      </w:pPr>
+      <w:r>
+        <w:t>Referenser – talltita</w:t>
+      </w:r>
+    </w:p>
+    <w:p>
+      <w:r>
+        <w:t xml:space="preserve">Eggers, S., Low, M., 2014. </w:t>
+      </w:r>
+      <w:r>
+        <w:rPr>
+          <w:i/>
+        </w:rPr>
+        <w:t xml:space="preserve">Differential demographic responses of sympatric Parids to vegetation management in boreal forest. </w:t>
+      </w:r>
+      <w:r>
+        <w:t>For. Ecol. Manage. 319, 169–175.</w:t>
+      </w:r>
+    </w:p>
+    <w:p>
+      <w:r>
+        <w:t xml:space="preserve">Ekman, J., 1979. </w:t>
+      </w:r>
+      <w:r>
+        <w:rPr>
+          <w:i/>
+        </w:rPr>
+        <w:t xml:space="preserve">Coherence, composition and territories of winter social groups of the Willow Tit Parus montanus and the Crested Tit P. cristatus. </w:t>
+      </w:r>
+      <w:r>
+        <w:t>Ornis Scandinavica, 10, pp 56–68</w:t>
+      </w:r>
+    </w:p>
+    <w:p>
+      <w:r>
+        <w:t xml:space="preserve">Griesser, M., Nystrand, M., Eggers, S., Ekman, J., 2007. </w:t>
+      </w:r>
+      <w:r>
+        <w:rPr>
+          <w:i/>
+        </w:rPr>
+        <w:t xml:space="preserve">Impact of forestry practices on fitness correlates and population productivity in an open-nesting bird species. </w:t>
+      </w:r>
+      <w:r>
+        <w:t>Conserv. Biol. 21, 767–774. https://doi.org/10.1111/j.1523- 1739.2007.00675.x</w:t>
+      </w:r>
+    </w:p>
+    <w:p>
+      <w:r>
+        <w:t xml:space="preserve">Klein, J., 2020. </w:t>
+      </w:r>
+      <w:r>
+        <w:rPr>
+          <w:i/>
+        </w:rPr>
+        <w:t xml:space="preserve">The forgotten forest – On thinning, retention, and biodiversity in the boreal forest. </w:t>
+      </w:r>
+      <w:r>
+        <w:t>Doctoral Thesis No. 2020:50</w:t>
+      </w:r>
+    </w:p>
+    <w:p>
+      <w:r>
+        <w:t xml:space="preserve">Siffczyk, C., Brotons, L., Kangas, K., Orell, M., 2003. </w:t>
+      </w:r>
+      <w:r>
+        <w:rPr>
+          <w:i/>
+        </w:rPr>
+        <w:t xml:space="preserve">Home range size of willow tits. </w:t>
+      </w:r>
+      <w:r>
+        <w:t>Oecologica, 136, 635–642 (2003)</w:t>
+      </w:r>
+    </w:p>
+    <w:p>
+      <w:r>
+        <w:t xml:space="preserve">SLU Artdatabanken, 2021. </w:t>
+      </w:r>
+      <w:r>
+        <w:rPr>
+          <w:i/>
+        </w:rPr>
+        <w:t xml:space="preserve">Artfaktablad. Naturvård – artfakta. </w:t>
+      </w:r>
+      <w:r>
+        <w:t>SLU Artdatabanken, Uppsala</w:t>
       </w:r>
     </w:p>
     <w:sectPr>
@@ -724,7 +1235,7 @@
     <w:r>
       <w:tab/>
       <w:tab/>
-      <w:t>2026-05-16</w:t>
+      <w:t>2026-05-17</w:t>
       <w:br/>
       <w:br/>
     </w:r>

--- a/klagomål/A 22547-2026 FSC-klagomål.docx
+++ b/klagomål/A 22547-2026 FSC-klagomål.docx
@@ -1235,7 +1235,7 @@
     <w:r>
       <w:tab/>
       <w:tab/>
-      <w:t>2026-05-17</w:t>
+      <w:t>2026-05-18</w:t>
       <w:br/>
       <w:br/>
     </w:r>

--- a/klagomål/A 22547-2026 FSC-klagomål.docx
+++ b/klagomål/A 22547-2026 FSC-klagomål.docx
@@ -1235,7 +1235,7 @@
     <w:r>
       <w:tab/>
       <w:tab/>
-      <w:t>2026-05-18</w:t>
+      <w:t>2026-05-19</w:t>
       <w:br/>
       <w:br/>
     </w:r>

--- a/klagomål/A 22547-2026 FSC-klagomål.docx
+++ b/klagomål/A 22547-2026 FSC-klagomål.docx
@@ -1235,7 +1235,7 @@
     <w:r>
       <w:tab/>
       <w:tab/>
-      <w:t>2026-05-19</w:t>
+      <w:t>2026-05-20</w:t>
       <w:br/>
       <w:br/>
     </w:r>

--- a/klagomål/A 22547-2026 FSC-klagomål.docx
+++ b/klagomål/A 22547-2026 FSC-klagomål.docx
@@ -1235,7 +1235,7 @@
     <w:r>
       <w:tab/>
       <w:tab/>
-      <w:t>2026-06-15</w:t>
+      <w:t>2026-06-16</w:t>
       <w:br/>
       <w:br/>
     </w:r>

--- a/klagomål/A 22547-2026 FSC-klagomål.docx
+++ b/klagomål/A 22547-2026 FSC-klagomål.docx
@@ -1235,7 +1235,7 @@
     <w:r>
       <w:tab/>
       <w:tab/>
-      <w:t>2026-06-16</w:t>
+      <w:t>2026-06-17</w:t>
       <w:br/>
       <w:br/>
     </w:r>

--- a/klagomål/A 22547-2026 FSC-klagomål.docx
+++ b/klagomål/A 22547-2026 FSC-klagomål.docx
@@ -1,6 +1,6 @@
 
 <file path=word/document.xml><?xml version="1.0" encoding="utf-8"?>
-<w:document xmlns:wpc="http://schemas.microsoft.com/office/word/2010/wordprocessingCanvas" xmlns:cx="http://schemas.microsoft.com/office/drawing/2014/chartex" xmlns:cx1="http://schemas.microsoft.com/office/drawing/2015/9/8/chartex" xmlns:cx2="http://schemas.microsoft.com/office/drawing/2015/10/21/chartex" xmlns:cx3="http://schemas.microsoft.com/office/drawing/2016/5/9/chartex" xmlns:cx4="http://schemas.microsoft.com/office/drawing/2016/5/10/chartex" xmlns:cx5="http://schemas.microsoft.com/office/drawing/2016/5/11/chartex" xmlns:cx6="http://schemas.microsoft.com/office/drawing/2016/5/12/chartex" xmlns:cx7="http://schemas.microsoft.com/office/drawing/2016/5/13/chartex" xmlns:cx8="http://schemas.microsoft.com/office/drawing/2016/5/14/chartex" xmlns:mc="http://schemas.openxmlformats.org/markup-compatibility/2006" xmlns:aink="http://schemas.microsoft.com/office/drawing/2016/ink" xmlns:am3d="http://schemas.microsoft.com/office/drawing/2017/model3d" xmlns:o="urn:schemas-microsoft-com:office:office" xmlns:oel="http://schemas.microsoft.com/office/2019/extlst" xmlns:r="http://schemas.openxmlformats.org/officeDocument/2006/relationships" xmlns:m="http://schemas.openxmlformats.org/officeDocument/2006/math" xmlns:v="urn:schemas-microsoft-com:vml" xmlns:wp14="http://schemas.microsoft.com/office/word/2010/wordprocessingDrawing" xmlns:wp="http://schemas.openxmlformats.org/drawingml/2006/wordprocessingDrawing" xmlns:w10="urn:schemas-microsoft-com:office:word" xmlns:w="http://schemas.openxmlformats.org/wordprocessingml/2006/main" xmlns:w14="http://schemas.microsoft.com/office/word/2010/wordml" xmlns:w15="http://schemas.microsoft.com/office/word/2012/wordml" xmlns:w16cex="http://schemas.microsoft.com/office/word/2018/wordml/cex" xmlns:w16cid="http://schemas.microsoft.com/office/word/2016/wordml/cid" xmlns:w16="http://schemas.microsoft.com/office/word/2018/wordml" xmlns:w16sdtdh="http://schemas.microsoft.com/office/word/2020/wordml/sdtdatahash" xmlns:w16se="http://schemas.microsoft.com/office/word/2015/wordml/symex" xmlns:wpg="http://schemas.microsoft.com/office/word/2010/wordprocessingGroup" xmlns:wpi="http://schemas.microsoft.com/office/word/2010/wordprocessingInk" xmlns:wne="http://schemas.microsoft.com/office/word/2006/wordml" xmlns:wps="http://schemas.microsoft.com/office/word/2010/wordprocessingShape" mc:Ignorable="w14 w15 w16se w16cid w16 w16cex w16sdtdh wp14">
+<w:document xmlns:wpc="http://schemas.microsoft.com/office/word/2010/wordprocessingCanvas" xmlns:cx="http://schemas.microsoft.com/office/drawing/2014/chartex" xmlns:cx1="http://schemas.microsoft.com/office/drawing/2015/9/8/chartex" xmlns:cx2="http://schemas.microsoft.com/office/drawing/2015/10/21/chartex" xmlns:cx3="http://schemas.microsoft.com/office/drawing/2016/5/9/chartex" xmlns:cx4="http://schemas.microsoft.com/office/drawing/2016/5/10/chartex" xmlns:cx5="http://schemas.microsoft.com/office/drawing/2016/5/11/chartex" xmlns:cx6="http://schemas.microsoft.com/office/drawing/2016/5/12/chartex" xmlns:cx7="http://schemas.microsoft.com/office/drawing/2016/5/13/chartex" xmlns:cx8="http://schemas.microsoft.com/office/drawing/2016/5/14/chartex" xmlns:mc="http://schemas.openxmlformats.org/markup-compatibility/2006" xmlns:aink="http://schemas.microsoft.com/office/drawing/2016/ink" xmlns:am3d="http://schemas.microsoft.com/office/drawing/2017/model3d" xmlns:o="urn:schemas-microsoft-com:office:office" xmlns:oel="http://schemas.microsoft.com/office/2019/extlst" xmlns:r="http://schemas.openxmlformats.org/officeDocument/2006/relationships" xmlns:m="http://schemas.openxmlformats.org/officeDocument/2006/math" xmlns:v="urn:schemas-microsoft-com:vml" xmlns:wp14="http://schemas.microsoft.com/office/word/2010/wordprocessingDrawing" xmlns:wp="http://schemas.openxmlformats.org/drawingml/2006/wordprocessingDrawing" xmlns:w10="urn:schemas-microsoft-com:office:word" xmlns:w="http://schemas.openxmlformats.org/wordprocessingml/2006/main" xmlns:w14="http://schemas.microsoft.com/office/word/2010/wordml" xmlns:w15="http://schemas.microsoft.com/office/word/2012/wordml" xmlns:w16cex="http://schemas.microsoft.com/office/word/2018/wordml/cex" xmlns:w16cid="http://schemas.microsoft.com/office/word/2016/wordml/cid" xmlns:w16="http://schemas.microsoft.com/office/word/2018/wordml" xmlns:w16du="http://schemas.microsoft.com/office/word/2023/wordml/word16du" xmlns:w16sdtdh="http://schemas.microsoft.com/office/word/2020/wordml/sdtdatahash" xmlns:w16sdtfl="http://schemas.microsoft.com/office/word/2024/wordml/sdtformatlock" xmlns:w16se="http://schemas.microsoft.com/office/word/2015/wordml/symex" xmlns:wpg="http://schemas.microsoft.com/office/word/2010/wordprocessingGroup" xmlns:wpi="http://schemas.microsoft.com/office/word/2010/wordprocessingInk" xmlns:wne="http://schemas.microsoft.com/office/word/2006/wordml" xmlns:wps="http://schemas.microsoft.com/office/word/2010/wordprocessingShape" mc:Ignorable="w14 w15 w16se w16cid w16 w16cex w16sdtdh w16sdtfl w16du wp14">
   <w:body>
     <w:p>
       <w:r>
@@ -168,7 +168,7 @@
     </w:p>
     <w:p>
       <w:r>
-        <w:t>Detta dokument behandlar höga naturvärden i avverkningsanmälan A 22547-2026 i Uppsala kommun. Denna avverkningsanmälan inkom 2026-05-13 12:18:23 och omfattar 12,7 ha.</w:t>
+        <w:t>Detta dokument behandlar höga naturvärden i avverkningsanmälan A 22547-2026 i Uppsala kommun som inkom 2026-05-13 och omfattar 12,7 ha.</w:t>
       </w:r>
     </w:p>
     <w:p>
@@ -191,12 +191,15 @@
     </w:p>
     <w:p>
       <w:r>
-        <w:t>I avverkningsanmälan har följande 15 naturvårdsarter hittats: rynkskinn (VU), brunpudrad nållav (NT), grönhjon (NT), spillkråka (NT, §4), större flatbagge (NT), tallticka (NT), talltita (NT, §4), ullticka (NT), vedtrappmossa (NT), björksplintborre (S), bronshjon (S), granbarkgnagare (S), gulnål (S), jättesvampmal (S) och vågbandad barkbock (S). Av dessa är 9 rödlistade. För rödlistade arter har rödlistekategorin angivits inom parentes. Arter som är signalarter enligt Skogsstyrelsen har markerats med (S). För fridlysta arter anges även paragrafen i Artskyddsförordningen som arten är fridlyst enligt.</w:t>
+        <w:t>I och inom 19 meter från avverkningsanmälan har följande 17 naturvårdsarter hittats: brunpudrad nållav (NT, T), grönhjon (NT), rynkskinn (NT, T), större flatbagge (NT), tallticka (NT, T), talltita (NT, §4), ullticka (NT, T), vedskivlav (NT, T), vedtrappmossa (NT, T), björksplintborre (S), bronshjon (S, T), granbarkgnagare (S, T), gulnål (S, T), jättesvampmal (S), vedticka (S, T), vågbandad barkbock (S) och spillkråka (T, §4). Av dessa är 9 rödlistade. För rödlistade arter har rödlistekategorin angivits inom parentes. Arter som är signalarter enligt Skogsstyrelsen har markerats med (S). Typiska arter inom Natura 2000 som är kopplade till skogsekosystem har markerats med (T). För fridlysta arter anges även paragrafen i Artskyddsförordningen som arten är fridlyst enligt.</w:t>
       </w:r>
     </w:p>
     <w:p>
       <w:r>
-        <w:t>De påträffade naturvårdsarterna är ett tydligt kvitto på att detta rör sig om en skog med höga naturvärden. I Figur 1 visas en karta över det avverkningsanmälda området, där samtliga fyndplatser för naturvårdsarter som finns registrerade på Artportalen har markerats.</w:t>
+        <w:t>De påträffade naturvårdsarterna är ett tydligt kvitto på att det rör sig om en skog med höga naturvärden.</w:t>
+      </w:r>
+      <w:r>
+        <w:t xml:space="preserve"> I Figur 1 visas fyndplatser för naturvårdsarter i området, som finns registrerade på Artportalen.</w:t>
       </w:r>
     </w:p>
     <w:p>
@@ -206,7 +209,7 @@
       <w:r>
         <w:drawing>
           <wp:inline xmlns:a="http://schemas.openxmlformats.org/drawingml/2006/main" xmlns:pic="http://schemas.openxmlformats.org/drawingml/2006/picture">
-            <wp:extent cx="5486400" cy="5623428"/>
+            <wp:extent cx="5486400" cy="5450811"/>
             <wp:docPr id="1" name="Picture 1"/>
             <wp:cNvGraphicFramePr>
               <a:graphicFrameLocks noChangeAspect="1"/>
@@ -227,7 +230,7 @@
                   <pic:spPr>
                     <a:xfrm>
                       <a:off x="0" y="0"/>
-                      <a:ext cx="5486400" cy="5623428"/>
+                      <a:ext cx="5486400" cy="5450811"/>
                     </a:xfrm>
                     <a:prstGeom prst="rect"/>
                   </pic:spPr>
@@ -241,9 +244,90 @@
     <w:p>
       <w:pPr>
         <w:pStyle w:val="Caption"/>
+        <w:spacing w:after="240"/>
       </w:pPr>
       <w:r>
-        <w:t>Figur 1. Fyndplatser för naturvårdsarter i det avverkningsanmälda området (röd linje). Markörer utan svart kant är placerade på fyndplatsen. Markörer med svart kant är placerade vid sidan av fyndplatsen och har ett svart streck som visar fyndplatsens exakta position. Kartans mittpunktskoordinat är N 6668855, E 636272 i SWEREF 99 TM.</w:t>
+        <w:t>Figur 1. Fyndplatser för naturvårdsarter i och inom 19 meter från avverkningsanmälan (röd linje). Markörer utan svart kant är placerade på fyndplatsen. Markörer med svart kant är placerade vid sidan av fyndplatsen och har ett svart streck som visar fyndplatsens exakta position. Kartans mittpunktskoordinat är N 6668855, E 636272 i SWEREF 99 TM.</w:t>
+      </w:r>
+    </w:p>
+    <w:p>
+      <w:pPr>
+        <w:pStyle w:val="Heading2"/>
+      </w:pPr>
+      <w:r>
+        <w:t>Fridlysta arter</w:t>
+      </w:r>
+    </w:p>
+    <w:p>
+      <w:r>
+        <w:t>Följande fridlysta arter har sina livsmiljöer och växtplatser i den avverkningsanmälda skogen: talltita (NT, §4) och spillkråka (T, §4).</w:t>
+      </w:r>
+    </w:p>
+    <w:p>
+      <w:r>
+        <w:t xml:space="preserve">Observera att medlemsländerna är skyldiga att agera i enlighet med EU:s fågeldirektiv där det uttryckligen står att direktivet gäller för fåglar samt för deras ägg, bon och </w:t>
+      </w:r>
+      <w:r>
+        <w:rPr>
+          <w:b/>
+        </w:rPr>
+        <w:t xml:space="preserve">livsmiljöer </w:t>
+      </w:r>
+      <w:r>
+        <w:t>(artikel 1). Vidare att de åtgärder som vidtas inte får leda till en försämring av den nuvarande situationen beträffande bevarandet av de fågelarter som avses i artikel 1 (artikel 13). Fågeldirektivet är styrande för tillsynsansvariga myndigheters ärendehantering, ställningstaganden och beslutsfattande.</w:t>
+      </w:r>
+    </w:p>
+    <w:p>
+      <w:r>
+        <w:rPr>
+          <w:b/>
+        </w:rPr>
+        <w:t>Spillkråka (§4)</w:t>
+      </w:r>
+      <w:r>
+        <w:t xml:space="preserve"> omfattas av bilaga 1 i EU:s fågeldirektiv och är typisk art för </w:t>
+      </w:r>
+      <w:r>
+        <w:rPr>
+          <w:i/>
+        </w:rPr>
+        <w:t xml:space="preserve">9010 Taiga </w:t>
+      </w:r>
+      <w:r>
+        <w:t>och</w:t>
+      </w:r>
+      <w:r>
+        <w:rPr>
+          <w:i/>
+        </w:rPr>
+        <w:t xml:space="preserve"> 9740 Skogsbevuxen myr</w:t>
+      </w:r>
+      <w:r>
+        <w:t>. Den behöver grova träd, främst tall, asp och bok som boträd. Skogsbruk med korta omloppstider och täta, homogena ungskogar utgör det största hotet. Spillkråka är en nyckelart i skogliga miljöer vars övergivna bohål utnyttjas av flera andra hålhäckande fågelarter och fladdermöss, däribland pärluggla (EN, §4), knipa (§4), salskrake (§4) och skogsduva (§4). Hökuggla (VU, §4) och slaguggla (§4) häckar ofta i högstubbar som brutits av i höjd med ett gammalt spillkråkebo (SLU Artdatabanken, 2026; Skogsstyrelsen, 2016).</w:t>
+      </w:r>
+    </w:p>
+    <w:p>
+      <w:r>
+        <w:rPr>
+          <w:b/>
+        </w:rPr>
+        <w:t>Talltita (NT, §4)</w:t>
+      </w:r>
+      <w:r>
+        <w:t>, rödlistad som nära hotad och prioriterad art i Skogsvårdslagen, har häckningsrevir i anmälan. Arten har minskat kraftigt de senaste 30 åren och minskningstakten innevarande 10-årsperiod beräknas till 20 (10–30) %. Talltitan är synnerligen trogen sitt cirka 15 hektar stora revir och är beroende av flerskiktade olikåldriga skogar för att kunna föda upp sina ungar. Talltitan försvinner om dess livsmiljö kalavverkas (Eggers &amp; Low, 2014; Ekman, 1979; Griesser et al, 2007; Klein, 2020; Siffczyk et al, 2003; SLU Artdatabanken, 2021).</w:t>
+      </w:r>
+    </w:p>
+    <w:p>
+      <w:r>
+        <w:t>I BILAGA 1 finns mer detaljerad information om ekologi samt krav på livsmiljö hos fridlysta arter.</w:t>
+      </w:r>
+    </w:p>
+    <w:p>
+      <w:pPr>
+        <w:pStyle w:val="Heading2"/>
+      </w:pPr>
+      <w:r>
+        <w:t>Övriga naturvårdsarter</w:t>
       </w:r>
     </w:p>
     <w:p>
@@ -511,6 +595,46 @@
         <w:rPr>
           <w:b/>
         </w:rPr>
+        <w:t>Vedskivlav (NT)</w:t>
+      </w:r>
+      <w:r>
+        <w:t xml:space="preserve"> växer på gammal, torr, exponerad, hård kärnved av framförallt tall i naturskogsartade bestånd. Avverkning av tallskog av naturskogskaraktär med spår av återkommande bränder är ett hot. Mängden lämplig ved att växa på för vedskivlav minskar, dels på grund av naturlig nedbrytning men framförallt på grund av att de förstörs i samband med slutavverkningar, gallringar och markberedning. Tall- och blandbarrskogar av naturskogskaraktär med spår av återkommande bränder bör skyddas. Vedskivlav är typisk art för </w:t>
+      </w:r>
+      <w:r>
+        <w:rPr>
+          <w:i/>
+        </w:rPr>
+        <w:t>9010 Taiga</w:t>
+      </w:r>
+      <w:r>
+        <w:t xml:space="preserve"> (SLU Artdatabanken, 2024).</w:t>
+      </w:r>
+    </w:p>
+    <w:p>
+      <w:r>
+        <w:rPr>
+          <w:b/>
+        </w:rPr>
+        <w:t xml:space="preserve">Vedticka </w:t>
+      </w:r>
+      <w:r>
+        <w:t xml:space="preserve">är en bra signalart söder om den naturliga norrlandsgränsen. Den är huvudsakligen knuten till äldre barrskogar där det föreligger långvarig kontinuitet av död barrved. Vedticka är typisk art för </w:t>
+      </w:r>
+      <w:r>
+        <w:rPr>
+          <w:i/>
+        </w:rPr>
+        <w:t xml:space="preserve">9010 Taiga </w:t>
+      </w:r>
+      <w:r>
+        <w:t>(Nitare &amp; Skogsstyrelsen, 2019; SLU Artdatabanken, 2025).</w:t>
+      </w:r>
+    </w:p>
+    <w:p>
+      <w:r>
+        <w:rPr>
+          <w:b/>
+        </w:rPr>
         <w:t xml:space="preserve">Vedtrappmossa (NT) </w:t>
       </w:r>
       <w:r>
@@ -542,78 +666,6 @@
         <w:pStyle w:val="Heading1"/>
       </w:pPr>
       <w:r>
-        <w:t>Fridlysta arter</w:t>
-      </w:r>
-    </w:p>
-    <w:p>
-      <w:r>
-        <w:t>Följande fridlysta arter har sina livsmiljöer och växtplatser i den avverkningsanmälda skogen: spillkråka (NT, §4) och talltita (NT, §4).</w:t>
-      </w:r>
-    </w:p>
-    <w:p>
-      <w:r>
-        <w:t xml:space="preserve">Observera att medlemsländerna är skyldiga att agera i enlighet med EU:s fågeldirektiv där det uttryckligen står att direktivet gäller för fåglar samt för deras ägg, bon och </w:t>
-      </w:r>
-      <w:r>
-        <w:rPr>
-          <w:b/>
-        </w:rPr>
-        <w:t xml:space="preserve">livsmiljöer </w:t>
-      </w:r>
-      <w:r>
-        <w:t>(artikel 1). Vidare att de åtgärder som vidtas inte får leda till en försämring av den nuvarande situationen beträffande bevarandet av de fågelarter som avses i artikel 1 (artikel 13). Fågeldirektivet är styrande för tillsynsansvariga myndigheters ärendehantering, ställningstaganden och beslutsfattande.</w:t>
-      </w:r>
-    </w:p>
-    <w:p>
-      <w:r>
-        <w:rPr>
-          <w:b/>
-        </w:rPr>
-        <w:t>Spillkråka (§4)</w:t>
-      </w:r>
-      <w:r>
-        <w:t xml:space="preserve"> omfattas av bilaga 1 i EU:s fågeldirektiv och är typisk art för </w:t>
-      </w:r>
-      <w:r>
-        <w:rPr>
-          <w:i/>
-        </w:rPr>
-        <w:t xml:space="preserve">9010 Taiga </w:t>
-      </w:r>
-      <w:r>
-        <w:t>och</w:t>
-      </w:r>
-      <w:r>
-        <w:rPr>
-          <w:i/>
-        </w:rPr>
-        <w:t xml:space="preserve"> 9740 Skogsbevuxen myr</w:t>
-      </w:r>
-      <w:r>
-        <w:t>. Den behöver grova träd, främst tall, asp och bok som boträd. Skogsbruk med korta omloppstider och täta, homogena ungskogar utgör det största hotet. Spillkråka är en nyckelart i skogliga miljöer vars övergivna bohål utnyttjas av flera andra hålhäckande fågelarter och fladdermöss, däribland pärluggla (EN, §4), knipa (§4), salskrake (§4) och skogsduva (§4). Hökuggla (VU, §4) och slaguggla (§4) häckar ofta i högstubbar som brutits av i höjd med ett gammalt spillkråkebo (SLU Artdatabanken, 2026; Skogsstyrelsen, 2016).</w:t>
-      </w:r>
-    </w:p>
-    <w:p>
-      <w:r>
-        <w:rPr>
-          <w:b/>
-        </w:rPr>
-        <w:t>Talltita (NT, §4)</w:t>
-      </w:r>
-      <w:r>
-        <w:t>, rödlistad som nära hotad och prioriterad art i Skogsvårdslagen, har häckningsrevir i anmälan. Arten har minskat kraftigt de senaste 30 åren och minskningstakten innevarande 10-årsperiod beräknas till 20 (10–30) %. Talltitan är synnerligen trogen sitt cirka 15 hektar stora revir och är beroende av flerskiktade olikåldriga skogar för att kunna föda upp sina ungar. Talltitan försvinner om dess livsmiljö kalavverkas (Eggers &amp; Low, 2014; Ekman, 1979; Griesser et al, 2007; Klein, 2020; Siffczyk et al, 2003; SLU Artdatabanken, 2021).</w:t>
-      </w:r>
-    </w:p>
-    <w:p>
-      <w:r>
-        <w:t>I BILAGA 1 finns mer detaljerad information om ekologi samt krav på livsmiljö hos fridlysta arter.</w:t>
-      </w:r>
-    </w:p>
-    <w:p>
-      <w:pPr>
-        <w:pStyle w:val="Heading1"/>
-      </w:pPr>
-      <w:r>
         <w:t>Certifiering</w:t>
       </w:r>
     </w:p>
@@ -715,7 +767,7 @@
         <w:rPr>
           <w:i/>
         </w:rPr>
-        <w:t>I det avverkningsanmälda skogsområdet har 15 naturvårdsarter varav 9 rödlistade arter sina livsmiljöer och växtplatser.</w:t>
+        <w:t>I det avverkningsanmälda skogsområdet har 17 naturvårdsarter varav 9 rödlistade arter sina livsmiljöer och växtplatser.</w:t>
       </w:r>
     </w:p>
     <w:p>
@@ -1125,7 +1177,7 @@
 </file>
 
 <file path=word/endnotes.xml><?xml version="1.0" encoding="utf-8"?>
-<w:endnotes xmlns:wpc="http://schemas.microsoft.com/office/word/2010/wordprocessingCanvas" xmlns:cx="http://schemas.microsoft.com/office/drawing/2014/chartex" xmlns:cx1="http://schemas.microsoft.com/office/drawing/2015/9/8/chartex" xmlns:cx2="http://schemas.microsoft.com/office/drawing/2015/10/21/chartex" xmlns:cx3="http://schemas.microsoft.com/office/drawing/2016/5/9/chartex" xmlns:cx4="http://schemas.microsoft.com/office/drawing/2016/5/10/chartex" xmlns:cx5="http://schemas.microsoft.com/office/drawing/2016/5/11/chartex" xmlns:cx6="http://schemas.microsoft.com/office/drawing/2016/5/12/chartex" xmlns:cx7="http://schemas.microsoft.com/office/drawing/2016/5/13/chartex" xmlns:cx8="http://schemas.microsoft.com/office/drawing/2016/5/14/chartex" xmlns:mc="http://schemas.openxmlformats.org/markup-compatibility/2006" xmlns:aink="http://schemas.microsoft.com/office/drawing/2016/ink" xmlns:am3d="http://schemas.microsoft.com/office/drawing/2017/model3d" xmlns:o="urn:schemas-microsoft-com:office:office" xmlns:oel="http://schemas.microsoft.com/office/2019/extlst" xmlns:r="http://schemas.openxmlformats.org/officeDocument/2006/relationships" xmlns:m="http://schemas.openxmlformats.org/officeDocument/2006/math" xmlns:v="urn:schemas-microsoft-com:vml" xmlns:wp14="http://schemas.microsoft.com/office/word/2010/wordprocessingDrawing" xmlns:wp="http://schemas.openxmlformats.org/drawingml/2006/wordprocessingDrawing" xmlns:w10="urn:schemas-microsoft-com:office:word" xmlns:w="http://schemas.openxmlformats.org/wordprocessingml/2006/main" xmlns:w14="http://schemas.microsoft.com/office/word/2010/wordml" xmlns:w15="http://schemas.microsoft.com/office/word/2012/wordml" xmlns:w16cex="http://schemas.microsoft.com/office/word/2018/wordml/cex" xmlns:w16cid="http://schemas.microsoft.com/office/word/2016/wordml/cid" xmlns:w16="http://schemas.microsoft.com/office/word/2018/wordml" xmlns:w16sdtdh="http://schemas.microsoft.com/office/word/2020/wordml/sdtdatahash" xmlns:w16se="http://schemas.microsoft.com/office/word/2015/wordml/symex" xmlns:wpg="http://schemas.microsoft.com/office/word/2010/wordprocessingGroup" xmlns:wpi="http://schemas.microsoft.com/office/word/2010/wordprocessingInk" xmlns:wne="http://schemas.microsoft.com/office/word/2006/wordml" xmlns:wps="http://schemas.microsoft.com/office/word/2010/wordprocessingShape" mc:Ignorable="w14 w15 w16se w16cid w16 w16cex w16sdtdh wp14">
+<w:endnotes xmlns:wpc="http://schemas.microsoft.com/office/word/2010/wordprocessingCanvas" xmlns:cx="http://schemas.microsoft.com/office/drawing/2014/chartex" xmlns:cx1="http://schemas.microsoft.com/office/drawing/2015/9/8/chartex" xmlns:cx2="http://schemas.microsoft.com/office/drawing/2015/10/21/chartex" xmlns:cx3="http://schemas.microsoft.com/office/drawing/2016/5/9/chartex" xmlns:cx4="http://schemas.microsoft.com/office/drawing/2016/5/10/chartex" xmlns:cx5="http://schemas.microsoft.com/office/drawing/2016/5/11/chartex" xmlns:cx6="http://schemas.microsoft.com/office/drawing/2016/5/12/chartex" xmlns:cx7="http://schemas.microsoft.com/office/drawing/2016/5/13/chartex" xmlns:cx8="http://schemas.microsoft.com/office/drawing/2016/5/14/chartex" xmlns:mc="http://schemas.openxmlformats.org/markup-compatibility/2006" xmlns:aink="http://schemas.microsoft.com/office/drawing/2016/ink" xmlns:am3d="http://schemas.microsoft.com/office/drawing/2017/model3d" xmlns:o="urn:schemas-microsoft-com:office:office" xmlns:oel="http://schemas.microsoft.com/office/2019/extlst" xmlns:r="http://schemas.openxmlformats.org/officeDocument/2006/relationships" xmlns:m="http://schemas.openxmlformats.org/officeDocument/2006/math" xmlns:v="urn:schemas-microsoft-com:vml" xmlns:wp14="http://schemas.microsoft.com/office/word/2010/wordprocessingDrawing" xmlns:wp="http://schemas.openxmlformats.org/drawingml/2006/wordprocessingDrawing" xmlns:w10="urn:schemas-microsoft-com:office:word" xmlns:w="http://schemas.openxmlformats.org/wordprocessingml/2006/main" xmlns:w14="http://schemas.microsoft.com/office/word/2010/wordml" xmlns:w15="http://schemas.microsoft.com/office/word/2012/wordml" xmlns:w16cex="http://schemas.microsoft.com/office/word/2018/wordml/cex" xmlns:w16cid="http://schemas.microsoft.com/office/word/2016/wordml/cid" xmlns:w16="http://schemas.microsoft.com/office/word/2018/wordml" xmlns:w16du="http://schemas.microsoft.com/office/word/2023/wordml/word16du" xmlns:w16sdtdh="http://schemas.microsoft.com/office/word/2020/wordml/sdtdatahash" xmlns:w16sdtfl="http://schemas.microsoft.com/office/word/2024/wordml/sdtformatlock" xmlns:w16se="http://schemas.microsoft.com/office/word/2015/wordml/symex" xmlns:wpg="http://schemas.microsoft.com/office/word/2010/wordprocessingGroup" xmlns:wpi="http://schemas.microsoft.com/office/word/2010/wordprocessingInk" xmlns:wne="http://schemas.microsoft.com/office/word/2006/wordml" xmlns:wps="http://schemas.microsoft.com/office/word/2010/wordprocessingShape" mc:Ignorable="w14 w15 w16se w16cid w16 w16cex w16sdtdh w16sdtfl w16du wp14">
   <w:endnote w:type="separator" w:id="-1">
     <w:p>
       <w:pPr>
@@ -1150,7 +1202,7 @@
 </file>
 
 <file path=word/footer1.xml><?xml version="1.0" encoding="utf-8"?>
-<w:ftr xmlns:wpc="http://schemas.microsoft.com/office/word/2010/wordprocessingCanvas" xmlns:cx="http://schemas.microsoft.com/office/drawing/2014/chartex" xmlns:cx1="http://schemas.microsoft.com/office/drawing/2015/9/8/chartex" xmlns:cx2="http://schemas.microsoft.com/office/drawing/2015/10/21/chartex" xmlns:cx3="http://schemas.microsoft.com/office/drawing/2016/5/9/chartex" xmlns:cx4="http://schemas.microsoft.com/office/drawing/2016/5/10/chartex" xmlns:cx5="http://schemas.microsoft.com/office/drawing/2016/5/11/chartex" xmlns:cx6="http://schemas.microsoft.com/office/drawing/2016/5/12/chartex" xmlns:cx7="http://schemas.microsoft.com/office/drawing/2016/5/13/chartex" xmlns:cx8="http://schemas.microsoft.com/office/drawing/2016/5/14/chartex" xmlns:mc="http://schemas.openxmlformats.org/markup-compatibility/2006" xmlns:aink="http://schemas.microsoft.com/office/drawing/2016/ink" xmlns:am3d="http://schemas.microsoft.com/office/drawing/2017/model3d" xmlns:o="urn:schemas-microsoft-com:office:office" xmlns:oel="http://schemas.microsoft.com/office/2019/extlst" xmlns:r="http://schemas.openxmlformats.org/officeDocument/2006/relationships" xmlns:m="http://schemas.openxmlformats.org/officeDocument/2006/math" xmlns:v="urn:schemas-microsoft-com:vml" xmlns:wp14="http://schemas.microsoft.com/office/word/2010/wordprocessingDrawing" xmlns:wp="http://schemas.openxmlformats.org/drawingml/2006/wordprocessingDrawing" xmlns:w10="urn:schemas-microsoft-com:office:word" xmlns:w="http://schemas.openxmlformats.org/wordprocessingml/2006/main" xmlns:w14="http://schemas.microsoft.com/office/word/2010/wordml" xmlns:w15="http://schemas.microsoft.com/office/word/2012/wordml" xmlns:w16cex="http://schemas.microsoft.com/office/word/2018/wordml/cex" xmlns:w16cid="http://schemas.microsoft.com/office/word/2016/wordml/cid" xmlns:w16="http://schemas.microsoft.com/office/word/2018/wordml" xmlns:w16sdtdh="http://schemas.microsoft.com/office/word/2020/wordml/sdtdatahash" xmlns:w16se="http://schemas.microsoft.com/office/word/2015/wordml/symex" xmlns:wpg="http://schemas.microsoft.com/office/word/2010/wordprocessingGroup" xmlns:wpi="http://schemas.microsoft.com/office/word/2010/wordprocessingInk" xmlns:wne="http://schemas.microsoft.com/office/word/2006/wordml" xmlns:wps="http://schemas.microsoft.com/office/word/2010/wordprocessingShape" mc:Ignorable="w14 w15 w16se w16cid w16 w16cex w16sdtdh wp14">
+<w:ftr xmlns:wpc="http://schemas.microsoft.com/office/word/2010/wordprocessingCanvas" xmlns:cx="http://schemas.microsoft.com/office/drawing/2014/chartex" xmlns:cx1="http://schemas.microsoft.com/office/drawing/2015/9/8/chartex" xmlns:cx2="http://schemas.microsoft.com/office/drawing/2015/10/21/chartex" xmlns:cx3="http://schemas.microsoft.com/office/drawing/2016/5/9/chartex" xmlns:cx4="http://schemas.microsoft.com/office/drawing/2016/5/10/chartex" xmlns:cx5="http://schemas.microsoft.com/office/drawing/2016/5/11/chartex" xmlns:cx6="http://schemas.microsoft.com/office/drawing/2016/5/12/chartex" xmlns:cx7="http://schemas.microsoft.com/office/drawing/2016/5/13/chartex" xmlns:cx8="http://schemas.microsoft.com/office/drawing/2016/5/14/chartex" xmlns:mc="http://schemas.openxmlformats.org/markup-compatibility/2006" xmlns:aink="http://schemas.microsoft.com/office/drawing/2016/ink" xmlns:am3d="http://schemas.microsoft.com/office/drawing/2017/model3d" xmlns:o="urn:schemas-microsoft-com:office:office" xmlns:oel="http://schemas.microsoft.com/office/2019/extlst" xmlns:r="http://schemas.openxmlformats.org/officeDocument/2006/relationships" xmlns:m="http://schemas.openxmlformats.org/officeDocument/2006/math" xmlns:v="urn:schemas-microsoft-com:vml" xmlns:wp14="http://schemas.microsoft.com/office/word/2010/wordprocessingDrawing" xmlns:wp="http://schemas.openxmlformats.org/drawingml/2006/wordprocessingDrawing" xmlns:w10="urn:schemas-microsoft-com:office:word" xmlns:w="http://schemas.openxmlformats.org/wordprocessingml/2006/main" xmlns:w14="http://schemas.microsoft.com/office/word/2010/wordml" xmlns:w15="http://schemas.microsoft.com/office/word/2012/wordml" xmlns:w16cex="http://schemas.microsoft.com/office/word/2018/wordml/cex" xmlns:w16cid="http://schemas.microsoft.com/office/word/2016/wordml/cid" xmlns:w16="http://schemas.microsoft.com/office/word/2018/wordml" xmlns:w16du="http://schemas.microsoft.com/office/word/2023/wordml/word16du" xmlns:w16sdtdh="http://schemas.microsoft.com/office/word/2020/wordml/sdtdatahash" xmlns:w16sdtfl="http://schemas.microsoft.com/office/word/2024/wordml/sdtformatlock" xmlns:w16se="http://schemas.microsoft.com/office/word/2015/wordml/symex" xmlns:wpg="http://schemas.microsoft.com/office/word/2010/wordprocessingGroup" xmlns:wpi="http://schemas.microsoft.com/office/word/2010/wordprocessingInk" xmlns:wne="http://schemas.microsoft.com/office/word/2006/wordml" xmlns:wps="http://schemas.microsoft.com/office/word/2010/wordprocessingShape" mc:Ignorable="w14 w15 w16se w16cid w16 w16cex w16sdtdh w16sdtfl w16du wp14">
   <w:p>
     <w:pPr>
       <w:pStyle w:val="Footer"/>
@@ -1160,7 +1212,7 @@
 </file>
 
 <file path=word/footer2.xml><?xml version="1.0" encoding="utf-8"?>
-<w:ftr xmlns:wpc="http://schemas.microsoft.com/office/word/2010/wordprocessingCanvas" xmlns:cx="http://schemas.microsoft.com/office/drawing/2014/chartex" xmlns:cx1="http://schemas.microsoft.com/office/drawing/2015/9/8/chartex" xmlns:cx2="http://schemas.microsoft.com/office/drawing/2015/10/21/chartex" xmlns:cx3="http://schemas.microsoft.com/office/drawing/2016/5/9/chartex" xmlns:cx4="http://schemas.microsoft.com/office/drawing/2016/5/10/chartex" xmlns:cx5="http://schemas.microsoft.com/office/drawing/2016/5/11/chartex" xmlns:cx6="http://schemas.microsoft.com/office/drawing/2016/5/12/chartex" xmlns:cx7="http://schemas.microsoft.com/office/drawing/2016/5/13/chartex" xmlns:cx8="http://schemas.microsoft.com/office/drawing/2016/5/14/chartex" xmlns:mc="http://schemas.openxmlformats.org/markup-compatibility/2006" xmlns:aink="http://schemas.microsoft.com/office/drawing/2016/ink" xmlns:am3d="http://schemas.microsoft.com/office/drawing/2017/model3d" xmlns:o="urn:schemas-microsoft-com:office:office" xmlns:oel="http://schemas.microsoft.com/office/2019/extlst" xmlns:r="http://schemas.openxmlformats.org/officeDocument/2006/relationships" xmlns:m="http://schemas.openxmlformats.org/officeDocument/2006/math" xmlns:v="urn:schemas-microsoft-com:vml" xmlns:wp14="http://schemas.microsoft.com/office/word/2010/wordprocessingDrawing" xmlns:wp="http://schemas.openxmlformats.org/drawingml/2006/wordprocessingDrawing" xmlns:w10="urn:schemas-microsoft-com:office:word" xmlns:w="http://schemas.openxmlformats.org/wordprocessingml/2006/main" xmlns:w14="http://schemas.microsoft.com/office/word/2010/wordml" xmlns:w15="http://schemas.microsoft.com/office/word/2012/wordml" xmlns:w16cex="http://schemas.microsoft.com/office/word/2018/wordml/cex" xmlns:w16cid="http://schemas.microsoft.com/office/word/2016/wordml/cid" xmlns:w16="http://schemas.microsoft.com/office/word/2018/wordml" xmlns:w16sdtdh="http://schemas.microsoft.com/office/word/2020/wordml/sdtdatahash" xmlns:w16se="http://schemas.microsoft.com/office/word/2015/wordml/symex" xmlns:wpg="http://schemas.microsoft.com/office/word/2010/wordprocessingGroup" xmlns:wpi="http://schemas.microsoft.com/office/word/2010/wordprocessingInk" xmlns:wne="http://schemas.microsoft.com/office/word/2006/wordml" xmlns:wps="http://schemas.microsoft.com/office/word/2010/wordprocessingShape" mc:Ignorable="w14 w15 w16se w16cid w16 w16cex w16sdtdh wp14">
+<w:ftr xmlns:wpc="http://schemas.microsoft.com/office/word/2010/wordprocessingCanvas" xmlns:cx="http://schemas.microsoft.com/office/drawing/2014/chartex" xmlns:cx1="http://schemas.microsoft.com/office/drawing/2015/9/8/chartex" xmlns:cx2="http://schemas.microsoft.com/office/drawing/2015/10/21/chartex" xmlns:cx3="http://schemas.microsoft.com/office/drawing/2016/5/9/chartex" xmlns:cx4="http://schemas.microsoft.com/office/drawing/2016/5/10/chartex" xmlns:cx5="http://schemas.microsoft.com/office/drawing/2016/5/11/chartex" xmlns:cx6="http://schemas.microsoft.com/office/drawing/2016/5/12/chartex" xmlns:cx7="http://schemas.microsoft.com/office/drawing/2016/5/13/chartex" xmlns:cx8="http://schemas.microsoft.com/office/drawing/2016/5/14/chartex" xmlns:mc="http://schemas.openxmlformats.org/markup-compatibility/2006" xmlns:aink="http://schemas.microsoft.com/office/drawing/2016/ink" xmlns:am3d="http://schemas.microsoft.com/office/drawing/2017/model3d" xmlns:o="urn:schemas-microsoft-com:office:office" xmlns:oel="http://schemas.microsoft.com/office/2019/extlst" xmlns:r="http://schemas.openxmlformats.org/officeDocument/2006/relationships" xmlns:m="http://schemas.openxmlformats.org/officeDocument/2006/math" xmlns:v="urn:schemas-microsoft-com:vml" xmlns:wp14="http://schemas.microsoft.com/office/word/2010/wordprocessingDrawing" xmlns:wp="http://schemas.openxmlformats.org/drawingml/2006/wordprocessingDrawing" xmlns:w10="urn:schemas-microsoft-com:office:word" xmlns:w="http://schemas.openxmlformats.org/wordprocessingml/2006/main" xmlns:w14="http://schemas.microsoft.com/office/word/2010/wordml" xmlns:w15="http://schemas.microsoft.com/office/word/2012/wordml" xmlns:w16cex="http://schemas.microsoft.com/office/word/2018/wordml/cex" xmlns:w16cid="http://schemas.microsoft.com/office/word/2016/wordml/cid" xmlns:w16="http://schemas.microsoft.com/office/word/2018/wordml" xmlns:w16du="http://schemas.microsoft.com/office/word/2023/wordml/word16du" xmlns:w16sdtdh="http://schemas.microsoft.com/office/word/2020/wordml/sdtdatahash" xmlns:w16sdtfl="http://schemas.microsoft.com/office/word/2024/wordml/sdtformatlock" xmlns:w16se="http://schemas.microsoft.com/office/word/2015/wordml/symex" xmlns:wpg="http://schemas.microsoft.com/office/word/2010/wordprocessingGroup" xmlns:wpi="http://schemas.microsoft.com/office/word/2010/wordprocessingInk" xmlns:wne="http://schemas.microsoft.com/office/word/2006/wordml" xmlns:wps="http://schemas.microsoft.com/office/word/2010/wordprocessingShape" mc:Ignorable="w14 w15 w16se w16cid w16 w16cex w16sdtdh w16sdtfl w16du wp14">
   <w:p>
     <w:pPr>
       <w:pStyle w:val="Footer"/>
@@ -1170,7 +1222,7 @@
 </file>
 
 <file path=word/footer3.xml><?xml version="1.0" encoding="utf-8"?>
-<w:ftr xmlns:wpc="http://schemas.microsoft.com/office/word/2010/wordprocessingCanvas" xmlns:cx="http://schemas.microsoft.com/office/drawing/2014/chartex" xmlns:cx1="http://schemas.microsoft.com/office/drawing/2015/9/8/chartex" xmlns:cx2="http://schemas.microsoft.com/office/drawing/2015/10/21/chartex" xmlns:cx3="http://schemas.microsoft.com/office/drawing/2016/5/9/chartex" xmlns:cx4="http://schemas.microsoft.com/office/drawing/2016/5/10/chartex" xmlns:cx5="http://schemas.microsoft.com/office/drawing/2016/5/11/chartex" xmlns:cx6="http://schemas.microsoft.com/office/drawing/2016/5/12/chartex" xmlns:cx7="http://schemas.microsoft.com/office/drawing/2016/5/13/chartex" xmlns:cx8="http://schemas.microsoft.com/office/drawing/2016/5/14/chartex" xmlns:mc="http://schemas.openxmlformats.org/markup-compatibility/2006" xmlns:aink="http://schemas.microsoft.com/office/drawing/2016/ink" xmlns:am3d="http://schemas.microsoft.com/office/drawing/2017/model3d" xmlns:o="urn:schemas-microsoft-com:office:office" xmlns:oel="http://schemas.microsoft.com/office/2019/extlst" xmlns:r="http://schemas.openxmlformats.org/officeDocument/2006/relationships" xmlns:m="http://schemas.openxmlformats.org/officeDocument/2006/math" xmlns:v="urn:schemas-microsoft-com:vml" xmlns:wp14="http://schemas.microsoft.com/office/word/2010/wordprocessingDrawing" xmlns:wp="http://schemas.openxmlformats.org/drawingml/2006/wordprocessingDrawing" xmlns:w10="urn:schemas-microsoft-com:office:word" xmlns:w="http://schemas.openxmlformats.org/wordprocessingml/2006/main" xmlns:w14="http://schemas.microsoft.com/office/word/2010/wordml" xmlns:w15="http://schemas.microsoft.com/office/word/2012/wordml" xmlns:w16cex="http://schemas.microsoft.com/office/word/2018/wordml/cex" xmlns:w16cid="http://schemas.microsoft.com/office/word/2016/wordml/cid" xmlns:w16="http://schemas.microsoft.com/office/word/2018/wordml" xmlns:w16sdtdh="http://schemas.microsoft.com/office/word/2020/wordml/sdtdatahash" xmlns:w16se="http://schemas.microsoft.com/office/word/2015/wordml/symex" xmlns:wpg="http://schemas.microsoft.com/office/word/2010/wordprocessingGroup" xmlns:wpi="http://schemas.microsoft.com/office/word/2010/wordprocessingInk" xmlns:wne="http://schemas.microsoft.com/office/word/2006/wordml" xmlns:wps="http://schemas.microsoft.com/office/word/2010/wordprocessingShape" mc:Ignorable="w14 w15 w16se w16cid w16 w16cex w16sdtdh wp14">
+<w:ftr xmlns:wpc="http://schemas.microsoft.com/office/word/2010/wordprocessingCanvas" xmlns:cx="http://schemas.microsoft.com/office/drawing/2014/chartex" xmlns:cx1="http://schemas.microsoft.com/office/drawing/2015/9/8/chartex" xmlns:cx2="http://schemas.microsoft.com/office/drawing/2015/10/21/chartex" xmlns:cx3="http://schemas.microsoft.com/office/drawing/2016/5/9/chartex" xmlns:cx4="http://schemas.microsoft.com/office/drawing/2016/5/10/chartex" xmlns:cx5="http://schemas.microsoft.com/office/drawing/2016/5/11/chartex" xmlns:cx6="http://schemas.microsoft.com/office/drawing/2016/5/12/chartex" xmlns:cx7="http://schemas.microsoft.com/office/drawing/2016/5/13/chartex" xmlns:cx8="http://schemas.microsoft.com/office/drawing/2016/5/14/chartex" xmlns:mc="http://schemas.openxmlformats.org/markup-compatibility/2006" xmlns:aink="http://schemas.microsoft.com/office/drawing/2016/ink" xmlns:am3d="http://schemas.microsoft.com/office/drawing/2017/model3d" xmlns:o="urn:schemas-microsoft-com:office:office" xmlns:oel="http://schemas.microsoft.com/office/2019/extlst" xmlns:r="http://schemas.openxmlformats.org/officeDocument/2006/relationships" xmlns:m="http://schemas.openxmlformats.org/officeDocument/2006/math" xmlns:v="urn:schemas-microsoft-com:vml" xmlns:wp14="http://schemas.microsoft.com/office/word/2010/wordprocessingDrawing" xmlns:wp="http://schemas.openxmlformats.org/drawingml/2006/wordprocessingDrawing" xmlns:w10="urn:schemas-microsoft-com:office:word" xmlns:w="http://schemas.openxmlformats.org/wordprocessingml/2006/main" xmlns:w14="http://schemas.microsoft.com/office/word/2010/wordml" xmlns:w15="http://schemas.microsoft.com/office/word/2012/wordml" xmlns:w16cex="http://schemas.microsoft.com/office/word/2018/wordml/cex" xmlns:w16cid="http://schemas.microsoft.com/office/word/2016/wordml/cid" xmlns:w16="http://schemas.microsoft.com/office/word/2018/wordml" xmlns:w16du="http://schemas.microsoft.com/office/word/2023/wordml/word16du" xmlns:w16sdtdh="http://schemas.microsoft.com/office/word/2020/wordml/sdtdatahash" xmlns:w16sdtfl="http://schemas.microsoft.com/office/word/2024/wordml/sdtformatlock" xmlns:w16se="http://schemas.microsoft.com/office/word/2015/wordml/symex" xmlns:wpg="http://schemas.microsoft.com/office/word/2010/wordprocessingGroup" xmlns:wpi="http://schemas.microsoft.com/office/word/2010/wordprocessingInk" xmlns:wne="http://schemas.microsoft.com/office/word/2006/wordml" xmlns:wps="http://schemas.microsoft.com/office/word/2010/wordprocessingShape" mc:Ignorable="w14 w15 w16se w16cid w16 w16cex w16sdtdh w16sdtfl w16du wp14">
   <w:p>
     <w:pPr>
       <w:pStyle w:val="Footer"/>
@@ -1180,7 +1232,7 @@
 </file>
 
 <file path=word/footnotes.xml><?xml version="1.0" encoding="utf-8"?>
-<w:footnotes xmlns:wpc="http://schemas.microsoft.com/office/word/2010/wordprocessingCanvas" xmlns:cx="http://schemas.microsoft.com/office/drawing/2014/chartex" xmlns:cx1="http://schemas.microsoft.com/office/drawing/2015/9/8/chartex" xmlns:cx2="http://schemas.microsoft.com/office/drawing/2015/10/21/chartex" xmlns:cx3="http://schemas.microsoft.com/office/drawing/2016/5/9/chartex" xmlns:cx4="http://schemas.microsoft.com/office/drawing/2016/5/10/chartex" xmlns:cx5="http://schemas.microsoft.com/office/drawing/2016/5/11/chartex" xmlns:cx6="http://schemas.microsoft.com/office/drawing/2016/5/12/chartex" xmlns:cx7="http://schemas.microsoft.com/office/drawing/2016/5/13/chartex" xmlns:cx8="http://schemas.microsoft.com/office/drawing/2016/5/14/chartex" xmlns:mc="http://schemas.openxmlformats.org/markup-compatibility/2006" xmlns:aink="http://schemas.microsoft.com/office/drawing/2016/ink" xmlns:am3d="http://schemas.microsoft.com/office/drawing/2017/model3d" xmlns:o="urn:schemas-microsoft-com:office:office" xmlns:oel="http://schemas.microsoft.com/office/2019/extlst" xmlns:r="http://schemas.openxmlformats.org/officeDocument/2006/relationships" xmlns:m="http://schemas.openxmlformats.org/officeDocument/2006/math" xmlns:v="urn:schemas-microsoft-com:vml" xmlns:wp14="http://schemas.microsoft.com/office/word/2010/wordprocessingDrawing" xmlns:wp="http://schemas.openxmlformats.org/drawingml/2006/wordprocessingDrawing" xmlns:w10="urn:schemas-microsoft-com:office:word" xmlns:w="http://schemas.openxmlformats.org/wordprocessingml/2006/main" xmlns:w14="http://schemas.microsoft.com/office/word/2010/wordml" xmlns:w15="http://schemas.microsoft.com/office/word/2012/wordml" xmlns:w16cex="http://schemas.microsoft.com/office/word/2018/wordml/cex" xmlns:w16cid="http://schemas.microsoft.com/office/word/2016/wordml/cid" xmlns:w16="http://schemas.microsoft.com/office/word/2018/wordml" xmlns:w16sdtdh="http://schemas.microsoft.com/office/word/2020/wordml/sdtdatahash" xmlns:w16se="http://schemas.microsoft.com/office/word/2015/wordml/symex" xmlns:wpg="http://schemas.microsoft.com/office/word/2010/wordprocessingGroup" xmlns:wpi="http://schemas.microsoft.com/office/word/2010/wordprocessingInk" xmlns:wne="http://schemas.microsoft.com/office/word/2006/wordml" xmlns:wps="http://schemas.microsoft.com/office/word/2010/wordprocessingShape" mc:Ignorable="w14 w15 w16se w16cid w16 w16cex w16sdtdh wp14">
+<w:footnotes xmlns:wpc="http://schemas.microsoft.com/office/word/2010/wordprocessingCanvas" xmlns:cx="http://schemas.microsoft.com/office/drawing/2014/chartex" xmlns:cx1="http://schemas.microsoft.com/office/drawing/2015/9/8/chartex" xmlns:cx2="http://schemas.microsoft.com/office/drawing/2015/10/21/chartex" xmlns:cx3="http://schemas.microsoft.com/office/drawing/2016/5/9/chartex" xmlns:cx4="http://schemas.microsoft.com/office/drawing/2016/5/10/chartex" xmlns:cx5="http://schemas.microsoft.com/office/drawing/2016/5/11/chartex" xmlns:cx6="http://schemas.microsoft.com/office/drawing/2016/5/12/chartex" xmlns:cx7="http://schemas.microsoft.com/office/drawing/2016/5/13/chartex" xmlns:cx8="http://schemas.microsoft.com/office/drawing/2016/5/14/chartex" xmlns:mc="http://schemas.openxmlformats.org/markup-compatibility/2006" xmlns:aink="http://schemas.microsoft.com/office/drawing/2016/ink" xmlns:am3d="http://schemas.microsoft.com/office/drawing/2017/model3d" xmlns:o="urn:schemas-microsoft-com:office:office" xmlns:oel="http://schemas.microsoft.com/office/2019/extlst" xmlns:r="http://schemas.openxmlformats.org/officeDocument/2006/relationships" xmlns:m="http://schemas.openxmlformats.org/officeDocument/2006/math" xmlns:v="urn:schemas-microsoft-com:vml" xmlns:wp14="http://schemas.microsoft.com/office/word/2010/wordprocessingDrawing" xmlns:wp="http://schemas.openxmlformats.org/drawingml/2006/wordprocessingDrawing" xmlns:w10="urn:schemas-microsoft-com:office:word" xmlns:w="http://schemas.openxmlformats.org/wordprocessingml/2006/main" xmlns:w14="http://schemas.microsoft.com/office/word/2010/wordml" xmlns:w15="http://schemas.microsoft.com/office/word/2012/wordml" xmlns:w16cex="http://schemas.microsoft.com/office/word/2018/wordml/cex" xmlns:w16cid="http://schemas.microsoft.com/office/word/2016/wordml/cid" xmlns:w16="http://schemas.microsoft.com/office/word/2018/wordml" xmlns:w16du="http://schemas.microsoft.com/office/word/2023/wordml/word16du" xmlns:w16sdtdh="http://schemas.microsoft.com/office/word/2020/wordml/sdtdatahash" xmlns:w16sdtfl="http://schemas.microsoft.com/office/word/2024/wordml/sdtformatlock" xmlns:w16se="http://schemas.microsoft.com/office/word/2015/wordml/symex" xmlns:wpg="http://schemas.microsoft.com/office/word/2010/wordprocessingGroup" xmlns:wpi="http://schemas.microsoft.com/office/word/2010/wordprocessingInk" xmlns:wne="http://schemas.microsoft.com/office/word/2006/wordml" xmlns:wps="http://schemas.microsoft.com/office/word/2010/wordprocessingShape" mc:Ignorable="w14 w15 w16se w16cid w16 w16cex w16sdtdh w16sdtfl w16du wp14">
   <w:footnote w:type="separator" w:id="-1">
     <w:p>
       <w:pPr>
@@ -1205,7 +1257,7 @@
 </file>
 
 <file path=word/header1.xml><?xml version="1.0" encoding="utf-8"?>
-<w:hdr xmlns:wpc="http://schemas.microsoft.com/office/word/2010/wordprocessingCanvas" xmlns:cx="http://schemas.microsoft.com/office/drawing/2014/chartex" xmlns:cx1="http://schemas.microsoft.com/office/drawing/2015/9/8/chartex" xmlns:cx2="http://schemas.microsoft.com/office/drawing/2015/10/21/chartex" xmlns:cx3="http://schemas.microsoft.com/office/drawing/2016/5/9/chartex" xmlns:cx4="http://schemas.microsoft.com/office/drawing/2016/5/10/chartex" xmlns:cx5="http://schemas.microsoft.com/office/drawing/2016/5/11/chartex" xmlns:cx6="http://schemas.microsoft.com/office/drawing/2016/5/12/chartex" xmlns:cx7="http://schemas.microsoft.com/office/drawing/2016/5/13/chartex" xmlns:cx8="http://schemas.microsoft.com/office/drawing/2016/5/14/chartex" xmlns:mc="http://schemas.openxmlformats.org/markup-compatibility/2006" xmlns:aink="http://schemas.microsoft.com/office/drawing/2016/ink" xmlns:am3d="http://schemas.microsoft.com/office/drawing/2017/model3d" xmlns:o="urn:schemas-microsoft-com:office:office" xmlns:oel="http://schemas.microsoft.com/office/2019/extlst" xmlns:r="http://schemas.openxmlformats.org/officeDocument/2006/relationships" xmlns:m="http://schemas.openxmlformats.org/officeDocument/2006/math" xmlns:v="urn:schemas-microsoft-com:vml" xmlns:wp14="http://schemas.microsoft.com/office/word/2010/wordprocessingDrawing" xmlns:wp="http://schemas.openxmlformats.org/drawingml/2006/wordprocessingDrawing" xmlns:w10="urn:schemas-microsoft-com:office:word" xmlns:w="http://schemas.openxmlformats.org/wordprocessingml/2006/main" xmlns:w14="http://schemas.microsoft.com/office/word/2010/wordml" xmlns:w15="http://schemas.microsoft.com/office/word/2012/wordml" xmlns:w16cex="http://schemas.microsoft.com/office/word/2018/wordml/cex" xmlns:w16cid="http://schemas.microsoft.com/office/word/2016/wordml/cid" xmlns:w16="http://schemas.microsoft.com/office/word/2018/wordml" xmlns:w16sdtdh="http://schemas.microsoft.com/office/word/2020/wordml/sdtdatahash" xmlns:w16se="http://schemas.microsoft.com/office/word/2015/wordml/symex" xmlns:wpg="http://schemas.microsoft.com/office/word/2010/wordprocessingGroup" xmlns:wpi="http://schemas.microsoft.com/office/word/2010/wordprocessingInk" xmlns:wne="http://schemas.microsoft.com/office/word/2006/wordml" xmlns:wps="http://schemas.microsoft.com/office/word/2010/wordprocessingShape" mc:Ignorable="w14 w15 w16se w16cid w16 w16cex w16sdtdh wp14">
+<w:hdr xmlns:wpc="http://schemas.microsoft.com/office/word/2010/wordprocessingCanvas" xmlns:cx="http://schemas.microsoft.com/office/drawing/2014/chartex" xmlns:cx1="http://schemas.microsoft.com/office/drawing/2015/9/8/chartex" xmlns:cx2="http://schemas.microsoft.com/office/drawing/2015/10/21/chartex" xmlns:cx3="http://schemas.microsoft.com/office/drawing/2016/5/9/chartex" xmlns:cx4="http://schemas.microsoft.com/office/drawing/2016/5/10/chartex" xmlns:cx5="http://schemas.microsoft.com/office/drawing/2016/5/11/chartex" xmlns:cx6="http://schemas.microsoft.com/office/drawing/2016/5/12/chartex" xmlns:cx7="http://schemas.microsoft.com/office/drawing/2016/5/13/chartex" xmlns:cx8="http://schemas.microsoft.com/office/drawing/2016/5/14/chartex" xmlns:mc="http://schemas.openxmlformats.org/markup-compatibility/2006" xmlns:aink="http://schemas.microsoft.com/office/drawing/2016/ink" xmlns:am3d="http://schemas.microsoft.com/office/drawing/2017/model3d" xmlns:o="urn:schemas-microsoft-com:office:office" xmlns:oel="http://schemas.microsoft.com/office/2019/extlst" xmlns:r="http://schemas.openxmlformats.org/officeDocument/2006/relationships" xmlns:m="http://schemas.openxmlformats.org/officeDocument/2006/math" xmlns:v="urn:schemas-microsoft-com:vml" xmlns:wp14="http://schemas.microsoft.com/office/word/2010/wordprocessingDrawing" xmlns:wp="http://schemas.openxmlformats.org/drawingml/2006/wordprocessingDrawing" xmlns:w10="urn:schemas-microsoft-com:office:word" xmlns:w="http://schemas.openxmlformats.org/wordprocessingml/2006/main" xmlns:w14="http://schemas.microsoft.com/office/word/2010/wordml" xmlns:w15="http://schemas.microsoft.com/office/word/2012/wordml" xmlns:w16cex="http://schemas.microsoft.com/office/word/2018/wordml/cex" xmlns:w16cid="http://schemas.microsoft.com/office/word/2016/wordml/cid" xmlns:w16="http://schemas.microsoft.com/office/word/2018/wordml" xmlns:w16du="http://schemas.microsoft.com/office/word/2023/wordml/word16du" xmlns:w16sdtdh="http://schemas.microsoft.com/office/word/2020/wordml/sdtdatahash" xmlns:w16sdtfl="http://schemas.microsoft.com/office/word/2024/wordml/sdtformatlock" xmlns:w16se="http://schemas.microsoft.com/office/word/2015/wordml/symex" xmlns:wpg="http://schemas.microsoft.com/office/word/2010/wordprocessingGroup" xmlns:wpi="http://schemas.microsoft.com/office/word/2010/wordprocessingInk" xmlns:wne="http://schemas.microsoft.com/office/word/2006/wordml" xmlns:wps="http://schemas.microsoft.com/office/word/2010/wordprocessingShape" mc:Ignorable="w14 w15 w16se w16cid w16 w16cex w16sdtdh w16sdtfl w16du wp14">
   <w:p>
     <w:pPr>
       <w:pStyle w:val="Header"/>
@@ -1215,7 +1267,7 @@
 </file>
 
 <file path=word/header2.xml><?xml version="1.0" encoding="utf-8"?>
-<w:hdr xmlns:wpc="http://schemas.microsoft.com/office/word/2010/wordprocessingCanvas" xmlns:cx="http://schemas.microsoft.com/office/drawing/2014/chartex" xmlns:cx1="http://schemas.microsoft.com/office/drawing/2015/9/8/chartex" xmlns:cx2="http://schemas.microsoft.com/office/drawing/2015/10/21/chartex" xmlns:cx3="http://schemas.microsoft.com/office/drawing/2016/5/9/chartex" xmlns:cx4="http://schemas.microsoft.com/office/drawing/2016/5/10/chartex" xmlns:cx5="http://schemas.microsoft.com/office/drawing/2016/5/11/chartex" xmlns:cx6="http://schemas.microsoft.com/office/drawing/2016/5/12/chartex" xmlns:cx7="http://schemas.microsoft.com/office/drawing/2016/5/13/chartex" xmlns:cx8="http://schemas.microsoft.com/office/drawing/2016/5/14/chartex" xmlns:mc="http://schemas.openxmlformats.org/markup-compatibility/2006" xmlns:aink="http://schemas.microsoft.com/office/drawing/2016/ink" xmlns:am3d="http://schemas.microsoft.com/office/drawing/2017/model3d" xmlns:o="urn:schemas-microsoft-com:office:office" xmlns:oel="http://schemas.microsoft.com/office/2019/extlst" xmlns:r="http://schemas.openxmlformats.org/officeDocument/2006/relationships" xmlns:m="http://schemas.openxmlformats.org/officeDocument/2006/math" xmlns:v="urn:schemas-microsoft-com:vml" xmlns:wp14="http://schemas.microsoft.com/office/word/2010/wordprocessingDrawing" xmlns:wp="http://schemas.openxmlformats.org/drawingml/2006/wordprocessingDrawing" xmlns:w10="urn:schemas-microsoft-com:office:word" xmlns:w="http://schemas.openxmlformats.org/wordprocessingml/2006/main" xmlns:w14="http://schemas.microsoft.com/office/word/2010/wordml" xmlns:w15="http://schemas.microsoft.com/office/word/2012/wordml" xmlns:w16cex="http://schemas.microsoft.com/office/word/2018/wordml/cex" xmlns:w16cid="http://schemas.microsoft.com/office/word/2016/wordml/cid" xmlns:w16="http://schemas.microsoft.com/office/word/2018/wordml" xmlns:w16sdtdh="http://schemas.microsoft.com/office/word/2020/wordml/sdtdatahash" xmlns:w16se="http://schemas.microsoft.com/office/word/2015/wordml/symex" xmlns:wpg="http://schemas.microsoft.com/office/word/2010/wordprocessingGroup" xmlns:wpi="http://schemas.microsoft.com/office/word/2010/wordprocessingInk" xmlns:wne="http://schemas.microsoft.com/office/word/2006/wordml" xmlns:wps="http://schemas.microsoft.com/office/word/2010/wordprocessingShape" mc:Ignorable="w14 w15 w16se w16cid w16 w16cex w16sdtdh wp14">
+<w:hdr xmlns:wpc="http://schemas.microsoft.com/office/word/2010/wordprocessingCanvas" xmlns:cx="http://schemas.microsoft.com/office/drawing/2014/chartex" xmlns:cx1="http://schemas.microsoft.com/office/drawing/2015/9/8/chartex" xmlns:cx2="http://schemas.microsoft.com/office/drawing/2015/10/21/chartex" xmlns:cx3="http://schemas.microsoft.com/office/drawing/2016/5/9/chartex" xmlns:cx4="http://schemas.microsoft.com/office/drawing/2016/5/10/chartex" xmlns:cx5="http://schemas.microsoft.com/office/drawing/2016/5/11/chartex" xmlns:cx6="http://schemas.microsoft.com/office/drawing/2016/5/12/chartex" xmlns:cx7="http://schemas.microsoft.com/office/drawing/2016/5/13/chartex" xmlns:cx8="http://schemas.microsoft.com/office/drawing/2016/5/14/chartex" xmlns:mc="http://schemas.openxmlformats.org/markup-compatibility/2006" xmlns:aink="http://schemas.microsoft.com/office/drawing/2016/ink" xmlns:am3d="http://schemas.microsoft.com/office/drawing/2017/model3d" xmlns:o="urn:schemas-microsoft-com:office:office" xmlns:oel="http://schemas.microsoft.com/office/2019/extlst" xmlns:r="http://schemas.openxmlformats.org/officeDocument/2006/relationships" xmlns:m="http://schemas.openxmlformats.org/officeDocument/2006/math" xmlns:v="urn:schemas-microsoft-com:vml" xmlns:wp14="http://schemas.microsoft.com/office/word/2010/wordprocessingDrawing" xmlns:wp="http://schemas.openxmlformats.org/drawingml/2006/wordprocessingDrawing" xmlns:w10="urn:schemas-microsoft-com:office:word" xmlns:w="http://schemas.openxmlformats.org/wordprocessingml/2006/main" xmlns:w14="http://schemas.microsoft.com/office/word/2010/wordml" xmlns:w15="http://schemas.microsoft.com/office/word/2012/wordml" xmlns:w16cex="http://schemas.microsoft.com/office/word/2018/wordml/cex" xmlns:w16cid="http://schemas.microsoft.com/office/word/2016/wordml/cid" xmlns:w16="http://schemas.microsoft.com/office/word/2018/wordml" xmlns:w16du="http://schemas.microsoft.com/office/word/2023/wordml/word16du" xmlns:w16sdtdh="http://schemas.microsoft.com/office/word/2020/wordml/sdtdatahash" xmlns:w16sdtfl="http://schemas.microsoft.com/office/word/2024/wordml/sdtformatlock" xmlns:w16se="http://schemas.microsoft.com/office/word/2015/wordml/symex" xmlns:wpg="http://schemas.microsoft.com/office/word/2010/wordprocessingGroup" xmlns:wpi="http://schemas.microsoft.com/office/word/2010/wordprocessingInk" xmlns:wne="http://schemas.microsoft.com/office/word/2006/wordml" xmlns:wps="http://schemas.microsoft.com/office/word/2010/wordprocessingShape" mc:Ignorable="w14 w15 w16se w16cid w16 w16cex w16sdtdh w16sdtfl w16du wp14">
   <w:p>
     <w:pPr>
       <w:pStyle w:val="Header"/>
@@ -1226,7 +1278,7 @@
 </file>
 
 <file path=word/header3.xml><?xml version="1.0" encoding="utf-8"?>
-<w:hdr xmlns:wpc="http://schemas.microsoft.com/office/word/2010/wordprocessingCanvas" xmlns:cx="http://schemas.microsoft.com/office/drawing/2014/chartex" xmlns:cx1="http://schemas.microsoft.com/office/drawing/2015/9/8/chartex" xmlns:cx2="http://schemas.microsoft.com/office/drawing/2015/10/21/chartex" xmlns:cx3="http://schemas.microsoft.com/office/drawing/2016/5/9/chartex" xmlns:cx4="http://schemas.microsoft.com/office/drawing/2016/5/10/chartex" xmlns:cx5="http://schemas.microsoft.com/office/drawing/2016/5/11/chartex" xmlns:cx6="http://schemas.microsoft.com/office/drawing/2016/5/12/chartex" xmlns:cx7="http://schemas.microsoft.com/office/drawing/2016/5/13/chartex" xmlns:cx8="http://schemas.microsoft.com/office/drawing/2016/5/14/chartex" xmlns:mc="http://schemas.openxmlformats.org/markup-compatibility/2006" xmlns:aink="http://schemas.microsoft.com/office/drawing/2016/ink" xmlns:am3d="http://schemas.microsoft.com/office/drawing/2017/model3d" xmlns:o="urn:schemas-microsoft-com:office:office" xmlns:oel="http://schemas.microsoft.com/office/2019/extlst" xmlns:r="http://schemas.openxmlformats.org/officeDocument/2006/relationships" xmlns:m="http://schemas.openxmlformats.org/officeDocument/2006/math" xmlns:v="urn:schemas-microsoft-com:vml" xmlns:wp14="http://schemas.microsoft.com/office/word/2010/wordprocessingDrawing" xmlns:wp="http://schemas.openxmlformats.org/drawingml/2006/wordprocessingDrawing" xmlns:w10="urn:schemas-microsoft-com:office:word" xmlns:w="http://schemas.openxmlformats.org/wordprocessingml/2006/main" xmlns:w14="http://schemas.microsoft.com/office/word/2010/wordml" xmlns:w15="http://schemas.microsoft.com/office/word/2012/wordml" xmlns:w16cex="http://schemas.microsoft.com/office/word/2018/wordml/cex" xmlns:w16cid="http://schemas.microsoft.com/office/word/2016/wordml/cid" xmlns:w16="http://schemas.microsoft.com/office/word/2018/wordml" xmlns:w16sdtdh="http://schemas.microsoft.com/office/word/2020/wordml/sdtdatahash" xmlns:w16se="http://schemas.microsoft.com/office/word/2015/wordml/symex" xmlns:wpg="http://schemas.microsoft.com/office/word/2010/wordprocessingGroup" xmlns:wpi="http://schemas.microsoft.com/office/word/2010/wordprocessingInk" xmlns:wne="http://schemas.microsoft.com/office/word/2006/wordml" xmlns:wps="http://schemas.microsoft.com/office/word/2010/wordprocessingShape" mc:Ignorable="w14 w15 w16se w16cid w16 w16cex w16sdtdh wp14">
+<w:hdr xmlns:wpc="http://schemas.microsoft.com/office/word/2010/wordprocessingCanvas" xmlns:cx="http://schemas.microsoft.com/office/drawing/2014/chartex" xmlns:cx1="http://schemas.microsoft.com/office/drawing/2015/9/8/chartex" xmlns:cx2="http://schemas.microsoft.com/office/drawing/2015/10/21/chartex" xmlns:cx3="http://schemas.microsoft.com/office/drawing/2016/5/9/chartex" xmlns:cx4="http://schemas.microsoft.com/office/drawing/2016/5/10/chartex" xmlns:cx5="http://schemas.microsoft.com/office/drawing/2016/5/11/chartex" xmlns:cx6="http://schemas.microsoft.com/office/drawing/2016/5/12/chartex" xmlns:cx7="http://schemas.microsoft.com/office/drawing/2016/5/13/chartex" xmlns:cx8="http://schemas.microsoft.com/office/drawing/2016/5/14/chartex" xmlns:mc="http://schemas.openxmlformats.org/markup-compatibility/2006" xmlns:aink="http://schemas.microsoft.com/office/drawing/2016/ink" xmlns:am3d="http://schemas.microsoft.com/office/drawing/2017/model3d" xmlns:o="urn:schemas-microsoft-com:office:office" xmlns:oel="http://schemas.microsoft.com/office/2019/extlst" xmlns:r="http://schemas.openxmlformats.org/officeDocument/2006/relationships" xmlns:m="http://schemas.openxmlformats.org/officeDocument/2006/math" xmlns:v="urn:schemas-microsoft-com:vml" xmlns:wp14="http://schemas.microsoft.com/office/word/2010/wordprocessingDrawing" xmlns:wp="http://schemas.openxmlformats.org/drawingml/2006/wordprocessingDrawing" xmlns:w10="urn:schemas-microsoft-com:office:word" xmlns:w="http://schemas.openxmlformats.org/wordprocessingml/2006/main" xmlns:w14="http://schemas.microsoft.com/office/word/2010/wordml" xmlns:w15="http://schemas.microsoft.com/office/word/2012/wordml" xmlns:w16cex="http://schemas.microsoft.com/office/word/2018/wordml/cex" xmlns:w16cid="http://schemas.microsoft.com/office/word/2016/wordml/cid" xmlns:w16="http://schemas.microsoft.com/office/word/2018/wordml" xmlns:w16du="http://schemas.microsoft.com/office/word/2023/wordml/word16du" xmlns:w16sdtdh="http://schemas.microsoft.com/office/word/2020/wordml/sdtdatahash" xmlns:w16sdtfl="http://schemas.microsoft.com/office/word/2024/wordml/sdtformatlock" xmlns:w16se="http://schemas.microsoft.com/office/word/2015/wordml/symex" xmlns:wpg="http://schemas.microsoft.com/office/word/2010/wordprocessingGroup" xmlns:wpi="http://schemas.microsoft.com/office/word/2010/wordprocessingInk" xmlns:wne="http://schemas.microsoft.com/office/word/2006/wordml" xmlns:wps="http://schemas.microsoft.com/office/word/2010/wordprocessingShape" mc:Ignorable="w14 w15 w16se w16cid w16 w16cex w16sdtdh w16sdtfl w16du wp14">
   <w:p>
     <w:pPr>
       <w:pStyle w:val="Header"/>
@@ -1235,7 +1287,7 @@
     <w:r>
       <w:tab/>
       <w:tab/>
-      <w:t>2026-06-17</w:t>
+      <w:t>2026-06-18</w:t>
       <w:br/>
       <w:br/>
     </w:r>
@@ -1252,7 +1304,7 @@
 </file>
 
 <file path=word/numbering.xml><?xml version="1.0" encoding="utf-8"?>
-<w:numbering xmlns:wpc="http://schemas.microsoft.com/office/word/2010/wordprocessingCanvas" xmlns:cx="http://schemas.microsoft.com/office/drawing/2014/chartex" xmlns:cx1="http://schemas.microsoft.com/office/drawing/2015/9/8/chartex" xmlns:cx2="http://schemas.microsoft.com/office/drawing/2015/10/21/chartex" xmlns:cx3="http://schemas.microsoft.com/office/drawing/2016/5/9/chartex" xmlns:cx4="http://schemas.microsoft.com/office/drawing/2016/5/10/chartex" xmlns:cx5="http://schemas.microsoft.com/office/drawing/2016/5/11/chartex" xmlns:cx6="http://schemas.microsoft.com/office/drawing/2016/5/12/chartex" xmlns:cx7="http://schemas.microsoft.com/office/drawing/2016/5/13/chartex" xmlns:cx8="http://schemas.microsoft.com/office/drawing/2016/5/14/chartex" xmlns:mc="http://schemas.openxmlformats.org/markup-compatibility/2006" xmlns:aink="http://schemas.microsoft.com/office/drawing/2016/ink" xmlns:am3d="http://schemas.microsoft.com/office/drawing/2017/model3d" xmlns:o="urn:schemas-microsoft-com:office:office" xmlns:oel="http://schemas.microsoft.com/office/2019/extlst" xmlns:r="http://schemas.openxmlformats.org/officeDocument/2006/relationships" xmlns:m="http://schemas.openxmlformats.org/officeDocument/2006/math" xmlns:v="urn:schemas-microsoft-com:vml" xmlns:wp14="http://schemas.microsoft.com/office/word/2010/wordprocessingDrawing" xmlns:wp="http://schemas.openxmlformats.org/drawingml/2006/wordprocessingDrawing" xmlns:w10="urn:schemas-microsoft-com:office:word" xmlns:w="http://schemas.openxmlformats.org/wordprocessingml/2006/main" xmlns:w14="http://schemas.microsoft.com/office/word/2010/wordml" xmlns:w15="http://schemas.microsoft.com/office/word/2012/wordml" xmlns:w16cex="http://schemas.microsoft.com/office/word/2018/wordml/cex" xmlns:w16cid="http://schemas.microsoft.com/office/word/2016/wordml/cid" xmlns:w16="http://schemas.microsoft.com/office/word/2018/wordml" xmlns:w16sdtdh="http://schemas.microsoft.com/office/word/2020/wordml/sdtdatahash" xmlns:w16se="http://schemas.microsoft.com/office/word/2015/wordml/symex" xmlns:wpg="http://schemas.microsoft.com/office/word/2010/wordprocessingGroup" xmlns:wpi="http://schemas.microsoft.com/office/word/2010/wordprocessingInk" xmlns:wne="http://schemas.microsoft.com/office/word/2006/wordml" xmlns:wps="http://schemas.microsoft.com/office/word/2010/wordprocessingShape" mc:Ignorable="w14 w15 w16se w16cid w16 w16cex w16sdtdh wp14">
+<w:numbering xmlns:wpc="http://schemas.microsoft.com/office/word/2010/wordprocessingCanvas" xmlns:cx="http://schemas.microsoft.com/office/drawing/2014/chartex" xmlns:cx1="http://schemas.microsoft.com/office/drawing/2015/9/8/chartex" xmlns:cx2="http://schemas.microsoft.com/office/drawing/2015/10/21/chartex" xmlns:cx3="http://schemas.microsoft.com/office/drawing/2016/5/9/chartex" xmlns:cx4="http://schemas.microsoft.com/office/drawing/2016/5/10/chartex" xmlns:cx5="http://schemas.microsoft.com/office/drawing/2016/5/11/chartex" xmlns:cx6="http://schemas.microsoft.com/office/drawing/2016/5/12/chartex" xmlns:cx7="http://schemas.microsoft.com/office/drawing/2016/5/13/chartex" xmlns:cx8="http://schemas.microsoft.com/office/drawing/2016/5/14/chartex" xmlns:mc="http://schemas.openxmlformats.org/markup-compatibility/2006" xmlns:aink="http://schemas.microsoft.com/office/drawing/2016/ink" xmlns:am3d="http://schemas.microsoft.com/office/drawing/2017/model3d" xmlns:o="urn:schemas-microsoft-com:office:office" xmlns:oel="http://schemas.microsoft.com/office/2019/extlst" xmlns:r="http://schemas.openxmlformats.org/officeDocument/2006/relationships" xmlns:m="http://schemas.openxmlformats.org/officeDocument/2006/math" xmlns:v="urn:schemas-microsoft-com:vml" xmlns:wp14="http://schemas.microsoft.com/office/word/2010/wordprocessingDrawing" xmlns:wp="http://schemas.openxmlformats.org/drawingml/2006/wordprocessingDrawing" xmlns:w10="urn:schemas-microsoft-com:office:word" xmlns:w="http://schemas.openxmlformats.org/wordprocessingml/2006/main" xmlns:w14="http://schemas.microsoft.com/office/word/2010/wordml" xmlns:w15="http://schemas.microsoft.com/office/word/2012/wordml" xmlns:w16cex="http://schemas.microsoft.com/office/word/2018/wordml/cex" xmlns:w16cid="http://schemas.microsoft.com/office/word/2016/wordml/cid" xmlns:w16="http://schemas.microsoft.com/office/word/2018/wordml" xmlns:w16du="http://schemas.microsoft.com/office/word/2023/wordml/word16du" xmlns:w16sdtdh="http://schemas.microsoft.com/office/word/2020/wordml/sdtdatahash" xmlns:w16sdtfl="http://schemas.microsoft.com/office/word/2024/wordml/sdtformatlock" xmlns:w16se="http://schemas.microsoft.com/office/word/2015/wordml/symex" xmlns:wpg="http://schemas.microsoft.com/office/word/2010/wordprocessingGroup" xmlns:wpi="http://schemas.microsoft.com/office/word/2010/wordprocessingInk" xmlns:wne="http://schemas.microsoft.com/office/word/2006/wordml" xmlns:wps="http://schemas.microsoft.com/office/word/2010/wordprocessingShape" mc:Ignorable="w14 w15 w16se w16cid w16 w16cex w16sdtdh w16sdtfl w16du wp14">
   <w:abstractNum w:abstractNumId="0" w15:restartNumberingAfterBreak="0">
     <w:nsid w:val="FFFFFF7C"/>
     <w:multiLevelType w:val="singleLevel"/>
@@ -1455,7 +1507,7 @@
 </file>
 
 <file path=word/styles.xml><?xml version="1.0" encoding="utf-8"?>
-<w:styles xmlns:mc="http://schemas.openxmlformats.org/markup-compatibility/2006" xmlns:r="http://schemas.openxmlformats.org/officeDocument/2006/relationships" xmlns:w="http://schemas.openxmlformats.org/wordprocessingml/2006/main" xmlns:w14="http://schemas.microsoft.com/office/word/2010/wordml" xmlns:w15="http://schemas.microsoft.com/office/word/2012/wordml" xmlns:w16cex="http://schemas.microsoft.com/office/word/2018/wordml/cex" xmlns:w16cid="http://schemas.microsoft.com/office/word/2016/wordml/cid" xmlns:w16="http://schemas.microsoft.com/office/word/2018/wordml" xmlns:w16sdtdh="http://schemas.microsoft.com/office/word/2020/wordml/sdtdatahash" xmlns:w16se="http://schemas.microsoft.com/office/word/2015/wordml/symex" mc:Ignorable="w14 w15 w16se w16cid w16 w16cex w16sdtdh">
+<w:styles xmlns:mc="http://schemas.openxmlformats.org/markup-compatibility/2006" xmlns:r="http://schemas.openxmlformats.org/officeDocument/2006/relationships" xmlns:w="http://schemas.openxmlformats.org/wordprocessingml/2006/main" xmlns:w14="http://schemas.microsoft.com/office/word/2010/wordml" xmlns:w15="http://schemas.microsoft.com/office/word/2012/wordml" xmlns:w16cex="http://schemas.microsoft.com/office/word/2018/wordml/cex" xmlns:w16cid="http://schemas.microsoft.com/office/word/2016/wordml/cid" xmlns:w16="http://schemas.microsoft.com/office/word/2018/wordml" xmlns:w16du="http://schemas.microsoft.com/office/word/2023/wordml/word16du" xmlns:w16sdtdh="http://schemas.microsoft.com/office/word/2020/wordml/sdtdatahash" xmlns:w16sdtfl="http://schemas.microsoft.com/office/word/2024/wordml/sdtformatlock" xmlns:w16se="http://schemas.microsoft.com/office/word/2015/wordml/symex" mc:Ignorable="w14 w15 w16se w16cid w16 w16cex w16sdtdh w16sdtfl w16du">
   <w:docDefaults>
     <w:rPrDefault>
       <w:rPr>
@@ -2213,7 +2265,7 @@
     <w:link w:val="TitleChar"/>
     <w:uiPriority w:val="10"/>
     <w:qFormat/>
-    <w:rsid w:val="007106C8"/>
+    <w:rsid w:val="00E854FA"/>
     <w:pPr>
       <w:spacing w:after="300" w:line="240" w:lineRule="auto"/>
       <w:contextualSpacing/>
@@ -2223,7 +2275,7 @@
       <w:rFonts w:eastAsiaTheme="majorEastAsia" w:cstheme="majorBidi"/>
       <w:spacing w:val="5"/>
       <w:kern w:val="28"/>
-      <w:sz w:val="52"/>
+      <w:sz w:val="40"/>
       <w:szCs w:val="52"/>
       <w:lang w:val="sv-SE" w:eastAsia="en-US" w:bidi="ar-SA"/>
     </w:rPr>
@@ -2233,12 +2285,12 @@
     <w:basedOn w:val="DefaultParagraphFont"/>
     <w:link w:val="Title"/>
     <w:uiPriority w:val="10"/>
-    <w:rsid w:val="007106C8"/>
+    <w:rsid w:val="00E854FA"/>
     <w:rPr>
       <w:rFonts w:ascii="Times New Roman" w:eastAsiaTheme="majorEastAsia" w:hAnsi="Times New Roman" w:cstheme="majorBidi"/>
       <w:spacing w:val="5"/>
       <w:kern w:val="28"/>
-      <w:sz w:val="52"/>
+      <w:sz w:val="40"/>
       <w:szCs w:val="52"/>
       <w:lang w:val="sv-SE" w:eastAsia="en-US" w:bidi="ar-SA"/>
     </w:rPr>

--- a/klagomål/A 22547-2026 FSC-klagomål.docx
+++ b/klagomål/A 22547-2026 FSC-klagomål.docx
@@ -1287,7 +1287,7 @@
     <w:r>
       <w:tab/>
       <w:tab/>
-      <w:t>2026-06-18</w:t>
+      <w:t>2026-06-19</w:t>
       <w:br/>
       <w:br/>
     </w:r>

--- a/klagomål/A 22547-2026 FSC-klagomål.docx
+++ b/klagomål/A 22547-2026 FSC-klagomål.docx
@@ -1287,7 +1287,7 @@
     <w:r>
       <w:tab/>
       <w:tab/>
-      <w:t>2026-06-19</w:t>
+      <w:t>2026-06-20</w:t>
       <w:br/>
       <w:br/>
     </w:r>

--- a/klagomål/A 22547-2026 FSC-klagomål.docx
+++ b/klagomål/A 22547-2026 FSC-klagomål.docx
@@ -168,38 +168,7 @@
     </w:p>
     <w:p>
       <w:r>
-        <w:t>Detta dokument behandlar höga naturvärden i avverkningsanmälan A 22547-2026 i Uppsala kommun som inkom 2026-05-13 och omfattar 12,7 ha.</w:t>
-      </w:r>
-    </w:p>
-    <w:p>
-      <w:r>
-        <w:t>Nedan presenteras fynd av naturvårdsarter och fridlysta arter som gjorts i det avverkningsanmälda området, samt relevanta utdrag ur standarderna för FSC, Chain of Custody, Controlled Wood och PEFC. I BILAGA 1 finns artfakta om fridlysta arter.</w:t>
-      </w:r>
-    </w:p>
-    <w:p>
-      <w:r>
-        <w:t>Vi förväntar oss att ni återkommer med ett skriftligt svar på vårt klagomål och även beskriver vilka korrigerande åtgärder ni satt in för att rätta till identifierade brister i er efterlevnad av den svenska FSC standarden.</w:t>
-      </w:r>
-    </w:p>
-    <w:p>
-      <w:pPr>
-        <w:pStyle w:val="Heading1"/>
-      </w:pPr>
-      <w:r>
-        <w:t>Naturvårdsarter</w:t>
-      </w:r>
-    </w:p>
-    <w:p>
-      <w:r>
-        <w:t>I och inom 19 meter från avverkningsanmälan har följande 17 naturvårdsarter hittats: brunpudrad nållav (NT, T), grönhjon (NT), rynkskinn (NT, T), större flatbagge (NT), tallticka (NT, T), talltita (NT, §4), ullticka (NT, T), vedskivlav (NT, T), vedtrappmossa (NT, T), björksplintborre (S), bronshjon (S, T), granbarkgnagare (S, T), gulnål (S, T), jättesvampmal (S), vedticka (S, T), vågbandad barkbock (S) och spillkråka (T, §4). Av dessa är 9 rödlistade. För rödlistade arter har rödlistekategorin angivits inom parentes. Arter som är signalarter enligt Skogsstyrelsen har markerats med (S). Typiska arter inom Natura 2000 som är kopplade till skogsekosystem har markerats med (T). För fridlysta arter anges även paragrafen i Artskyddsförordningen som arten är fridlyst enligt.</w:t>
-      </w:r>
-    </w:p>
-    <w:p>
-      <w:r>
-        <w:t>De påträffade naturvårdsarterna är ett tydligt kvitto på att det rör sig om en skog med höga naturvärden.</w:t>
-      </w:r>
-      <w:r>
-        <w:t xml:space="preserve"> I Figur 1 visas fyndplatser för naturvårdsarter i området, som finns registrerade på Artportalen.</w:t>
+        <w:t>Detta klagomål behandlar höga naturvärden i avverkningsanmälan A 22547-2026 i Uppsala kommun som inkom 2026-05-13 och omfattar 12,7 ha.</w:t>
       </w:r>
     </w:p>
     <w:p>
@@ -247,7 +216,414 @@
         <w:spacing w:after="240"/>
       </w:pPr>
       <w:r>
-        <w:t>Figur 1. Fyndplatser för naturvårdsarter i och inom 19 meter från avverkningsanmälan (röd linje). Markörer utan svart kant är placerade på fyndplatsen. Markörer med svart kant är placerade vid sidan av fyndplatsen och har ett svart streck som visar fyndplatsens exakta position. Kartans mittpunktskoordinat är N 6668855, E 636272 i SWEREF 99 TM.</w:t>
+        <w:t>Figur 1. Fyndplatser för naturvårdsarter i och inom 19 meter från avverkningsanmälan. Markörer utan svart kant är placerade på fyndplatsen. Markörer med svart kant är placerade vid sidan av fyndplatsen har ett svart streck som visar fyndplatsens exakta position. Kartans mittpunktskoordinat är N 6668855, E 636272 i SWEREF 99 TM.</w:t>
+      </w:r>
+    </w:p>
+    <w:p>
+      <w:r>
+        <w:t>I och inom 19 meter från avverkningsanmälan finns fynd av 17 naturvårdsarter, varav 9 är rödlistade, 2 är fridlysta, 11 är typiska (T) och 7 är signalarter (S): brunpudrad nållav (NT, T), grönhjon (NT), rynkskinn (NT, T), större flatbagge (NT), tallticka (NT, T), talltita (NT, §4), ullticka (NT, T), vedskivlav (NT, T), vedtrappmossa (NT, T), björksplintborre (S), bronshjon (S, T), granbarkgnagare (S, T), gulnål (S, T), jättesvampmal (S), vedticka (S, T), vågbandad barkbock (S) och spillkråka (T, §4). Se Figur 1.</w:t>
+      </w:r>
+    </w:p>
+    <w:p>
+      <w:r>
+        <w:t>Nedan presenteras relevanta utdrag ur standarderna för FSC, Chain of Custody, Controlled Wood och PEFC.</w:t>
+      </w:r>
+    </w:p>
+    <w:p>
+      <w:r>
+        <w:t>Vi förväntar oss att ni återkommer med ett skriftligt svar på vårt klagomål och även beskriver vilka korrigerande åtgärder ni satt in för att rätta till identifierade brister i er efterlevnad av den svenska FSC standarden.</w:t>
+      </w:r>
+    </w:p>
+    <w:p>
+      <w:pPr>
+        <w:pStyle w:val="Heading1"/>
+      </w:pPr>
+      <w:r>
+        <w:t>Naturvårdsarter och fridlysta arter</w:t>
+      </w:r>
+    </w:p>
+    <w:p>
+      <w:r>
+        <w:t>Nedan följer beskrivningar av de naturvårdsarter och fridlysta arter som har sina livsmiljöer och växtplatser i den avverkningsanmälda skogen. Se även ytterligare artfakta i BILAGA 1. De påträffade naturvårdsarterna är ett tydligt kvitto på att det rör sig om en skog med höga naturvärden.</w:t>
+      </w:r>
+    </w:p>
+    <w:p>
+      <w:r>
+        <w:rPr>
+          <w:b/>
+        </w:rPr>
+        <w:t>Brunpudrad nållav (NT)</w:t>
+      </w:r>
+      <w:r>
+        <w:t xml:space="preserve"> är beroende av hög, jämn luftfuktighet och kan påträffas i fuktiga skogar av naturskogskaraktär, ofta i sumpgranskog eller andra sumpskogar. Arten är placerad högst upp i Skogsstyrelsens värdepyramid för bedömning av skog med höga naturvärden och förekomster bör undantas från skogsbruksåtgärder. Brunpudrad nållav är typisk art för </w:t>
+      </w:r>
+      <w:r>
+        <w:rPr>
+          <w:i/>
+        </w:rPr>
+        <w:t>9010 Taiga</w:t>
+      </w:r>
+      <w:r>
+        <w:t xml:space="preserve"> (SLU Artdatabanken, 2024; Nitare &amp; Skogsstyrelsen, 2019).</w:t>
+      </w:r>
+    </w:p>
+    <w:p>
+      <w:r>
+        <w:rPr>
+          <w:b/>
+        </w:rPr>
+        <w:t>Grönhjon (NT)</w:t>
+      </w:r>
+      <w:r>
+        <w:t xml:space="preserve"> är en skalbagge vars larvutveckling framför allt sker i grovbarkiga grenar (minst 3–5 cm tjocka) på gamla granar, men även i klena stamdelar av barrträd, främst gran, i mindre omfattning tall. Arten är knuten till gamla och gärna glesa granskogar där det finns långsamväxande träd med välutvecklat grenverk. Larverna lever i den skrovliga barken och gör en flera cm bred platt gång som mest liknar en rund håla och är tydligt nedsänkt i vedytan. I kanten av eller mitt på gången finner man en 5 mm bred, oval gång in i grenens ved där arten gör sin puppkammare. Insekten kläcks sedan ut genom samma gång. Främsta hotet är att gamla granar med grova grenar försvinner genom skogsbruk. Äldre granbestånd bör sparas så långt det är möjligt, och inte gallras eller slutavverkas (SLU Artdatabanken, 2024).</w:t>
+      </w:r>
+    </w:p>
+    <w:p>
+      <w:r>
+        <w:rPr>
+          <w:b/>
+        </w:rPr>
+        <w:t>Rynkskinn (NT)</w:t>
+      </w:r>
+      <w:r>
+        <w:t xml:space="preserve"> är en vednedbrytare som växer på grova granlågor och ingår i en karaktäristisk association av vedsvampar knutna till urskogsartade barrskogar. Den har klassificerats som en “urskogsindikator” och är placerad i toppen av Skogsstyrelsens värdepyramid för bedömning av skog med höga naturvärden. Allt tyder på att rynkskinn är mycket känslig för skogliga ingrepp och lokalerna, som oftast har höga biologiska kvaliteter, bör lämnas till fri utveckling. Rynkskinn är typisk art för </w:t>
+      </w:r>
+      <w:r>
+        <w:rPr>
+          <w:i/>
+        </w:rPr>
+        <w:t xml:space="preserve">9010 Taiga, 9050 Näringsrik granskog </w:t>
+      </w:r>
+      <w:r>
+        <w:t>och</w:t>
+      </w:r>
+      <w:r>
+        <w:rPr>
+          <w:i/>
+        </w:rPr>
+        <w:t xml:space="preserve"> 9030 Landhöjningsskog</w:t>
+      </w:r>
+      <w:r>
+        <w:t xml:space="preserve"> (Nitare &amp; Skogsstyrelsen, 2019; SLU Artdatabanken, 2026).</w:t>
+      </w:r>
+    </w:p>
+    <w:p>
+      <w:r>
+        <w:rPr>
+          <w:b/>
+        </w:rPr>
+        <w:t>Större flatbagge</w:t>
+      </w:r>
+      <w:r>
+        <w:rPr>
+          <w:b/>
+          <w:i/>
+        </w:rPr>
+        <w:t xml:space="preserve"> </w:t>
+      </w:r>
+      <w:r>
+        <w:rPr>
+          <w:b/>
+        </w:rPr>
+        <w:t xml:space="preserve">(NT) </w:t>
+      </w:r>
+      <w:r>
+        <w:t>är en skalbagge vars larvutveckling sker i brunrötad ved i högstubbar eller torrträd av både barrträd och lövträd, oftast tall, gran och björk, men även asp, klibbal och gråal. Vedsvampar som skapar lämplig vedröta är klibbticka och björkticka. När skalbaggarna lämnar veden uppstår typiskt stora, ovala flyghål på vedytan, i formen ungefär som ett avrundat myntinkast. De födosöker gärna på undersidan av levande klibbtickor, varvid det uppstår ytliga gnagspår i sporlagret. Arten hotas av bekämpningsaktioner mot den åttatandade barkborren, vilken genom ståndskogsangrepp dödar träd som knappt tio år senare blir mycket lämpliga för stor flatbagge. På många ställen minskar snabbt de bestånd av gammal vårtbjörk som även är viktiga för artens överlevnad. Främst är det viktigt att gammal granskog eller lövbrännor sparas i form av nyckelbiotoper eller reservat. I den brukade skogen är det viktigt att spara stående torrgranar och vårtbjörkar samt att man ej har långa tidsmässiga specialföreskrifter för att eliminera sparande av granbarkborregranar som undanrycker successionsmöjligheter av utvecklingssubstrat för denna och många andra rödlistade arter i hela län (SLU Artdatabanken, 2024).</w:t>
+      </w:r>
+    </w:p>
+    <w:p>
+      <w:r>
+        <w:rPr>
+          <w:b/>
+        </w:rPr>
+        <w:t xml:space="preserve">Tallticka (NT) </w:t>
+      </w:r>
+      <w:r>
+        <w:t xml:space="preserve">uppträder först på tallar som är 100–150 år gamla men är vanligast på träd som är runt 150–200 år eller äldre. I skogslandskapet är den främst knuten till tallnaturskogar och restbiotoper med biologiskt gamla träd och signalerar vanligtvis skyddsvärda tallbestånd med höga naturvärden. Tallticka är typisk art för </w:t>
+      </w:r>
+      <w:r>
+        <w:rPr>
+          <w:i/>
+        </w:rPr>
+        <w:t xml:space="preserve">9010 Taiga </w:t>
+      </w:r>
+      <w:r>
+        <w:t xml:space="preserve">och </w:t>
+      </w:r>
+      <w:r>
+        <w:rPr>
+          <w:i/>
+        </w:rPr>
+        <w:t>9060 Åsbarrskog</w:t>
+      </w:r>
+      <w:r>
+        <w:t xml:space="preserve"> (SLU Artdatabanken, 2023; Nitare &amp; Skogsstyrelsen, 2019).</w:t>
+      </w:r>
+    </w:p>
+    <w:p>
+      <w:r>
+        <w:rPr>
+          <w:b/>
+        </w:rPr>
+        <w:t>Talltita (NT, §4)</w:t>
+      </w:r>
+      <w:r>
+        <w:t>, rödlistad som nära hotad och prioriterad art i Skogsvårdslagen, har häckningsrevir i anmälan. Arten har minskat kraftigt de senaste 30 åren och minskningstakten innevarande 10-årsperiod beräknas till 20 (10–30) %. Talltitan är synnerligen trogen sitt cirka 15 hektar stora revir och är beroende av flerskiktade olikåldriga skogar för att kunna föda upp sina ungar. Talltitan försvinner om dess livsmiljö kalavverkas (Eggers &amp; Low, 2014; Ekman, 1979; Griesser et al, 2007; Klein, 2020; Siffczyk et al, 2003; SLU Artdatabanken, 2021).</w:t>
+      </w:r>
+    </w:p>
+    <w:p>
+      <w:r>
+        <w:rPr>
+          <w:b/>
+        </w:rPr>
+        <w:t>Ullticka (NT)</w:t>
+      </w:r>
+      <w:r>
+        <w:t xml:space="preserve"> är knuten till restbestånd av barrnaturskog och förekommer med ett tydligt optimum i orörda eller måttligt påverkade gamla granskogar där det föreligger viss kontinuitet av grov död ved. Ullticka är en bra signalart inom hela sitt utbredningsområde och i södra Sverige är den sällsynt och en god signalart för skyddsvärda granskogsmiljöer. Den hotas av avverkning och fragmentering av naturskog och äldre granskog med lång trädkontinuitet. På ullticka kan ibland ulltickeporing (VU) påträffas - det är en sällsynt ticka som nyligen delats upp i de tre olika arterna ulltickeporing </w:t>
+      </w:r>
+      <w:r>
+        <w:rPr>
+          <w:i/>
+        </w:rPr>
+        <w:t xml:space="preserve">Skeletocutis brevispora </w:t>
+      </w:r>
+      <w:r>
+        <w:t>(VU)</w:t>
+      </w:r>
+      <w:r>
+        <w:rPr>
+          <w:i/>
+        </w:rPr>
+        <w:t>, Skeletocutis delicata</w:t>
+      </w:r>
+      <w:r>
+        <w:t xml:space="preserve"> (VU)</w:t>
+      </w:r>
+      <w:r>
+        <w:rPr>
+          <w:i/>
+        </w:rPr>
+        <w:t xml:space="preserve"> och Skeletocutis exilis</w:t>
+      </w:r>
+      <w:r>
+        <w:t xml:space="preserve"> (NT). Ullticka är typisk art för </w:t>
+      </w:r>
+      <w:r>
+        <w:rPr>
+          <w:i/>
+        </w:rPr>
+        <w:t xml:space="preserve">9010 Taiga, 9050 Näringsrik granskog </w:t>
+      </w:r>
+      <w:r>
+        <w:t xml:space="preserve">och </w:t>
+      </w:r>
+      <w:r>
+        <w:rPr>
+          <w:i/>
+        </w:rPr>
+        <w:t>9030 Landhöjningsskog</w:t>
+      </w:r>
+      <w:r>
+        <w:t xml:space="preserve"> (SLU Artdatabanken, 2026; Nitare &amp; Skogsstyrelsen, 2019; Miettinen &amp; Niemelä, 2018).</w:t>
+      </w:r>
+    </w:p>
+    <w:p>
+      <w:r>
+        <w:rPr>
+          <w:b/>
+        </w:rPr>
+        <w:t>Vedskivlav (NT)</w:t>
+      </w:r>
+      <w:r>
+        <w:t xml:space="preserve"> växer på gammal, torr, exponerad, hård kärnved av framförallt tall i naturskogsartade bestånd. Avverkning av tallskog av naturskogskaraktär med spår av återkommande bränder är ett hot. Mängden lämplig ved att växa på för vedskivlav minskar, dels på grund av naturlig nedbrytning men framförallt på grund av att de förstörs i samband med slutavverkningar, gallringar och markberedning. Tall- och blandbarrskogar av naturskogskaraktär med spår av återkommande bränder bör skyddas. Vedskivlav är typisk art för </w:t>
+      </w:r>
+      <w:r>
+        <w:rPr>
+          <w:i/>
+        </w:rPr>
+        <w:t>9010 Taiga</w:t>
+      </w:r>
+      <w:r>
+        <w:t xml:space="preserve"> (SLU Artdatabanken, 2024).</w:t>
+      </w:r>
+    </w:p>
+    <w:p>
+      <w:r>
+        <w:rPr>
+          <w:b/>
+        </w:rPr>
+        <w:t xml:space="preserve">Vedtrappmossa (NT) </w:t>
+      </w:r>
+      <w:r>
+        <w:t xml:space="preserve">växer på död ved, främst i gammal granskog. Den förekommer knappast alls i fjällnära barrskogar utan finns i skogslandskapet nedom fjällen och framför allt i landets södra delar är den en mycket bra signalart för barrnaturskog med höga naturvärden. Skogsavverkning och brist på grov död ved i skogen är de allvarligaste hoten och den överlever inte kalhyggesbruk. Lokaler med sluten granskog, tillräckligt stora för att säkerställa ett kontinuerligt tillskott på grova lågor, bör undantas från storskaligt skogsbruk. Vedtrappmossa är typisk art för </w:t>
+      </w:r>
+      <w:r>
+        <w:rPr>
+          <w:i/>
+        </w:rPr>
+        <w:t>9010 Taiga</w:t>
+      </w:r>
+      <w:r>
+        <w:t xml:space="preserve"> (SLU Artdatabanken, 2024).</w:t>
+      </w:r>
+    </w:p>
+    <w:p>
+      <w:r>
+        <w:rPr>
+          <w:b/>
+        </w:rPr>
+        <w:t xml:space="preserve">Björksplintborre </w:t>
+      </w:r>
+      <w:r>
+        <w:t>är en skalbagge vars larvutveckling sker i bark på nyligen döda björkar, både stående träd och vindfällen. En prydlig rad med runda ventilationshål i barken ovanför modergången är synnerligen karaktäristiskt. Arten är knuten till lövrika blandskogar med en hög andel gamla träd, och starkt gynnad av naturliga störningar som torka, översvämningar, brand och stormfällningar. Talrika gnagspår kan tyda på biotoper med höga naturvärden, exempelvis för ovanliga hackspettar och andra, mer sällsynta vedinsekter. Larverna är omtyckt hackspettsföda (SLU Artdatabanken, 2025).</w:t>
+      </w:r>
+    </w:p>
+    <w:p>
+      <w:r>
+        <w:rPr>
+          <w:b/>
+        </w:rPr>
+        <w:t>Bronshjon</w:t>
+      </w:r>
+      <w:r>
+        <w:t xml:space="preserve"> är en skalbagge vars larvutveckling sker under grov bark på stammar av döda eller döende barrträd, främst gran, i mindre omfattning tall. Arten är knuten till äldre, naturskogslik granskog med inslag av torkande träd. Bronshjon är typisk art för </w:t>
+      </w:r>
+      <w:r>
+        <w:rPr>
+          <w:i/>
+        </w:rPr>
+        <w:t>9010 Taiga</w:t>
+      </w:r>
+      <w:r>
+        <w:t xml:space="preserve"> (SLU Artdatabanken, 2025).</w:t>
+      </w:r>
+    </w:p>
+    <w:p>
+      <w:r>
+        <w:rPr>
+          <w:b/>
+        </w:rPr>
+        <w:t xml:space="preserve">Granbarkgnagare </w:t>
+      </w:r>
+      <w:r>
+        <w:t xml:space="preserve">är en skalbagge vars larvutveckling sker i den tjocka ytterbarken på gamla och mycket grova levande granar. Man lägger lätt märke till angreppen på träden eftersom flera grova kläckhål ligger ganska tätt intill varandra på de grövre barkåsarna. Kläckhålen är runda och ca 1,5 mm breda. Granbarkgnagare är typisk art för </w:t>
+      </w:r>
+      <w:r>
+        <w:rPr>
+          <w:i/>
+        </w:rPr>
+        <w:t xml:space="preserve">9010 Taiga </w:t>
+      </w:r>
+      <w:r>
+        <w:t>(Ehnström, 2002; SLU Artdatabanken, 2025).</w:t>
+      </w:r>
+    </w:p>
+    <w:p>
+      <w:r>
+        <w:rPr>
+          <w:b/>
+        </w:rPr>
+        <w:t>Gulnål</w:t>
+      </w:r>
+      <w:r>
+        <w:t xml:space="preserve"> växer mest på murknande lövträdsved och barrträdsved och förekommer i skuggiga miljöer med hög luftfuktighet. I södra Sverige är den en relativt bra signal på biotoper med höga naturvärden och följs ofta av sällsynta arter. Gulnål är typisk art för </w:t>
+      </w:r>
+      <w:r>
+        <w:rPr>
+          <w:i/>
+        </w:rPr>
+        <w:t>9110 Näringsfattig bokskog</w:t>
+      </w:r>
+      <w:r>
+        <w:t xml:space="preserve"> och</w:t>
+      </w:r>
+      <w:r>
+        <w:rPr>
+          <w:i/>
+        </w:rPr>
+        <w:t xml:space="preserve"> 9130 Näringsrik bokskog </w:t>
+      </w:r>
+      <w:r>
+        <w:t>(Nitare &amp; Skogsstyrelsen, 2019; SLU Artdatabanken, 2025).</w:t>
+      </w:r>
+    </w:p>
+    <w:p>
+      <w:r>
+        <w:rPr>
+          <w:b/>
+        </w:rPr>
+        <w:t>Jättesvampmal</w:t>
+      </w:r>
+      <w:r>
+        <w:t xml:space="preserve"> är en fjäril som flyger i juli i mer eller mindre orörd gammal löv- eller blandskog, särskilt sådan med björk och bok. Larven lever i fnöskticka m.fl. tickor och kläckhålen och resterna av larvgångar i äldre fruktkroppar är lätta att känna igen och inventera. Arten hotas av avverkning av gamla, svampangripna lövträd samt bortforsling av döda lövträd, vindfällen och lågor. Gamla lövträd och naturbestånd med lövskog - särskilt björk och bok - bör sparas så långt möjligt och död ved lämnas kvar i skogen (SLU Artdatabanken, 2025).</w:t>
+      </w:r>
+    </w:p>
+    <w:p>
+      <w:r>
+        <w:rPr>
+          <w:b/>
+        </w:rPr>
+        <w:t xml:space="preserve">Vedticka </w:t>
+      </w:r>
+      <w:r>
+        <w:t xml:space="preserve">är en bra signalart söder om den naturliga norrlandsgränsen. Den är huvudsakligen knuten till äldre barrskogar där det föreligger långvarig kontinuitet av död barrved. Vedticka är typisk art för </w:t>
+      </w:r>
+      <w:r>
+        <w:rPr>
+          <w:i/>
+        </w:rPr>
+        <w:t xml:space="preserve">9010 Taiga </w:t>
+      </w:r>
+      <w:r>
+        <w:t>(Nitare &amp; Skogsstyrelsen, 2019; SLU Artdatabanken, 2025).</w:t>
+      </w:r>
+    </w:p>
+    <w:p>
+      <w:r>
+        <w:rPr>
+          <w:b/>
+        </w:rPr>
+        <w:t xml:space="preserve">Vågbandad barkbock </w:t>
+      </w:r>
+      <w:r>
+        <w:t>är en långhorning vars larvutveckling sker under bark på nyligen döda stående barrträd, främst gran, mer undantagsvis på tall. Främst i stående träd, särskilt gamla, långsamvuxna granar med grov bark, även i grövre grenar, stubbar eller vindfällen. Arten är starkt knuten till naturskogsliknande granskogar, och gynnas av extrema torrsomrar som försvagar träden. Arten påverkas negativt av brist på kontinuitetsskog och en minskning av populationen pågår eller förväntas ske (SLU Artdatabanken, 2025).</w:t>
+      </w:r>
+    </w:p>
+    <w:p>
+      <w:r>
+        <w:rPr>
+          <w:b/>
+        </w:rPr>
+        <w:t>Spillkråka (§4)</w:t>
+      </w:r>
+      <w:r>
+        <w:t xml:space="preserve"> omfattas av bilaga 1 i EU:s fågeldirektiv och är typisk art för </w:t>
+      </w:r>
+      <w:r>
+        <w:rPr>
+          <w:i/>
+        </w:rPr>
+        <w:t xml:space="preserve">9010 Taiga </w:t>
+      </w:r>
+      <w:r>
+        <w:t>och</w:t>
+      </w:r>
+      <w:r>
+        <w:rPr>
+          <w:i/>
+        </w:rPr>
+        <w:t xml:space="preserve"> 9740 Skogsbevuxen myr</w:t>
+      </w:r>
+      <w:r>
+        <w:t>. Den behöver grova träd, främst tall, asp och bok som boträd. Skogsbruk med korta omloppstider och täta, homogena ungskogar utgör det största hotet. Spillkråka är en nyckelart i skogliga miljöer vars övergivna bohål utnyttjas av flera andra hålhäckande fågelarter och fladdermöss, däribland pärluggla (EN, §4), knipa (§4), salskrake (§4) och skogsduva (§4). Hökuggla (VU, §4) och slaguggla (§4) häckar ofta i högstubbar som brutits av i höjd med ett gammalt spillkråkebo (SLU Artdatabanken, 2026; Skogsstyrelsen, 2016).</w:t>
+      </w:r>
+    </w:p>
+    <w:p>
+      <w:pPr>
+        <w:pStyle w:val="Heading1"/>
+      </w:pPr>
+      <w:r>
+        <w:t>Certifiering</w:t>
       </w:r>
     </w:p>
     <w:p>
@@ -255,26 +631,18 @@
         <w:pStyle w:val="Heading2"/>
       </w:pPr>
       <w:r>
-        <w:t>Fridlysta arter</w:t>
+        <w:t>Ur FSC-standarden</w:t>
       </w:r>
     </w:p>
     <w:p>
-      <w:r>
-        <w:t>Följande fridlysta arter har sina livsmiljöer och växtplatser i den avverkningsanmälda skogen: talltita (NT, §4) och spillkråka (T, §4).</w:t>
-      </w:r>
-    </w:p>
-    <w:p>
-      <w:r>
-        <w:t xml:space="preserve">Observera att medlemsländerna är skyldiga att agera i enlighet med EU:s fågeldirektiv där det uttryckligen står att direktivet gäller för fåglar samt för deras ägg, bon och </w:t>
-      </w:r>
       <w:r>
         <w:rPr>
           <w:b/>
         </w:rPr>
-        <w:t xml:space="preserve">livsmiljöer </w:t>
-      </w:r>
-      <w:r>
-        <w:t>(artikel 1). Vidare att de åtgärder som vidtas inte får leda till en försämring av den nuvarande situationen beträffande bevarandet av de fågelarter som avses i artikel 1 (artikel 13). Fågeldirektivet är styrande för tillsynsansvariga myndigheters ärendehantering, ställningstaganden och beslutsfattande.</w:t>
+        <w:t xml:space="preserve">PRINCIP 1: LAGEFTERLEVNAD: </w:t>
+      </w:r>
+      <w:r>
+        <w:t>Certifikatsinnehavaren ska följa alla tillämpliga lagar, förordningar och nationellt ratificerade internationella avtal, konventioner och överenskommelser.</w:t>
       </w:r>
     </w:p>
     <w:p>
@@ -282,44 +650,81 @@
         <w:rPr>
           <w:b/>
         </w:rPr>
-        <w:t>Spillkråka (§4)</w:t>
-      </w:r>
-      <w:r>
-        <w:t xml:space="preserve"> omfattas av bilaga 1 i EU:s fågeldirektiv och är typisk art för </w:t>
+        <w:t xml:space="preserve">1.3.1 </w:t>
+      </w:r>
+      <w:r>
+        <w:t>Tillämpliga lagar och föreskrifter för brukandet av skogen följs.</w:t>
+      </w:r>
+    </w:p>
+    <w:p>
+      <w:pPr>
+        <w:pStyle w:val="ListBullet"/>
+      </w:pPr>
+      <w:r>
+        <w:rPr>
+          <w:b/>
+          <w:i/>
+        </w:rPr>
+        <w:t xml:space="preserve">Kommentar: </w:t>
+      </w:r>
+      <w:r>
+        <w:t>I den avverkningsanmälda skogen har fridlysta arter sina livsmiljöer och växtplatser. Att skada de fridlysta arternas livsmiljöer, växtplatser eller ekologiska funktion är inte tillåtet enligt artskyddsförordningen.</w:t>
       </w:r>
       <w:r>
         <w:rPr>
           <w:i/>
         </w:rPr>
-        <w:t xml:space="preserve">9010 Taiga </w:t>
-      </w:r>
-      <w:r>
-        <w:t>och</w:t>
+        <w:t xml:space="preserve"> EU:s medlemsländer och skogsbolag är skyldiga att agera i enlighet med EU:s fågeldirektiv där det uttryckligen står att direktivet gäller för fåglar samt för deras ägg, bon och </w:t>
+      </w:r>
+      <w:r>
+        <w:rPr>
+          <w:b/>
+          <w:i/>
+        </w:rPr>
+        <w:t xml:space="preserve">livsmiljöer </w:t>
+      </w:r>
+      <w:r>
+        <w:t>(artikel 1). Vidare att de åtgärder som vidtas inte får leda till en försämring av den nuvarande situationen beträffande bevarandet av de fågelarter som avses i artikel 1 (artikel 13).</w:t>
+      </w:r>
+    </w:p>
+    <w:p>
+      <w:r>
+        <w:rPr>
+          <w:b/>
+        </w:rPr>
+        <w:t xml:space="preserve">6.4 </w:t>
+      </w:r>
+      <w:r>
+        <w:t>Certifikatsinnehavaren ska skydda sällsynta arter och hotade arter samt deras livsmiljöer inom skogsbruksenheten. Det ska ske genom avsättningar, andra skyddade områden och genom att skapa konnektivitet och/eller genom andra direkta åtgärder som gynnar dessa arters överlevnad och livskraft. Åtgärderna ska stå i förhållande till brukandets skala, intensitet och risk, samt till sällsynta och hotade arters bevarandestatus och ekologiska krav. Certifikatsinnehavaren ska beakta den geografiska spridningen och ekologiska krav hos sällsynta och hotade arter utanför skogsbruksenhetens gränser när beslut om åtgärder inom skogsbruksenheten ska fattas.</w:t>
+      </w:r>
+    </w:p>
+    <w:p>
+      <w:r>
+        <w:rPr>
+          <w:b/>
+        </w:rPr>
+        <w:t xml:space="preserve">6.4.3 </w:t>
+      </w:r>
+      <w:r>
+        <w:t>Bevarandeåtgärder genomförs för de kända förekomster av rödlistade arter som påverkas av skogsbruk.</w:t>
+      </w:r>
+    </w:p>
+    <w:p>
+      <w:pPr>
+        <w:pStyle w:val="ListBullet"/>
+      </w:pPr>
+      <w:r>
+        <w:rPr>
+          <w:b/>
+          <w:i/>
+        </w:rPr>
+        <w:t xml:space="preserve">Kommentar: </w:t>
       </w:r>
       <w:r>
         <w:rPr>
           <w:i/>
         </w:rPr>
-        <w:t xml:space="preserve"> 9740 Skogsbevuxen myr</w:t>
-      </w:r>
-      <w:r>
-        <w:t>. Den behöver grova träd, främst tall, asp och bok som boträd. Skogsbruk med korta omloppstider och täta, homogena ungskogar utgör det största hotet. Spillkråka är en nyckelart i skogliga miljöer vars övergivna bohål utnyttjas av flera andra hålhäckande fågelarter och fladdermöss, däribland pärluggla (EN, §4), knipa (§4), salskrake (§4) och skogsduva (§4). Hökuggla (VU, §4) och slaguggla (§4) häckar ofta i högstubbar som brutits av i höjd med ett gammalt spillkråkebo (SLU Artdatabanken, 2026; Skogsstyrelsen, 2016).</w:t>
-      </w:r>
-    </w:p>
-    <w:p>
-      <w:r>
-        <w:rPr>
-          <w:b/>
-        </w:rPr>
-        <w:t>Talltita (NT, §4)</w:t>
-      </w:r>
-      <w:r>
-        <w:t>, rödlistad som nära hotad och prioriterad art i Skogsvårdslagen, har häckningsrevir i anmälan. Arten har minskat kraftigt de senaste 30 åren och minskningstakten innevarande 10-årsperiod beräknas till 20 (10–30) %. Talltitan är synnerligen trogen sitt cirka 15 hektar stora revir och är beroende av flerskiktade olikåldriga skogar för att kunna föda upp sina ungar. Talltitan försvinner om dess livsmiljö kalavverkas (Eggers &amp; Low, 2014; Ekman, 1979; Griesser et al, 2007; Klein, 2020; Siffczyk et al, 2003; SLU Artdatabanken, 2021).</w:t>
-      </w:r>
-    </w:p>
-    <w:p>
-      <w:r>
-        <w:t>I BILAGA 1 finns mer detaljerad information om ekologi samt krav på livsmiljö hos fridlysta arter.</w:t>
+        <w:t>I det avverkningsanmälda skogsområdet har 17 naturvårdsarter varav 9 rödlistade arter sina livsmiljöer och växtplatser.</w:t>
       </w:r>
     </w:p>
     <w:p>
@@ -327,7 +732,7 @@
         <w:pStyle w:val="Heading2"/>
       </w:pPr>
       <w:r>
-        <w:t>Övriga naturvårdsarter</w:t>
+        <w:t>Ur Chain of Custody Certification (FSC-STD-40-004 ver 3.0)</w:t>
       </w:r>
     </w:p>
     <w:p>
@@ -335,330 +740,144 @@
         <w:rPr>
           <w:b/>
         </w:rPr>
-        <w:t xml:space="preserve">Björksplintborre </w:t>
-      </w:r>
-      <w:r>
-        <w:t>är en skalbagge vars larvutveckling sker i bark på nyligen döda björkar, både stående träd och vindfällen. En prydlig rad med runda ventilationshål i barken ovanför modergången är synnerligen karaktäristiskt. Arten är knuten till lövrika blandskogar med en hög andel gamla träd, och starkt gynnad av naturliga störningar som torka, översvämningar, brand och stormfällningar. Talrika gnagspår kan tyda på biotoper med höga naturvärden, exempelvis för ovanliga hackspettar och andra, mer sällsynta vedinsekter. Larverna är omtyckt hackspettsföda (SLU Artdatabanken, 2025).</w:t>
+        <w:t xml:space="preserve">1.3 </w:t>
+      </w:r>
+      <w:r>
+        <w:t xml:space="preserve">The organization shall commit to the FSC values as defined in FSC-POL-01-004 Policy for the Association of Organizations with FSC. </w:t>
       </w:r>
     </w:p>
     <w:p>
-      <w:r>
-        <w:rPr>
-          <w:b/>
-        </w:rPr>
-        <w:t>Bronshjon</w:t>
-      </w:r>
-      <w:r>
-        <w:t xml:space="preserve"> är en skalbagge vars larvutveckling sker under grov bark på stammar av döda eller döende barrträd, främst gran, i mindre omfattning tall. Arten är knuten till äldre, naturskogslik granskog med inslag av torkande träd. Bronshjon är typisk art för </w:t>
-      </w:r>
-      <w:r>
-        <w:rPr>
-          <w:i/>
-        </w:rPr>
-        <w:t>9010 Taiga</w:t>
-      </w:r>
-      <w:r>
-        <w:t xml:space="preserve"> (SLU Artdatabanken, 2025).</w:t>
+      <w:pPr>
+        <w:pStyle w:val="Heading2"/>
+      </w:pPr>
+      <w:r>
+        <w:t>Ur FSC:s policy för associerade organisationer (FSC-POL-01-004)</w:t>
       </w:r>
     </w:p>
     <w:p>
       <w:r>
-        <w:rPr>
-          <w:b/>
-        </w:rPr>
-        <w:t>Brunpudrad nållav (NT)</w:t>
-      </w:r>
-      <w:r>
-        <w:t xml:space="preserve"> är beroende av hög, jämn luftfuktighet och kan påträffas i fuktiga skogar av naturskogskaraktär, ofta i sumpgranskog eller andra sumpskogar. Arten är placerad högst upp i Skogsstyrelsens värdepyramid för bedömning av skog med höga naturvärden och förekomster bör undantas från skogsbruksåtgärder. Brunpudrad nållav är typisk art för </w:t>
-      </w:r>
-      <w:r>
-        <w:rPr>
-          <w:i/>
-        </w:rPr>
-        <w:t>9010 Taiga</w:t>
-      </w:r>
-      <w:r>
-        <w:t xml:space="preserve"> (SLU Artdatabanken, 2024; Nitare &amp; Skogsstyrelsen, 2019).</w:t>
+        <w:t xml:space="preserve">Som “Chain of Custody”-certifierad organisation är skogsbolaget bunden av de fastställda reglerna i Del 1 Punkt 1 c) i Policy för organisationer associerade med FSC (FSC-POL-01-004 V2-0 EN + SVE version 2012-03-02): </w:t>
       </w:r>
     </w:p>
     <w:p>
-      <w:r>
-        <w:rPr>
-          <w:b/>
-        </w:rPr>
-        <w:t xml:space="preserve">Granbarkgnagare </w:t>
-      </w:r>
-      <w:r>
-        <w:t xml:space="preserve">är en skalbagge vars larvutveckling sker i den tjocka ytterbarken på gamla och mycket grova levande granar. Man lägger lätt märke till angreppen på träden eftersom flera grova kläckhål ligger ganska tätt intill varandra på de grövre barkåsarna. Kläckhålen är runda och ca 1,5 mm breda. Granbarkgnagare är typisk art för </w:t>
-      </w:r>
-      <w:r>
-        <w:rPr>
-          <w:i/>
-        </w:rPr>
-        <w:t xml:space="preserve">9010 Taiga </w:t>
-      </w:r>
-      <w:r>
-        <w:t>(Ehnström, 2002; SLU Artdatabanken, 2025).</w:t>
+      <w:pPr>
+        <w:pStyle w:val="ListNumber"/>
+      </w:pPr>
+      <w:r>
+        <w:t>De organisationer FSC kan acceptera association med får inte direkt eller indirekt ha några kopplingar till nedanstående, oacceptabla aktiviteter:</w:t>
       </w:r>
     </w:p>
     <w:p>
-      <w:r>
-        <w:rPr>
-          <w:b/>
-        </w:rPr>
-        <w:t>Grönhjon (NT)</w:t>
-      </w:r>
-      <w:r>
-        <w:t xml:space="preserve"> är en skalbagge vars larvutveckling framför allt sker i grovbarkiga grenar (minst 3–5 cm tjocka) på gamla granar, men även i klena stamdelar av barrträd, främst gran, i mindre omfattning tall. Arten är knuten till gamla och gärna glesa granskogar där det finns långsamväxande träd med välutvecklat grenverk. Larverna lever i den skrovliga barken och gör en flera cm bred platt gång som mest liknar en rund håla och är tydligt nedsänkt i vedytan. I kanten av eller mitt på gången finner man en 5 mm bred, oval gång in i grenens ved där arten gör sin puppkammare. Insekten kläcks sedan ut genom samma gång. Främsta hotet är att gamla granar med grova grenar försvinner genom skogsbruk. Äldre granbestånd bör sparas så långt det är möjligt, och inte gallras eller slutavverkas (SLU Artdatabanken, 2024).</w:t>
+      <w:pPr>
+        <w:ind w:left="357"/>
+      </w:pPr>
+      <w:r>
+        <w:t>a) Olaglig skogsavverkning och handel med olagligt avverkat virke eller skogsprodukter</w:t>
       </w:r>
     </w:p>
     <w:p>
-      <w:r>
-        <w:rPr>
-          <w:b/>
-        </w:rPr>
-        <w:t>Gulnål</w:t>
-      </w:r>
-      <w:r>
-        <w:t xml:space="preserve"> växer mest på murknande lövträdsved och barrträdsved och förekommer i skuggiga miljöer med hög luftfuktighet. I södra Sverige är den en relativt bra signal på biotoper med höga naturvärden och följs ofta av sällsynta arter. Gulnål är typisk art för </w:t>
-      </w:r>
-      <w:r>
-        <w:rPr>
-          <w:i/>
-        </w:rPr>
-        <w:t>9110 Näringsfattig bokskog</w:t>
-      </w:r>
-      <w:r>
-        <w:t xml:space="preserve"> och</w:t>
-      </w:r>
-      <w:r>
-        <w:rPr>
-          <w:i/>
-        </w:rPr>
-        <w:t xml:space="preserve"> 9130 Näringsrik bokskog </w:t>
-      </w:r>
-      <w:r>
-        <w:t>(Nitare &amp; Skogsstyrelsen, 2019; SLU Artdatabanken, 2025).</w:t>
+      <w:pPr>
+        <w:ind w:left="357"/>
+      </w:pPr>
+      <w:r>
+        <w:t>...</w:t>
       </w:r>
     </w:p>
     <w:p>
-      <w:r>
-        <w:rPr>
-          <w:b/>
-        </w:rPr>
-        <w:t>Jättesvampmal</w:t>
-      </w:r>
-      <w:r>
-        <w:t xml:space="preserve"> är en fjäril som flyger i juli i mer eller mindre orörd gammal löv- eller blandskog, särskilt sådan med björk och bok. Larven lever i fnöskticka m.fl. tickor och kläckhålen och resterna av larvgångar i äldre fruktkroppar är lätta att känna igen och inventera. Arten hotas av avverkning av gamla, svampangripna lövträd samt bortforsling av döda lövträd, vindfällen och lågor. Gamla lövträd och naturbestånd med lövskog - särskilt björk och bok - bör sparas så långt möjligt och död ved lämnas kvar i skogen (SLU Artdatabanken, 2025).</w:t>
+      <w:pPr>
+        <w:ind w:left="357"/>
+      </w:pPr>
+      <w:r>
+        <w:t>c) Skogsbruk som förstör höga naturvärden</w:t>
       </w:r>
     </w:p>
     <w:p>
-      <w:r>
-        <w:rPr>
-          <w:b/>
-        </w:rPr>
-        <w:t>Rynkskinn (NT)</w:t>
-      </w:r>
-      <w:r>
-        <w:t xml:space="preserve"> är en vednedbrytare som växer på grova granlågor och ingår i en karaktäristisk association av vedsvampar knutna till urskogsartade barrskogar. Den har klassificerats som en “urskogsindikator” och är placerad i toppen av Skogsstyrelsens värdepyramid för bedömning av skog med höga naturvärden. Allt tyder på att rynkskinn är mycket känslig för skogliga ingrepp och lokalerna, som oftast har höga biologiska kvaliteter, bör lämnas till fri utveckling. Rynkskinn är typisk art för </w:t>
-      </w:r>
-      <w:r>
-        <w:rPr>
-          <w:i/>
-        </w:rPr>
-        <w:t xml:space="preserve">9010 Taiga, 9050 Näringsrik granskog </w:t>
-      </w:r>
-      <w:r>
-        <w:t>och</w:t>
-      </w:r>
-      <w:r>
-        <w:rPr>
-          <w:i/>
-        </w:rPr>
-        <w:t xml:space="preserve"> 9030 Landhöjningsskog</w:t>
-      </w:r>
-      <w:r>
-        <w:t xml:space="preserve"> (Nitare &amp; Skogsstyrelsen, 2019; SLU Artdatabanken, 2026).</w:t>
+      <w:pPr>
+        <w:ind w:left="357"/>
+      </w:pPr>
+      <w:r>
+        <w:t>d) Betydande omvandling av skog till plantager eller annan, icke skoglig, markanvändning</w:t>
       </w:r>
     </w:p>
     <w:p>
-      <w:r>
-        <w:rPr>
-          <w:b/>
-        </w:rPr>
-        <w:t>Större flatbagge</w:t>
-      </w:r>
+      <w:pPr>
+        <w:pStyle w:val="ListBullet"/>
+      </w:pPr>
       <w:r>
         <w:rPr>
           <w:b/>
           <w:i/>
         </w:rPr>
-        <w:t xml:space="preserve"> </w:t>
-      </w:r>
-      <w:r>
-        <w:rPr>
-          <w:b/>
-        </w:rPr>
-        <w:t xml:space="preserve">(NT) </w:t>
-      </w:r>
-      <w:r>
-        <w:t>är en skalbagge vars larvutveckling sker i brunrötad ved i högstubbar eller torrträd av både barrträd och lövträd, oftast tall, gran och björk, men även asp, klibbal och gråal. Vedsvampar som skapar lämplig vedröta är klibbticka och björkticka. När skalbaggarna lämnar veden uppstår typiskt stora, ovala flyghål på vedytan, i formen ungefär som ett avrundat myntinkast. De födosöker gärna på undersidan av levande klibbtickor, varvid det uppstår ytliga gnagspår i sporlagret. Arten hotas av bekämpningsaktioner mot den åttatandade barkborren, vilken genom ståndskogsangrepp dödar träd som knappt tio år senare blir mycket lämpliga för stor flatbagge. På många ställen minskar snabbt de bestånd av gammal vårtbjörk som även är viktiga för artens överlevnad. Främst är det viktigt att gammal granskog eller lövbrännor sparas i form av nyckelbiotoper eller reservat. I den brukade skogen är det viktigt att spara stående torrgranar och vårtbjörkar samt att man ej har långa tidsmässiga specialföreskrifter för att eliminera sparande av granbarkborregranar som undanrycker successionsmöjligheter av utvecklingssubstrat för denna och många andra rödlistade arter i hela län (SLU Artdatabanken, 2024).</w:t>
-      </w:r>
-    </w:p>
-    <w:p>
-      <w:r>
-        <w:rPr>
-          <w:b/>
-        </w:rPr>
-        <w:t xml:space="preserve">Tallticka (NT) </w:t>
-      </w:r>
-      <w:r>
-        <w:t xml:space="preserve">uppträder först på tallar som är 100–150 år gamla men är vanligast på träd som är runt 150–200 år eller äldre. I skogslandskapet är den främst knuten till tallnaturskogar och restbiotoper med biologiskt gamla träd och signalerar vanligtvis skyddsvärda tallbestånd med höga naturvärden. Tallticka är typisk art för </w:t>
+        <w:t xml:space="preserve">Kommentar: </w:t>
       </w:r>
       <w:r>
         <w:rPr>
           <w:i/>
         </w:rPr>
-        <w:t xml:space="preserve">9010 Taiga </w:t>
-      </w:r>
-      <w:r>
-        <w:t xml:space="preserve">och </w:t>
+        <w:t>Avverkning av skog med höga naturvärden samt skada på fridlysta arter strider både mot FSC Controlled Wood-standarden och FSC:s policy for associerade organisationer.</w:t>
+      </w:r>
+    </w:p>
+    <w:p>
+      <w:pPr>
+        <w:pStyle w:val="Heading2"/>
+      </w:pPr>
+      <w:r>
+        <w:t>Ur FSC Controlled Wood (FSC-STD-40-005)</w:t>
+      </w:r>
+    </w:p>
+    <w:p>
+      <w:r>
+        <w:t>Virke som inte accepteras i FSC-märkta produkter (oacceptabelt ursprung) enligt FSC Controlled Wood (FSC-STD-40-005):</w:t>
+      </w:r>
+    </w:p>
+    <w:p>
+      <w:pPr>
+        <w:pStyle w:val="ListNumber"/>
+      </w:pPr>
+      <w:r>
+        <w:t>Illegalt avverkat virke.</w:t>
+      </w:r>
+    </w:p>
+    <w:p>
+      <w:pPr>
+        <w:pStyle w:val="ListNumber"/>
+      </w:pPr>
+      <w:r>
+        <w:t>...</w:t>
+      </w:r>
+    </w:p>
+    <w:p>
+      <w:pPr>
+        <w:pStyle w:val="ListNumber"/>
+      </w:pPr>
+      <w:r>
+        <w:t>Virke från avverkningar som hotar höga naturvärden.</w:t>
+      </w:r>
+    </w:p>
+    <w:p>
+      <w:pPr>
+        <w:pStyle w:val="ListNumber"/>
+      </w:pPr>
+      <w:r>
+        <w:t>Virke från skog som konverteras till plantager eller icke-skogligt bruk.</w:t>
+      </w:r>
+    </w:p>
+    <w:p>
+      <w:pPr>
+        <w:pStyle w:val="ListBullet"/>
+      </w:pPr>
+      <w:r>
+        <w:rPr>
+          <w:b/>
+          <w:i/>
+        </w:rPr>
+        <w:t xml:space="preserve">Kommentar: </w:t>
       </w:r>
       <w:r>
         <w:rPr>
           <w:i/>
         </w:rPr>
-        <w:t>9060 Åsbarrskog</w:t>
-      </w:r>
-      <w:r>
-        <w:t xml:space="preserve"> (SLU Artdatabanken, 2023; Nitare &amp; Skogsstyrelsen, 2019).</w:t>
-      </w:r>
-    </w:p>
-    <w:p>
-      <w:r>
-        <w:rPr>
-          <w:b/>
-        </w:rPr>
-        <w:t>Ullticka (NT)</w:t>
-      </w:r>
-      <w:r>
-        <w:t xml:space="preserve"> är knuten till restbestånd av barrnaturskog och förekommer med ett tydligt optimum i orörda eller måttligt påverkade gamla granskogar där det föreligger viss kontinuitet av grov död ved. Ullticka är en bra signalart inom hela sitt utbredningsområde och i södra Sverige är den sällsynt och en god signalart för skyddsvärda granskogsmiljöer. Den hotas av avverkning och fragmentering av naturskog och äldre granskog med lång trädkontinuitet. På ullticka kan ibland ulltickeporing (VU) påträffas - det är en sällsynt ticka som nyligen delats upp i de tre olika arterna ulltickeporing </w:t>
-      </w:r>
-      <w:r>
-        <w:rPr>
-          <w:i/>
-        </w:rPr>
-        <w:t xml:space="preserve">Skeletocutis brevispora </w:t>
-      </w:r>
-      <w:r>
-        <w:t>(VU)</w:t>
-      </w:r>
-      <w:r>
-        <w:rPr>
-          <w:i/>
-        </w:rPr>
-        <w:t>, Skeletocutis delicata</w:t>
-      </w:r>
-      <w:r>
-        <w:t xml:space="preserve"> (VU)</w:t>
-      </w:r>
-      <w:r>
-        <w:rPr>
-          <w:i/>
-        </w:rPr>
-        <w:t xml:space="preserve"> och Skeletocutis exilis</w:t>
-      </w:r>
-      <w:r>
-        <w:t xml:space="preserve"> (NT). Ullticka är typisk art för </w:t>
-      </w:r>
-      <w:r>
-        <w:rPr>
-          <w:i/>
-        </w:rPr>
-        <w:t xml:space="preserve">9010 Taiga, 9050 Näringsrik granskog </w:t>
-      </w:r>
-      <w:r>
-        <w:t xml:space="preserve">och </w:t>
-      </w:r>
-      <w:r>
-        <w:rPr>
-          <w:i/>
-        </w:rPr>
-        <w:t>9030 Landhöjningsskog</w:t>
-      </w:r>
-      <w:r>
-        <w:t xml:space="preserve"> (SLU Artdatabanken, 2026; Nitare &amp; Skogsstyrelsen, 2019; Miettinen &amp; Niemelä, 2018).</w:t>
-      </w:r>
-    </w:p>
-    <w:p>
-      <w:r>
-        <w:rPr>
-          <w:b/>
-        </w:rPr>
-        <w:t>Vedskivlav (NT)</w:t>
-      </w:r>
-      <w:r>
-        <w:t xml:space="preserve"> växer på gammal, torr, exponerad, hård kärnved av framförallt tall i naturskogsartade bestånd. Avverkning av tallskog av naturskogskaraktär med spår av återkommande bränder är ett hot. Mängden lämplig ved att växa på för vedskivlav minskar, dels på grund av naturlig nedbrytning men framförallt på grund av att de förstörs i samband med slutavverkningar, gallringar och markberedning. Tall- och blandbarrskogar av naturskogskaraktär med spår av återkommande bränder bör skyddas. Vedskivlav är typisk art för </w:t>
-      </w:r>
-      <w:r>
-        <w:rPr>
-          <w:i/>
-        </w:rPr>
-        <w:t>9010 Taiga</w:t>
-      </w:r>
-      <w:r>
-        <w:t xml:space="preserve"> (SLU Artdatabanken, 2024).</w:t>
-      </w:r>
-    </w:p>
-    <w:p>
-      <w:r>
-        <w:rPr>
-          <w:b/>
-        </w:rPr>
-        <w:t xml:space="preserve">Vedticka </w:t>
-      </w:r>
-      <w:r>
-        <w:t xml:space="preserve">är en bra signalart söder om den naturliga norrlandsgränsen. Den är huvudsakligen knuten till äldre barrskogar där det föreligger långvarig kontinuitet av död barrved. Vedticka är typisk art för </w:t>
-      </w:r>
-      <w:r>
-        <w:rPr>
-          <w:i/>
-        </w:rPr>
-        <w:t xml:space="preserve">9010 Taiga </w:t>
-      </w:r>
-      <w:r>
-        <w:t>(Nitare &amp; Skogsstyrelsen, 2019; SLU Artdatabanken, 2025).</w:t>
-      </w:r>
-    </w:p>
-    <w:p>
-      <w:r>
-        <w:rPr>
-          <w:b/>
-        </w:rPr>
-        <w:t xml:space="preserve">Vedtrappmossa (NT) </w:t>
-      </w:r>
-      <w:r>
-        <w:t xml:space="preserve">växer på död ved, främst i gammal granskog. Den förekommer knappast alls i fjällnära barrskogar utan finns i skogslandskapet nedom fjällen och framför allt i landets södra delar är den en mycket bra signalart för barrnaturskog med höga naturvärden. Skogsavverkning och brist på grov död ved i skogen är de allvarligaste hoten och den överlever inte kalhyggesbruk. Lokaler med sluten granskog, tillräckligt stora för att säkerställa ett kontinuerligt tillskott på grova lågor, bör undantas från storskaligt skogsbruk. Vedtrappmossa är typisk art för </w:t>
-      </w:r>
-      <w:r>
-        <w:rPr>
-          <w:i/>
-        </w:rPr>
-        <w:t>9010 Taiga</w:t>
-      </w:r>
-      <w:r>
-        <w:t xml:space="preserve"> (SLU Artdatabanken, 2024).</w:t>
-      </w:r>
-    </w:p>
-    <w:p>
-      <w:r>
-        <w:rPr>
-          <w:b/>
-        </w:rPr>
-        <w:t xml:space="preserve">Vågbandad barkbock </w:t>
-      </w:r>
-      <w:r>
-        <w:t>är en långhorning vars larvutveckling sker under bark på nyligen döda stående barrträd, främst gran, mer undantagsvis på tall. Främst i stående träd, särskilt gamla, långsamvuxna granar med grov bark, även i grövre grenar, stubbar eller vindfällen. Arten är starkt knuten till naturskogsliknande granskogar, och gynnas av extrema torrsomrar som försvagar träden. Arten påverkas negativt av brist på kontinuitetsskog och en minskning av populationen pågår eller förväntas ske (SLU Artdatabanken, 2025).</w:t>
+        <w:t>Avverkning av skog med höga naturvärden samt skada på fridlysta arter strider både mot FSC Controlled Wood-standarden och FSC:s policy for associerade organisationer.</w:t>
       </w:r>
     </w:p>
     <w:p>
@@ -666,7 +885,71 @@
         <w:pStyle w:val="Heading1"/>
       </w:pPr>
       <w:r>
-        <w:t>Certifiering</w:t>
+        <w:t>Ur PEFC-standarden gällande lagefterlevnad</w:t>
+      </w:r>
+    </w:p>
+    <w:p>
+      <w:r>
+        <w:t>PEFC-standarden förutsätter att tillämplig svensk lagstiftning följs. Det är utsedd tillsynsmyndighet som ansvarar för tillsyn av lagens efterlevnad. PEFC-standarden återger innehållet i vissa certifieringskritiska lag- och föreskriftskrav vilka ska ingå i granskning av PEFC-systemets efterlevnad.</w:t>
+      </w:r>
+    </w:p>
+    <w:p>
+      <w:pPr>
+        <w:pStyle w:val="ListBullet"/>
+      </w:pPr>
+      <w:r>
+        <w:rPr>
+          <w:b/>
+          <w:i/>
+        </w:rPr>
+        <w:t xml:space="preserve">Kommentar: </w:t>
+      </w:r>
+      <w:r>
+        <w:rPr>
+          <w:i/>
+        </w:rPr>
+        <w:t>I den avverkningsanmälda skogen har fridlysta arter sina livsmiljöer och växtplatser. Att skada de fridlysta arternas livsmiljöer, växtplatser eller ekologiska funktion är inte tillåtet enligt artskyddsförordningen</w:t>
+      </w:r>
+    </w:p>
+    <w:p>
+      <w:r>
+        <w:br w:type="page"/>
+      </w:r>
+    </w:p>
+    <w:p>
+      <w:pPr>
+        <w:pStyle w:val="Title"/>
+      </w:pPr>
+      <w:r>
+        <w:t>BILAGA 1 – Fridlysta arter</w:t>
+      </w:r>
+    </w:p>
+    <w:p>
+      <w:pPr>
+        <w:pStyle w:val="Heading1"/>
+      </w:pPr>
+      <w:r>
+        <w:t>Talltita – ekologi samt krav på livsmiljön</w:t>
+      </w:r>
+    </w:p>
+    <w:p>
+      <w:r>
+        <w:t>Talltita är rödlistad som NT, fridlyst och prioriterad art i Skogsvårdslagen. Den omfattas av EU:s fågeldirektiv. Arten har minskat kraftigt de senaste 30 åren och minskningstakten innevarande 10-årsperiod beräknas till 20 (10–30) % (SLU Artdatabanken, 2022).</w:t>
+      </w:r>
+    </w:p>
+    <w:p>
+      <w:r>
+        <w:t>Talltita föredrar större sammanhängande barrskogar, och finns såväl i tallskog som granskog och i lövblandad barrskog. Skogens struktur är viktig och ska helst vara flerskiktad med riklig underväxt av mindre granar, björk och andra lövträd och buskar. Tillgång på murknande högstubbar är särskilt viktig, eftersom talltitan helst själv hackar ut sitt bohål (SLU Artdatabanken, 2022).</w:t>
+      </w:r>
+    </w:p>
+    <w:p>
+      <w:r>
+        <w:t>Det finns flera studier som visar att talltita är känslig för gallring och inte överlever när dess livsmiljö kalavverkas (Eggers and Low, 2014; Griesser et al., 2007; Klein, 2020). Talltitans revir är förhållandevis stora, 10–20 hektar och arten missgynnas när skogen fragmenteras. Kalavverkning av större delar av reviret innebär att det överges (Artdatabanken, 2021).</w:t>
+      </w:r>
+    </w:p>
+    <w:p>
+      <w:r>
+        <w:t>Talltitan är synnerligen trogen sitt revir så länge paret lever och biotopen förblir intakt. Paret stannar i sitt revir året om. En förlust av ett revir har därför en stor inverkan på den lokala populationen och trakthyggesbruket anses vara orsak till den svenska populationens kraftiga minskning. Talltiteparets revirtrohet innebär att närhelst under året man observerar en adult talltita så ingår denna plats i reviret (Siffczyk et al., 2003; Ekman, 1979).</w:t>
       </w:r>
     </w:p>
     <w:p>
@@ -674,100 +957,127 @@
         <w:pStyle w:val="Heading2"/>
       </w:pPr>
       <w:r>
-        <w:t>Ur FSC-standarden</w:t>
+        <w:t>Referenser – talltita</w:t>
       </w:r>
     </w:p>
     <w:p>
       <w:r>
+        <w:t xml:space="preserve">Eggers, S., Low, M., 2014. </w:t>
+      </w:r>
+      <w:r>
         <w:rPr>
-          <w:b/>
+          <w:i/>
         </w:rPr>
-        <w:t xml:space="preserve">PRINCIP 1: LAGEFTERLEVNAD: </w:t>
-      </w:r>
-      <w:r>
-        <w:t>Certifikatsinnehavaren ska följa alla tillämpliga lagar, förordningar och nationellt ratificerade internationella avtal, konventioner och överenskommelser.</w:t>
+        <w:t xml:space="preserve">Differential demographic responses of sympatric Parids to vegetation management in boreal forest. </w:t>
+      </w:r>
+      <w:r>
+        <w:t>For. Ecol. Manage. 319, 169–175.</w:t>
       </w:r>
     </w:p>
     <w:p>
       <w:r>
+        <w:t xml:space="preserve">Ekman, J., 1979. </w:t>
+      </w:r>
+      <w:r>
         <w:rPr>
-          <w:b/>
+          <w:i/>
         </w:rPr>
-        <w:t xml:space="preserve">1.3.1 </w:t>
-      </w:r>
-      <w:r>
-        <w:t>Tillämpliga lagar och föreskrifter för brukandet av skogen följs.</w:t>
+        <w:t xml:space="preserve">Coherence, composition and territories of winter social groups of the Willow Tit Parus montanus and the Crested Tit P. cristatus. </w:t>
+      </w:r>
+      <w:r>
+        <w:t>Ornis Scandinavica, 10, pp 56–68</w:t>
+      </w:r>
+    </w:p>
+    <w:p>
+      <w:r>
+        <w:t xml:space="preserve">Griesser, M., Nystrand, M., Eggers, S., Ekman, J., 2007. </w:t>
+      </w:r>
+      <w:r>
+        <w:rPr>
+          <w:i/>
+        </w:rPr>
+        <w:t xml:space="preserve">Impact of forestry practices on fitness correlates and population productivity in an open-nesting bird species. </w:t>
+      </w:r>
+      <w:r>
+        <w:t>Conserv. Biol. 21, 767–774. https://doi.org/10.1111/j.1523- 1739.2007.00675.x</w:t>
+      </w:r>
+    </w:p>
+    <w:p>
+      <w:r>
+        <w:t xml:space="preserve">Klein, J., 2020. </w:t>
+      </w:r>
+      <w:r>
+        <w:rPr>
+          <w:i/>
+        </w:rPr>
+        <w:t xml:space="preserve">The forgotten forest – On thinning, retention, and biodiversity in the boreal forest. </w:t>
+      </w:r>
+      <w:r>
+        <w:t>Doctoral Thesis No. 2020:50</w:t>
+      </w:r>
+    </w:p>
+    <w:p>
+      <w:r>
+        <w:t xml:space="preserve">Siffczyk, C., Brotons, L., Kangas, K., Orell, M., 2003. </w:t>
+      </w:r>
+      <w:r>
+        <w:rPr>
+          <w:i/>
+        </w:rPr>
+        <w:t xml:space="preserve">Home range size of willow tits. </w:t>
+      </w:r>
+      <w:r>
+        <w:t>Oecologica, 136, 635–642 (2003)</w:t>
+      </w:r>
+    </w:p>
+    <w:p>
+      <w:r>
+        <w:t xml:space="preserve">SLU Artdatabanken, 2021. </w:t>
+      </w:r>
+      <w:r>
+        <w:rPr>
+          <w:i/>
+        </w:rPr>
+        <w:t xml:space="preserve">Artfaktablad. Naturvård – artfakta. </w:t>
+      </w:r>
+      <w:r>
+        <w:t>SLU Artdatabanken, Uppsala</w:t>
       </w:r>
     </w:p>
     <w:p>
       <w:pPr>
-        <w:pStyle w:val="ListBullet"/>
+        <w:pStyle w:val="Heading1"/>
       </w:pPr>
       <w:r>
-        <w:rPr>
-          <w:b/>
-          <w:i/>
-        </w:rPr>
-        <w:t xml:space="preserve">Kommentar: </w:t>
-      </w:r>
-      <w:r>
-        <w:t>I den avverkningsanmälda skogen har fridlysta arter sina livsmiljöer och växtplatser. Att skada de fridlysta arternas livsmiljöer, växtplatser eller ekologiska funktion är inte tillåtet enligt artskyddsförordningen.</w:t>
+        <w:t>Spillkråka – ekologi samt krav på livsmiljön</w:t>
+      </w:r>
+    </w:p>
+    <w:p>
+      <w:r>
+        <w:t xml:space="preserve">Spillkråka (§4) ingår i bilaga 1 EU:s fågeldirektiv och är typisk art för </w:t>
       </w:r>
       <w:r>
         <w:rPr>
           <w:i/>
         </w:rPr>
-        <w:t xml:space="preserve"> EU:s medlemsländer och skogsbolag är skyldiga att agera i enlighet med EU:s fågeldirektiv där det uttryckligen står att direktivet gäller för fåglar samt för deras ägg, bon och </w:t>
-      </w:r>
-      <w:r>
-        <w:rPr>
-          <w:b/>
-          <w:i/>
-        </w:rPr>
-        <w:t xml:space="preserve">livsmiljöer </w:t>
-      </w:r>
-      <w:r>
-        <w:t>(artikel 1). Vidare att de åtgärder som vidtas inte får leda till en försämring av den nuvarande situationen beträffande bevarandet av de fågelarter som avses i artikel 1 (artikel 13).</w:t>
-      </w:r>
-    </w:p>
-    <w:p>
-      <w:r>
-        <w:rPr>
-          <w:b/>
-        </w:rPr>
-        <w:t xml:space="preserve">6.4 </w:t>
-      </w:r>
-      <w:r>
-        <w:t>Certifikatsinnehavaren ska skydda sällsynta arter och hotade arter samt deras livsmiljöer inom skogsbruksenheten. Det ska ske genom avsättningar, andra skyddade områden och genom att skapa konnektivitet och/eller genom andra direkta åtgärder som gynnar dessa arters överlevnad och livskraft. Åtgärderna ska stå i förhållande till brukandets skala, intensitet och risk, samt till sällsynta och hotade arters bevarandestatus och ekologiska krav. Certifikatsinnehavaren ska beakta den geografiska spridningen och ekologiska krav hos sällsynta och hotade arter utanför skogsbruksenhetens gränser när beslut om åtgärder inom skogsbruksenheten ska fattas.</w:t>
-      </w:r>
-    </w:p>
-    <w:p>
-      <w:r>
-        <w:rPr>
-          <w:b/>
-        </w:rPr>
-        <w:t xml:space="preserve">6.4.3 </w:t>
-      </w:r>
-      <w:r>
-        <w:t>Bevarandeåtgärder genomförs för de kända förekomster av rödlistade arter som påverkas av skogsbruk.</w:t>
-      </w:r>
-    </w:p>
-    <w:p>
-      <w:pPr>
-        <w:pStyle w:val="ListBullet"/>
-      </w:pPr>
-      <w:r>
-        <w:rPr>
-          <w:b/>
-          <w:i/>
-        </w:rPr>
-        <w:t xml:space="preserve">Kommentar: </w:t>
+        <w:t xml:space="preserve">9010 Taiga </w:t>
+      </w:r>
+      <w:r>
+        <w:t>och</w:t>
       </w:r>
       <w:r>
         <w:rPr>
           <w:i/>
         </w:rPr>
-        <w:t>I det avverkningsanmälda skogsområdet har 17 naturvårdsarter varav 9 rödlistade arter sina livsmiljöer och växtplatser.</w:t>
+        <w:t xml:space="preserve"> 9740 Skogsbevuxen myr</w:t>
+      </w:r>
+      <w:r>
+        <w:t>. Den lever i både barr- och blandskog liksom i ren lövskog. De tätaste populationerna tenderar att finnas i äldre, variationsrik blandskog med gott om död ved och gamla träd. Varje par utnyttjar 400–1000 hektar skog beroende på skogens kvalitet. Skogsbruk med korta omloppstider och täta, homogena ungskogar utgör det största hotet (SLU Artdatabanken, 2026).</w:t>
+      </w:r>
+    </w:p>
+    <w:p>
+      <w:r>
+        <w:t>Spillkråka är en nyckelart i skogliga miljöer vars övergivna bohål utnyttjas av flera andra hålhäckande fågelarter och fladdermöss, däribland pärluggla (EN, §4), knipa (§4), salskrake (§4) och skogsduva (§4). Hökuggla (VU, §4) och slaguggla (§4) häckar ofta i högstubbar som brutits av i höjd med ett gammalt spillkråkebo (Skogsstyrelsen, 2016).</w:t>
       </w:r>
     </w:p>
     <w:p>
@@ -775,239 +1085,6 @@
         <w:pStyle w:val="Heading2"/>
       </w:pPr>
       <w:r>
-        <w:t>Ur Chain of Custody Certification (FSC-STD-40-004 ver 3.0)</w:t>
-      </w:r>
-    </w:p>
-    <w:p>
-      <w:r>
-        <w:rPr>
-          <w:b/>
-        </w:rPr>
-        <w:t xml:space="preserve">1.3 </w:t>
-      </w:r>
-      <w:r>
-        <w:t xml:space="preserve">The organization shall commit to the FSC values as defined in FSC-POL-01-004 Policy for the Association of Organizations with FSC. </w:t>
-      </w:r>
-    </w:p>
-    <w:p>
-      <w:pPr>
-        <w:pStyle w:val="Heading2"/>
-      </w:pPr>
-      <w:r>
-        <w:t>Ur FSC:s policy för associerade organisationer (FSC-POL-01-004)</w:t>
-      </w:r>
-    </w:p>
-    <w:p>
-      <w:r>
-        <w:t xml:space="preserve">Som “Chain of Custody”-certifierad organisation är skogsbolaget bunden av de fastställda reglerna i Del 1 Punkt 1 c) i Policy för organisationer associerade med FSC (FSC-POL-01-004 V2-0 EN + SVE version 2012-03-02): </w:t>
-      </w:r>
-    </w:p>
-    <w:p>
-      <w:pPr>
-        <w:pStyle w:val="ListNumber"/>
-      </w:pPr>
-      <w:r>
-        <w:t>De organisationer FSC kan acceptera association med får inte direkt eller indirekt ha några kopplingar till nedanstående, oacceptabla aktiviteter:</w:t>
-      </w:r>
-    </w:p>
-    <w:p>
-      <w:pPr>
-        <w:ind w:left="357"/>
-      </w:pPr>
-      <w:r>
-        <w:t>a) Olaglig skogsavverkning och handel med olagligt avverkat virke eller skogsprodukter</w:t>
-      </w:r>
-    </w:p>
-    <w:p>
-      <w:pPr>
-        <w:ind w:left="357"/>
-      </w:pPr>
-      <w:r>
-        <w:t>...</w:t>
-      </w:r>
-    </w:p>
-    <w:p>
-      <w:pPr>
-        <w:ind w:left="357"/>
-      </w:pPr>
-      <w:r>
-        <w:t>c) Skogsbruk som förstör höga naturvärden</w:t>
-      </w:r>
-    </w:p>
-    <w:p>
-      <w:pPr>
-        <w:ind w:left="357"/>
-      </w:pPr>
-      <w:r>
-        <w:t>d) Betydande omvandling av skog till plantager eller annan, icke skoglig, markanvändning</w:t>
-      </w:r>
-    </w:p>
-    <w:p>
-      <w:pPr>
-        <w:pStyle w:val="ListBullet"/>
-      </w:pPr>
-      <w:r>
-        <w:rPr>
-          <w:b/>
-          <w:i/>
-        </w:rPr>
-        <w:t xml:space="preserve">Kommentar: </w:t>
-      </w:r>
-      <w:r>
-        <w:rPr>
-          <w:i/>
-        </w:rPr>
-        <w:t>Avverkning av skog med höga naturvärden samt skada på fridlysta arter strider både mot FSC Controlled Wood-standarden och FSC:s policy for associerade organisationer.</w:t>
-      </w:r>
-    </w:p>
-    <w:p>
-      <w:pPr>
-        <w:pStyle w:val="Heading2"/>
-      </w:pPr>
-      <w:r>
-        <w:t>Ur FSC Controlled Wood (FSC-STD-40-005)</w:t>
-      </w:r>
-    </w:p>
-    <w:p>
-      <w:r>
-        <w:t>Virke som inte accepteras i FSC-märkta produkter (oacceptabelt ursprung) enligt FSC Controlled Wood (FSC-STD-40-005):</w:t>
-      </w:r>
-    </w:p>
-    <w:p>
-      <w:pPr>
-        <w:pStyle w:val="ListNumber"/>
-      </w:pPr>
-      <w:r>
-        <w:t>Illegalt avverkat virke.</w:t>
-      </w:r>
-    </w:p>
-    <w:p>
-      <w:pPr>
-        <w:pStyle w:val="ListNumber"/>
-      </w:pPr>
-      <w:r>
-        <w:t>...</w:t>
-      </w:r>
-    </w:p>
-    <w:p>
-      <w:pPr>
-        <w:pStyle w:val="ListNumber"/>
-      </w:pPr>
-      <w:r>
-        <w:t>Virke från avverkningar som hotar höga naturvärden.</w:t>
-      </w:r>
-    </w:p>
-    <w:p>
-      <w:pPr>
-        <w:pStyle w:val="ListNumber"/>
-      </w:pPr>
-      <w:r>
-        <w:t>Virke från skog som konverteras till plantager eller icke-skogligt bruk.</w:t>
-      </w:r>
-    </w:p>
-    <w:p>
-      <w:pPr>
-        <w:pStyle w:val="ListBullet"/>
-      </w:pPr>
-      <w:r>
-        <w:rPr>
-          <w:b/>
-          <w:i/>
-        </w:rPr>
-        <w:t xml:space="preserve">Kommentar: </w:t>
-      </w:r>
-      <w:r>
-        <w:rPr>
-          <w:i/>
-        </w:rPr>
-        <w:t>Avverkning av skog med höga naturvärden samt skada på fridlysta arter strider både mot FSC Controlled Wood-standarden och FSC:s policy for associerade organisationer.</w:t>
-      </w:r>
-    </w:p>
-    <w:p>
-      <w:pPr>
-        <w:pStyle w:val="Heading1"/>
-      </w:pPr>
-      <w:r>
-        <w:t>Ur PEFC-standarden gällande lagefterlevnad</w:t>
-      </w:r>
-    </w:p>
-    <w:p>
-      <w:r>
-        <w:t>PEFC-standarden förutsätter att tillämplig svensk lagstiftning följs. Det är utsedd tillsynsmyndighet som ansvarar för tillsyn av lagens efterlevnad. PEFC-standarden återger innehållet i vissa certifieringskritiska lag- och föreskriftskrav vilka ska ingå i granskning av PEFC-systemets efterlevnad.</w:t>
-      </w:r>
-    </w:p>
-    <w:p>
-      <w:pPr>
-        <w:pStyle w:val="ListBullet"/>
-      </w:pPr>
-      <w:r>
-        <w:rPr>
-          <w:b/>
-          <w:i/>
-        </w:rPr>
-        <w:t xml:space="preserve">Kommentar: </w:t>
-      </w:r>
-      <w:r>
-        <w:rPr>
-          <w:i/>
-        </w:rPr>
-        <w:t>I den avverkningsanmälda skogen har fridlysta arter sina livsmiljöer och växtplatser. Att skada de fridlysta arternas livsmiljöer, växtplatser eller ekologiska funktion är inte tillåtet enligt artskyddsförordningen</w:t>
-      </w:r>
-    </w:p>
-    <w:p>
-      <w:r>
-        <w:br w:type="page"/>
-      </w:r>
-    </w:p>
-    <w:p>
-      <w:pPr>
-        <w:pStyle w:val="Title"/>
-      </w:pPr>
-      <w:r>
-        <w:t>BILAGA 1 – Fridlysta arter</w:t>
-      </w:r>
-    </w:p>
-    <w:p>
-      <w:pPr>
-        <w:pStyle w:val="Heading1"/>
-      </w:pPr>
-      <w:r>
-        <w:t>Spillkråka – ekologi samt krav på livsmiljön</w:t>
-      </w:r>
-    </w:p>
-    <w:p>
-      <w:r>
-        <w:t xml:space="preserve">Spillkråka (§4) ingår i bilaga 1 EU:s fågeldirektiv och är typisk art för </w:t>
-      </w:r>
-      <w:r>
-        <w:rPr>
-          <w:i/>
-        </w:rPr>
-        <w:t xml:space="preserve">9010 Taiga </w:t>
-      </w:r>
-      <w:r>
-        <w:t>och</w:t>
-      </w:r>
-      <w:r>
-        <w:rPr>
-          <w:i/>
-        </w:rPr>
-        <w:t xml:space="preserve"> 9740 Skogsbevuxen myr</w:t>
-      </w:r>
-      <w:r>
-        <w:t>. Den lever i både barr- och blandskog liksom i ren lövskog. De tätaste populationerna tenderar att finnas i äldre, variationsrik blandskog med gott om död ved och gamla träd. Varje par utnyttjar 400–1000 hektar skog beroende på skogens kvalitet. Skogsbruk med korta omloppstider och täta, homogena ungskogar utgör det största hotet (SLU Artdatabanken, 2026).</w:t>
-      </w:r>
-    </w:p>
-    <w:p>
-      <w:r>
-        <w:t>Spillkråka är en nyckelart i skogliga miljöer vars övergivna bohål utnyttjas av flera andra hålhäckande fågelarter och fladdermöss, däribland pärluggla (EN, §4), knipa (§4), salskrake (§4) och skogsduva (§4). Hökuggla (VU, §4) och slaguggla (§4) häckar ofta i högstubbar som brutits av i höjd med ett gammalt spillkråkebo (Skogsstyrelsen, 2016).</w:t>
-      </w:r>
-    </w:p>
-    <w:p>
-      <w:pPr>
-        <w:pStyle w:val="Heading2"/>
-      </w:pPr>
-      <w:r>
         <w:t>Referenser – spillkråka</w:t>
       </w:r>
     </w:p>
@@ -1037,126 +1114,6 @@
       </w:r>
       <w:r>
         <w:t>SLU Artdatabanken, Uppsala.</w:t>
-      </w:r>
-    </w:p>
-    <w:p>
-      <w:pPr>
-        <w:pStyle w:val="Heading1"/>
-      </w:pPr>
-      <w:r>
-        <w:t>Talltita – ekologi samt krav på livsmiljön</w:t>
-      </w:r>
-    </w:p>
-    <w:p>
-      <w:r>
-        <w:t>Talltita är rödlistad som NT, fridlyst och prioriterad art i Skogsvårdslagen. Den omfattas av EU:s fågeldirektiv. Arten har minskat kraftigt de senaste 30 åren och minskningstakten innevarande 10-årsperiod beräknas till 20 (10–30) % (SLU Artdatabanken, 2022).</w:t>
-      </w:r>
-    </w:p>
-    <w:p>
-      <w:r>
-        <w:t>Talltita föredrar större sammanhängande barrskogar, och finns såväl i tallskog som granskog och i lövblandad barrskog. Skogens struktur är viktig och ska helst vara flerskiktad med riklig underväxt av mindre granar, björk och andra lövträd och buskar. Tillgång på murknande högstubbar är särskilt viktig, eftersom talltitan helst själv hackar ut sitt bohål (SLU Artdatabanken, 2022).</w:t>
-      </w:r>
-    </w:p>
-    <w:p>
-      <w:r>
-        <w:t>Det finns flera studier som visar att talltita är känslig för gallring och inte överlever när dess livsmiljö kalavverkas (Eggers and Low, 2014; Griesser et al., 2007; Klein, 2020). Talltitans revir är förhållandevis stora, 10–20 hektar och arten missgynnas när skogen fragmenteras. Kalavverkning av större delar av reviret innebär att det överges (Artdatabanken, 2021).</w:t>
-      </w:r>
-    </w:p>
-    <w:p>
-      <w:r>
-        <w:t>Talltitan är synnerligen trogen sitt revir så länge paret lever och biotopen förblir intakt. Paret stannar i sitt revir året om. En förlust av ett revir har därför en stor inverkan på den lokala populationen och trakthyggesbruket anses vara orsak till den svenska populationens kraftiga minskning. Talltiteparets revirtrohet innebär att närhelst under året man observerar en adult talltita så ingår denna plats i reviret (Siffczyk et al., 2003; Ekman, 1979).</w:t>
-      </w:r>
-    </w:p>
-    <w:p>
-      <w:pPr>
-        <w:pStyle w:val="Heading2"/>
-      </w:pPr>
-      <w:r>
-        <w:t>Referenser – talltita</w:t>
-      </w:r>
-    </w:p>
-    <w:p>
-      <w:r>
-        <w:t xml:space="preserve">Eggers, S., Low, M., 2014. </w:t>
-      </w:r>
-      <w:r>
-        <w:rPr>
-          <w:i/>
-        </w:rPr>
-        <w:t xml:space="preserve">Differential demographic responses of sympatric Parids to vegetation management in boreal forest. </w:t>
-      </w:r>
-      <w:r>
-        <w:t>For. Ecol. Manage. 319, 169–175.</w:t>
-      </w:r>
-    </w:p>
-    <w:p>
-      <w:r>
-        <w:t xml:space="preserve">Ekman, J., 1979. </w:t>
-      </w:r>
-      <w:r>
-        <w:rPr>
-          <w:i/>
-        </w:rPr>
-        <w:t xml:space="preserve">Coherence, composition and territories of winter social groups of the Willow Tit Parus montanus and the Crested Tit P. cristatus. </w:t>
-      </w:r>
-      <w:r>
-        <w:t>Ornis Scandinavica, 10, pp 56–68</w:t>
-      </w:r>
-    </w:p>
-    <w:p>
-      <w:r>
-        <w:t xml:space="preserve">Griesser, M., Nystrand, M., Eggers, S., Ekman, J., 2007. </w:t>
-      </w:r>
-      <w:r>
-        <w:rPr>
-          <w:i/>
-        </w:rPr>
-        <w:t xml:space="preserve">Impact of forestry practices on fitness correlates and population productivity in an open-nesting bird species. </w:t>
-      </w:r>
-      <w:r>
-        <w:t>Conserv. Biol. 21, 767–774. https://doi.org/10.1111/j.1523- 1739.2007.00675.x</w:t>
-      </w:r>
-    </w:p>
-    <w:p>
-      <w:r>
-        <w:t xml:space="preserve">Klein, J., 2020. </w:t>
-      </w:r>
-      <w:r>
-        <w:rPr>
-          <w:i/>
-        </w:rPr>
-        <w:t xml:space="preserve">The forgotten forest – On thinning, retention, and biodiversity in the boreal forest. </w:t>
-      </w:r>
-      <w:r>
-        <w:t>Doctoral Thesis No. 2020:50</w:t>
-      </w:r>
-    </w:p>
-    <w:p>
-      <w:r>
-        <w:t xml:space="preserve">Siffczyk, C., Brotons, L., Kangas, K., Orell, M., 2003. </w:t>
-      </w:r>
-      <w:r>
-        <w:rPr>
-          <w:i/>
-        </w:rPr>
-        <w:t xml:space="preserve">Home range size of willow tits. </w:t>
-      </w:r>
-      <w:r>
-        <w:t>Oecologica, 136, 635–642 (2003)</w:t>
-      </w:r>
-    </w:p>
-    <w:p>
-      <w:r>
-        <w:t xml:space="preserve">SLU Artdatabanken, 2021. </w:t>
-      </w:r>
-      <w:r>
-        <w:rPr>
-          <w:i/>
-        </w:rPr>
-        <w:t xml:space="preserve">Artfaktablad. Naturvård – artfakta. </w:t>
-      </w:r>
-      <w:r>
-        <w:t>SLU Artdatabanken, Uppsala</w:t>
       </w:r>
     </w:p>
     <w:sectPr>
@@ -1287,7 +1244,7 @@
     <w:r>
       <w:tab/>
       <w:tab/>
-      <w:t>2026-06-20</w:t>
+      <w:t>2026-06-21</w:t>
       <w:br/>
       <w:br/>
     </w:r>

--- a/klagomål/A 22547-2026 FSC-klagomål.docx
+++ b/klagomål/A 22547-2026 FSC-klagomål.docx
@@ -1244,7 +1244,7 @@
     <w:r>
       <w:tab/>
       <w:tab/>
-      <w:t>2026-06-21</w:t>
+      <w:t>2026-06-22</w:t>
       <w:br/>
       <w:br/>
     </w:r>

--- a/klagomål/A 22547-2026 FSC-klagomål.docx
+++ b/klagomål/A 22547-2026 FSC-klagomål.docx
@@ -1244,7 +1244,7 @@
     <w:r>
       <w:tab/>
       <w:tab/>
-      <w:t>2026-06-22</w:t>
+      <w:t>2026-06-23</w:t>
       <w:br/>
       <w:br/>
     </w:r>

--- a/klagomål/A 22547-2026 FSC-klagomål.docx
+++ b/klagomål/A 22547-2026 FSC-klagomål.docx
@@ -1244,7 +1244,7 @@
     <w:r>
       <w:tab/>
       <w:tab/>
-      <w:t>2026-06-23</w:t>
+      <w:t>2026-06-24</w:t>
       <w:br/>
       <w:br/>
     </w:r>

--- a/klagomål/A 22547-2026 FSC-klagomål.docx
+++ b/klagomål/A 22547-2026 FSC-klagomål.docx
@@ -1244,7 +1244,7 @@
     <w:r>
       <w:tab/>
       <w:tab/>
-      <w:t>2026-06-24</w:t>
+      <w:t>2026-06-25</w:t>
       <w:br/>
       <w:br/>
     </w:r>

--- a/klagomål/A 22547-2026 FSC-klagomål.docx
+++ b/klagomål/A 22547-2026 FSC-klagomål.docx
@@ -1244,7 +1244,7 @@
     <w:r>
       <w:tab/>
       <w:tab/>
-      <w:t>2026-06-25</w:t>
+      <w:t>2026-06-26</w:t>
       <w:br/>
       <w:br/>
     </w:r>

--- a/klagomål/A 22547-2026 FSC-klagomål.docx
+++ b/klagomål/A 22547-2026 FSC-klagomål.docx
@@ -1244,7 +1244,7 @@
     <w:r>
       <w:tab/>
       <w:tab/>
-      <w:t>2026-06-26</w:t>
+      <w:t>2026-06-27</w:t>
       <w:br/>
       <w:br/>
     </w:r>

--- a/klagomål/A 22547-2026 FSC-klagomål.docx
+++ b/klagomål/A 22547-2026 FSC-klagomål.docx
@@ -1244,7 +1244,7 @@
     <w:r>
       <w:tab/>
       <w:tab/>
-      <w:t>2026-06-27</w:t>
+      <w:t>2026-06-28</w:t>
       <w:br/>
       <w:br/>
     </w:r>

--- a/klagomål/A 22547-2026 FSC-klagomål.docx
+++ b/klagomål/A 22547-2026 FSC-klagomål.docx
@@ -1244,7 +1244,7 @@
     <w:r>
       <w:tab/>
       <w:tab/>
-      <w:t>2026-06-28</w:t>
+      <w:t>2026-06-29</w:t>
       <w:br/>
       <w:br/>
     </w:r>

--- a/klagomål/A 22547-2026 FSC-klagomål.docx
+++ b/klagomål/A 22547-2026 FSC-klagomål.docx
@@ -1244,7 +1244,7 @@
     <w:r>
       <w:tab/>
       <w:tab/>
-      <w:t>2026-06-29</w:t>
+      <w:t>2026-06-30</w:t>
       <w:br/>
       <w:br/>
     </w:r>

--- a/klagomål/A 22547-2026 FSC-klagomål.docx
+++ b/klagomål/A 22547-2026 FSC-klagomål.docx
@@ -1244,7 +1244,7 @@
     <w:r>
       <w:tab/>
       <w:tab/>
-      <w:t>2026-06-30</w:t>
+      <w:t>2026-07-01</w:t>
       <w:br/>
       <w:br/>
     </w:r>

--- a/klagomål/A 22547-2026 FSC-klagomål.docx
+++ b/klagomål/A 22547-2026 FSC-klagomål.docx
@@ -1244,7 +1244,7 @@
     <w:r>
       <w:tab/>
       <w:tab/>
-      <w:t>2026-07-01</w:t>
+      <w:t>2026-07-02</w:t>
       <w:br/>
       <w:br/>
     </w:r>

--- a/klagomål/A 22547-2026 FSC-klagomål.docx
+++ b/klagomål/A 22547-2026 FSC-klagomål.docx
@@ -1244,7 +1244,7 @@
     <w:r>
       <w:tab/>
       <w:tab/>
-      <w:t>2026-07-13</w:t>
+      <w:t>2026-07-14</w:t>
       <w:br/>
       <w:br/>
     </w:r>

--- a/klagomål/A 22547-2026 FSC-klagomål.docx
+++ b/klagomål/A 22547-2026 FSC-klagomål.docx
@@ -1244,7 +1244,7 @@
     <w:r>
       <w:tab/>
       <w:tab/>
-      <w:t>2026-07-14</w:t>
+      <w:t>2026-07-15</w:t>
       <w:br/>
       <w:br/>
     </w:r>

--- a/klagomål/A 22547-2026 FSC-klagomål.docx
+++ b/klagomål/A 22547-2026 FSC-klagomål.docx
@@ -1244,7 +1244,7 @@
     <w:r>
       <w:tab/>
       <w:tab/>
-      <w:t>2026-07-15</w:t>
+      <w:t>2026-07-16</w:t>
       <w:br/>
       <w:br/>
     </w:r>

--- a/klagomål/A 22547-2026 FSC-klagomål.docx
+++ b/klagomål/A 22547-2026 FSC-klagomål.docx
@@ -1244,7 +1244,7 @@
     <w:r>
       <w:tab/>
       <w:tab/>
-      <w:t>2026-07-16</w:t>
+      <w:t>2026-07-17</w:t>
       <w:br/>
       <w:br/>
     </w:r>

--- a/klagomål/A 22547-2026 FSC-klagomål.docx
+++ b/klagomål/A 22547-2026 FSC-klagomål.docx
@@ -1244,7 +1244,7 @@
     <w:r>
       <w:tab/>
       <w:tab/>
-      <w:t>2026-07-17</w:t>
+      <w:t>2026-07-18</w:t>
       <w:br/>
       <w:br/>
     </w:r>

--- a/klagomål/A 22547-2026 FSC-klagomål.docx
+++ b/klagomål/A 22547-2026 FSC-klagomål.docx
@@ -1244,7 +1244,7 @@
     <w:r>
       <w:tab/>
       <w:tab/>
-      <w:t>2026-07-18</w:t>
+      <w:t>2026-07-19</w:t>
       <w:br/>
       <w:br/>
     </w:r>

--- a/klagomål/A 22547-2026 FSC-klagomål.docx
+++ b/klagomål/A 22547-2026 FSC-klagomål.docx
@@ -1244,7 +1244,7 @@
     <w:r>
       <w:tab/>
       <w:tab/>
-      <w:t>2026-07-19</w:t>
+      <w:t>2026-07-20</w:t>
       <w:br/>
       <w:br/>
     </w:r>

--- a/klagomål/A 22547-2026 FSC-klagomål.docx
+++ b/klagomål/A 22547-2026 FSC-klagomål.docx
@@ -1244,7 +1244,7 @@
     <w:r>
       <w:tab/>
       <w:tab/>
-      <w:t>2026-07-20</w:t>
+      <w:t>2026-07-21</w:t>
       <w:br/>
       <w:br/>
     </w:r>

--- a/klagomål/A 22547-2026 FSC-klagomål.docx
+++ b/klagomål/A 22547-2026 FSC-klagomål.docx
@@ -1244,7 +1244,7 @@
     <w:r>
       <w:tab/>
       <w:tab/>
-      <w:t>2026-07-21</w:t>
+      <w:t>2026-07-22</w:t>
       <w:br/>
       <w:br/>
     </w:r>

--- a/klagomål/A 22547-2026 FSC-klagomål.docx
+++ b/klagomål/A 22547-2026 FSC-klagomål.docx
@@ -1244,7 +1244,7 @@
     <w:r>
       <w:tab/>
       <w:tab/>
-      <w:t>2026-07-22</w:t>
+      <w:t>2026-07-23</w:t>
       <w:br/>
       <w:br/>
     </w:r>

--- a/klagomål/A 22547-2026 FSC-klagomål.docx
+++ b/klagomål/A 22547-2026 FSC-klagomål.docx
@@ -1244,7 +1244,7 @@
     <w:r>
       <w:tab/>
       <w:tab/>
-      <w:t>2026-07-23</w:t>
+      <w:t>2026-07-24</w:t>
       <w:br/>
       <w:br/>
     </w:r>

--- a/klagomål/A 22547-2026 FSC-klagomål.docx
+++ b/klagomål/A 22547-2026 FSC-klagomål.docx
@@ -216,7 +216,7 @@
         <w:spacing w:after="240"/>
       </w:pPr>
       <w:r>
-        <w:t>Figur 1. Fyndplatser för naturvårdsarter i och inom 19 meter från avverkningsanmälan. Markörer utan svart kant är placerade på fyndplatsen. Markörer med svart kant är placerade vid sidan av fyndplatsen har ett svart streck som visar fyndplatsens exakta position. Kartans mittpunktskoordinat är N 6668855, E 636272 i SWEREF 99 TM.</w:t>
+        <w:t>Figur 1. Fyndplatser för naturvårdsarter i och inom 19 meter från avverkningsanmälan. Markörer utan svart kant är placerade på fyndplatsen. Markörer med svart kant är placerade vid sidan av fyndplatsen och har ett svart streck som visar fyndplatsens exakta position. Kartans mittpunktskoordinat är N 6668855, E 636272 i SWEREF 99 TM.</w:t>
       </w:r>
     </w:p>
     <w:p>
@@ -1244,7 +1244,7 @@
     <w:r>
       <w:tab/>
       <w:tab/>
-      <w:t>2026-08-14</w:t>
+      <w:t>2026-08-15</w:t>
       <w:br/>
       <w:br/>
     </w:r>

--- a/klagomål/A 22547-2026 FSC-klagomål.docx
+++ b/klagomål/A 22547-2026 FSC-klagomål.docx
@@ -1244,7 +1244,7 @@
     <w:r>
       <w:tab/>
       <w:tab/>
-      <w:t>2026-08-15</w:t>
+      <w:t>2026-08-16</w:t>
       <w:br/>
       <w:br/>
     </w:r>

--- a/klagomål/A 22547-2026 FSC-klagomål.docx
+++ b/klagomål/A 22547-2026 FSC-klagomål.docx
@@ -1244,7 +1244,7 @@
     <w:r>
       <w:tab/>
       <w:tab/>
-      <w:t>2026-08-16</w:t>
+      <w:t>2026-08-17</w:t>
       <w:br/>
       <w:br/>
     </w:r>

--- a/klagomål/A 22547-2026 FSC-klagomål.docx
+++ b/klagomål/A 22547-2026 FSC-klagomål.docx
@@ -1244,7 +1244,7 @@
     <w:r>
       <w:tab/>
       <w:tab/>
-      <w:t>2026-08-17</w:t>
+      <w:t>2026-08-18</w:t>
       <w:br/>
       <w:br/>
     </w:r>

--- a/klagomål/A 22547-2026 FSC-klagomål.docx
+++ b/klagomål/A 22547-2026 FSC-klagomål.docx
@@ -1244,7 +1244,7 @@
     <w:r>
       <w:tab/>
       <w:tab/>
-      <w:t>2026-08-18</w:t>
+      <w:t>2026-08-19</w:t>
       <w:br/>
       <w:br/>
     </w:r>

--- a/klagomål/A 22547-2026 FSC-klagomål.docx
+++ b/klagomål/A 22547-2026 FSC-klagomål.docx
@@ -1244,7 +1244,7 @@
     <w:r>
       <w:tab/>
       <w:tab/>
-      <w:t>2026-08-19</w:t>
+      <w:t>2026-08-20</w:t>
       <w:br/>
       <w:br/>
     </w:r>

--- a/klagomål/A 22547-2026 FSC-klagomål.docx
+++ b/klagomål/A 22547-2026 FSC-klagomål.docx
@@ -1244,7 +1244,7 @@
     <w:r>
       <w:tab/>
       <w:tab/>
-      <w:t>2026-08-20</w:t>
+      <w:t>2026-08-21</w:t>
       <w:br/>
       <w:br/>
     </w:r>

--- a/klagomål/A 22547-2026 FSC-klagomål.docx
+++ b/klagomål/A 22547-2026 FSC-klagomål.docx
@@ -1244,7 +1244,7 @@
     <w:r>
       <w:tab/>
       <w:tab/>
-      <w:t>2026-08-21</w:t>
+      <w:t>2026-08-22</w:t>
       <w:br/>
       <w:br/>
     </w:r>

--- a/klagomål/A 22547-2026 FSC-klagomål.docx
+++ b/klagomål/A 22547-2026 FSC-klagomål.docx
@@ -1244,7 +1244,7 @@
     <w:r>
       <w:tab/>
       <w:tab/>
-      <w:t>2026-08-22</w:t>
+      <w:t>2026-08-23</w:t>
       <w:br/>
       <w:br/>
     </w:r>

--- a/klagomål/A 22547-2026 FSC-klagomål.docx
+++ b/klagomål/A 22547-2026 FSC-klagomål.docx
@@ -1244,7 +1244,7 @@
     <w:r>
       <w:tab/>
       <w:tab/>
-      <w:t>2026-08-23</w:t>
+      <w:t>2026-08-24</w:t>
       <w:br/>
       <w:br/>
     </w:r>

--- a/klagomål/A 22547-2026 FSC-klagomål.docx
+++ b/klagomål/A 22547-2026 FSC-klagomål.docx
@@ -1244,7 +1244,7 @@
     <w:r>
       <w:tab/>
       <w:tab/>
-      <w:t>2026-08-24</w:t>
+      <w:t>2026-08-25</w:t>
       <w:br/>
       <w:br/>
     </w:r>

--- a/klagomål/A 22547-2026 FSC-klagomål.docx
+++ b/klagomål/A 22547-2026 FSC-klagomål.docx
@@ -1244,7 +1244,7 @@
     <w:r>
       <w:tab/>
       <w:tab/>
-      <w:t>2026-08-25</w:t>
+      <w:t>2026-08-26</w:t>
       <w:br/>
       <w:br/>
     </w:r>

--- a/klagomål/A 22547-2026 FSC-klagomål.docx
+++ b/klagomål/A 22547-2026 FSC-klagomål.docx
@@ -1244,7 +1244,7 @@
     <w:r>
       <w:tab/>
       <w:tab/>
-      <w:t>2026-08-26</w:t>
+      <w:t>2026-08-27</w:t>
       <w:br/>
       <w:br/>
     </w:r>

--- a/klagomål/A 22547-2026 FSC-klagomål.docx
+++ b/klagomål/A 22547-2026 FSC-klagomål.docx
@@ -1244,7 +1244,7 @@
     <w:r>
       <w:tab/>
       <w:tab/>
-      <w:t>2026-08-27</w:t>
+      <w:t>2026-08-28</w:t>
       <w:br/>
       <w:br/>
     </w:r>

--- a/klagomål/A 22547-2026 FSC-klagomål.docx
+++ b/klagomål/A 22547-2026 FSC-klagomål.docx
@@ -1244,7 +1244,7 @@
     <w:r>
       <w:tab/>
       <w:tab/>
-      <w:t>2026-08-28</w:t>
+      <w:t>2026-08-29</w:t>
       <w:br/>
       <w:br/>
     </w:r>

--- a/klagomål/A 22547-2026 FSC-klagomål.docx
+++ b/klagomål/A 22547-2026 FSC-klagomål.docx
@@ -1244,7 +1244,7 @@
     <w:r>
       <w:tab/>
       <w:tab/>
-      <w:t>2026-08-29</w:t>
+      <w:t>2026-08-31</w:t>
       <w:br/>
       <w:br/>
     </w:r>

--- a/klagomål/A 22547-2026 FSC-klagomål.docx
+++ b/klagomål/A 22547-2026 FSC-klagomål.docx
@@ -1244,7 +1244,7 @@
     <w:r>
       <w:tab/>
       <w:tab/>
-      <w:t>2026-08-31</w:t>
+      <w:t>2026-09-01</w:t>
       <w:br/>
       <w:br/>
     </w:r>

--- a/klagomål/A 22547-2026 FSC-klagomål.docx
+++ b/klagomål/A 22547-2026 FSC-klagomål.docx
@@ -1244,7 +1244,7 @@
     <w:r>
       <w:tab/>
       <w:tab/>
-      <w:t>2026-09-01</w:t>
+      <w:t>2026-09-02</w:t>
       <w:br/>
       <w:br/>
     </w:r>

--- a/klagomål/A 22547-2026 FSC-klagomål.docx
+++ b/klagomål/A 22547-2026 FSC-klagomål.docx
@@ -1244,7 +1244,7 @@
     <w:r>
       <w:tab/>
       <w:tab/>
-      <w:t>2026-09-02</w:t>
+      <w:t>2026-09-03</w:t>
       <w:br/>
       <w:br/>
     </w:r>

--- a/klagomål/A 22547-2026 FSC-klagomål.docx
+++ b/klagomål/A 22547-2026 FSC-klagomål.docx
@@ -1244,7 +1244,7 @@
     <w:r>
       <w:tab/>
       <w:tab/>
-      <w:t>2026-09-03</w:t>
+      <w:t>2026-09-04</w:t>
       <w:br/>
       <w:br/>
     </w:r>

--- a/klagomål/A 22547-2026 FSC-klagomål.docx
+++ b/klagomål/A 22547-2026 FSC-klagomål.docx
@@ -1244,7 +1244,7 @@
     <w:r>
       <w:tab/>
       <w:tab/>
-      <w:t>2026-09-04</w:t>
+      <w:t>2026-09-05</w:t>
       <w:br/>
       <w:br/>
     </w:r>

--- a/klagomål/A 22547-2026 FSC-klagomål.docx
+++ b/klagomål/A 22547-2026 FSC-klagomål.docx
@@ -1244,7 +1244,7 @@
     <w:r>
       <w:tab/>
       <w:tab/>
-      <w:t>2026-09-05</w:t>
+      <w:t>2026-09-06</w:t>
       <w:br/>
       <w:br/>
     </w:r>

--- a/klagomål/A 22547-2026 FSC-klagomål.docx
+++ b/klagomål/A 22547-2026 FSC-klagomål.docx
@@ -1244,7 +1244,7 @@
     <w:r>
       <w:tab/>
       <w:tab/>
-      <w:t>2026-09-06</w:t>
+      <w:t>2026-09-07</w:t>
       <w:br/>
       <w:br/>
     </w:r>

--- a/klagomål/A 22547-2026 FSC-klagomål.docx
+++ b/klagomål/A 22547-2026 FSC-klagomål.docx
@@ -1244,7 +1244,7 @@
     <w:r>
       <w:tab/>
       <w:tab/>
-      <w:t>2026-09-07</w:t>
+      <w:t>2026-09-08</w:t>
       <w:br/>
       <w:br/>
     </w:r>

--- a/klagomål/A 22547-2026 FSC-klagomål.docx
+++ b/klagomål/A 22547-2026 FSC-klagomål.docx
@@ -1244,7 +1244,7 @@
     <w:r>
       <w:tab/>
       <w:tab/>
-      <w:t>2026-09-08</w:t>
+      <w:t>2026-09-09</w:t>
       <w:br/>
       <w:br/>
     </w:r>

--- a/klagomål/A 22547-2026 FSC-klagomål.docx
+++ b/klagomål/A 22547-2026 FSC-klagomål.docx
@@ -1244,7 +1244,7 @@
     <w:r>
       <w:tab/>
       <w:tab/>
-      <w:t>2026-09-09</w:t>
+      <w:t>2026-09-10</w:t>
       <w:br/>
       <w:br/>
     </w:r>

--- a/klagomål/A 22547-2026 FSC-klagomål.docx
+++ b/klagomål/A 22547-2026 FSC-klagomål.docx
@@ -1244,7 +1244,7 @@
     <w:r>
       <w:tab/>
       <w:tab/>
-      <w:t>2026-09-10</w:t>
+      <w:t>2026-09-11</w:t>
       <w:br/>
       <w:br/>
     </w:r>

--- a/klagomål/A 22547-2026 FSC-klagomål.docx
+++ b/klagomål/A 22547-2026 FSC-klagomål.docx
@@ -1244,7 +1244,7 @@
     <w:r>
       <w:tab/>
       <w:tab/>
-      <w:t>2026-09-11</w:t>
+      <w:t>2026-09-12</w:t>
       <w:br/>
       <w:br/>
     </w:r>
